--- a/MECH151_techDesign/syllabusMECH151.docx
+++ b/MECH151_techDesign/syllabusMECH151.docx
@@ -75,14 +75,14 @@
         </w:tblCellMar>
       </w:tblPr>
       <w:tblGrid>
-        <w:gridCol w:w="2499"/>
-        <w:gridCol w:w="6981"/>
+        <w:gridCol w:w="2498"/>
+        <w:gridCol w:w="6982"/>
       </w:tblGrid>
       <w:tr>
         <w:trPr/>
         <w:tc>
           <w:tcPr>
-            <w:tcW w:w="2499" w:type="dxa"/>
+            <w:tcW w:w="2498" w:type="dxa"/>
             <w:tcBorders/>
           </w:tcPr>
           <w:p>
@@ -101,7 +101,7 @@
         </w:tc>
         <w:tc>
           <w:tcPr>
-            <w:tcW w:w="6981" w:type="dxa"/>
+            <w:tcW w:w="6982" w:type="dxa"/>
             <w:tcBorders/>
             <w:tcMar>
               <w:end w:w="0" w:type="dxa"/>
@@ -126,7 +126,7 @@
         <w:trPr/>
         <w:tc>
           <w:tcPr>
-            <w:tcW w:w="2499" w:type="dxa"/>
+            <w:tcW w:w="2498" w:type="dxa"/>
             <w:tcBorders/>
           </w:tcPr>
           <w:p>
@@ -145,7 +145,7 @@
         </w:tc>
         <w:tc>
           <w:tcPr>
-            <w:tcW w:w="6981" w:type="dxa"/>
+            <w:tcW w:w="6982" w:type="dxa"/>
             <w:tcBorders/>
             <w:tcMar>
               <w:end w:w="0" w:type="dxa"/>
@@ -170,7 +170,7 @@
         <w:trPr/>
         <w:tc>
           <w:tcPr>
-            <w:tcW w:w="2499" w:type="dxa"/>
+            <w:tcW w:w="2498" w:type="dxa"/>
             <w:tcBorders/>
           </w:tcPr>
           <w:p>
@@ -189,7 +189,7 @@
         </w:tc>
         <w:tc>
           <w:tcPr>
-            <w:tcW w:w="6981" w:type="dxa"/>
+            <w:tcW w:w="6982" w:type="dxa"/>
             <w:tcBorders/>
             <w:tcMar>
               <w:end w:w="0" w:type="dxa"/>
@@ -271,14 +271,14 @@
         </w:tblCellMar>
       </w:tblPr>
       <w:tblGrid>
-        <w:gridCol w:w="2499"/>
-        <w:gridCol w:w="6981"/>
+        <w:gridCol w:w="2498"/>
+        <w:gridCol w:w="6982"/>
       </w:tblGrid>
       <w:tr>
         <w:trPr/>
         <w:tc>
           <w:tcPr>
-            <w:tcW w:w="2499" w:type="dxa"/>
+            <w:tcW w:w="2498" w:type="dxa"/>
             <w:tcBorders/>
           </w:tcPr>
           <w:p>
@@ -297,7 +297,7 @@
         </w:tc>
         <w:tc>
           <w:tcPr>
-            <w:tcW w:w="6981" w:type="dxa"/>
+            <w:tcW w:w="6982" w:type="dxa"/>
             <w:tcBorders/>
             <w:tcMar>
               <w:end w:w="0" w:type="dxa"/>
@@ -322,7 +322,7 @@
         <w:trPr/>
         <w:tc>
           <w:tcPr>
-            <w:tcW w:w="2499" w:type="dxa"/>
+            <w:tcW w:w="2498" w:type="dxa"/>
             <w:tcBorders/>
           </w:tcPr>
           <w:p>
@@ -341,7 +341,7 @@
         </w:tc>
         <w:tc>
           <w:tcPr>
-            <w:tcW w:w="6981" w:type="dxa"/>
+            <w:tcW w:w="6982" w:type="dxa"/>
             <w:tcBorders/>
             <w:tcMar>
               <w:end w:w="0" w:type="dxa"/>
@@ -366,7 +366,7 @@
         <w:trPr/>
         <w:tc>
           <w:tcPr>
-            <w:tcW w:w="2499" w:type="dxa"/>
+            <w:tcW w:w="2498" w:type="dxa"/>
             <w:tcBorders/>
           </w:tcPr>
           <w:p>
@@ -385,7 +385,7 @@
         </w:tc>
         <w:tc>
           <w:tcPr>
-            <w:tcW w:w="6981" w:type="dxa"/>
+            <w:tcW w:w="6982" w:type="dxa"/>
             <w:tcBorders/>
             <w:tcMar>
               <w:end w:w="0" w:type="dxa"/>
@@ -410,7 +410,7 @@
         <w:trPr/>
         <w:tc>
           <w:tcPr>
-            <w:tcW w:w="2499" w:type="dxa"/>
+            <w:tcW w:w="2498" w:type="dxa"/>
             <w:tcBorders/>
           </w:tcPr>
           <w:p>
@@ -429,7 +429,7 @@
         </w:tc>
         <w:tc>
           <w:tcPr>
-            <w:tcW w:w="6981" w:type="dxa"/>
+            <w:tcW w:w="6982" w:type="dxa"/>
             <w:tcBorders/>
             <w:tcMar>
               <w:end w:w="0" w:type="dxa"/>
@@ -454,7 +454,7 @@
         <w:trPr/>
         <w:tc>
           <w:tcPr>
-            <w:tcW w:w="2499" w:type="dxa"/>
+            <w:tcW w:w="2498" w:type="dxa"/>
             <w:tcBorders/>
           </w:tcPr>
           <w:p>
@@ -473,7 +473,7 @@
         </w:tc>
         <w:tc>
           <w:tcPr>
-            <w:tcW w:w="6981" w:type="dxa"/>
+            <w:tcW w:w="6982" w:type="dxa"/>
             <w:tcBorders/>
             <w:tcMar>
               <w:end w:w="0" w:type="dxa"/>
@@ -517,7 +517,7 @@
         <w:trPr/>
         <w:tc>
           <w:tcPr>
-            <w:tcW w:w="2499" w:type="dxa"/>
+            <w:tcW w:w="2498" w:type="dxa"/>
             <w:tcBorders/>
           </w:tcPr>
           <w:p>
@@ -536,7 +536,7 @@
         </w:tc>
         <w:tc>
           <w:tcPr>
-            <w:tcW w:w="6981" w:type="dxa"/>
+            <w:tcW w:w="6982" w:type="dxa"/>
             <w:tcBorders/>
             <w:tcMar>
               <w:end w:w="0" w:type="dxa"/>
@@ -561,7 +561,7 @@
         <w:trPr/>
         <w:tc>
           <w:tcPr>
-            <w:tcW w:w="2499" w:type="dxa"/>
+            <w:tcW w:w="2498" w:type="dxa"/>
             <w:tcBorders/>
           </w:tcPr>
           <w:p>
@@ -580,7 +580,7 @@
         </w:tc>
         <w:tc>
           <w:tcPr>
-            <w:tcW w:w="6981" w:type="dxa"/>
+            <w:tcW w:w="6982" w:type="dxa"/>
             <w:tcBorders/>
             <w:tcMar>
               <w:end w:w="0" w:type="dxa"/>
@@ -605,7 +605,7 @@
         <w:trPr/>
         <w:tc>
           <w:tcPr>
-            <w:tcW w:w="2499" w:type="dxa"/>
+            <w:tcW w:w="2498" w:type="dxa"/>
             <w:tcBorders/>
           </w:tcPr>
           <w:p>
@@ -624,7 +624,7 @@
         </w:tc>
         <w:tc>
           <w:tcPr>
-            <w:tcW w:w="6981" w:type="dxa"/>
+            <w:tcW w:w="6982" w:type="dxa"/>
             <w:tcBorders/>
             <w:tcMar>
               <w:end w:w="0" w:type="dxa"/>
@@ -1136,7 +1136,7 @@
         <w:pStyle w:val="ListParagraph"/>
         <w:numPr>
           <w:ilvl w:val="0"/>
-          <w:numId w:val="3"/>
+          <w:numId w:val="4"/>
         </w:numPr>
         <w:spacing w:before="0" w:after="100"/>
         <w:rPr>
@@ -1157,7 +1157,7 @@
         <w:pStyle w:val="ListParagraph"/>
         <w:numPr>
           <w:ilvl w:val="0"/>
-          <w:numId w:val="1"/>
+          <w:numId w:val="2"/>
         </w:numPr>
         <w:spacing w:before="0" w:after="100"/>
         <w:rPr>
@@ -1178,7 +1178,7 @@
         <w:pStyle w:val="ListParagraph"/>
         <w:numPr>
           <w:ilvl w:val="0"/>
-          <w:numId w:val="1"/>
+          <w:numId w:val="2"/>
         </w:numPr>
         <w:spacing w:before="0" w:after="100"/>
         <w:rPr>
@@ -1199,7 +1199,7 @@
         <w:pStyle w:val="ListParagraph"/>
         <w:numPr>
           <w:ilvl w:val="0"/>
-          <w:numId w:val="1"/>
+          <w:numId w:val="2"/>
         </w:numPr>
         <w:spacing w:before="0" w:after="100"/>
         <w:rPr>
@@ -1220,7 +1220,7 @@
         <w:pStyle w:val="ListParagraph"/>
         <w:numPr>
           <w:ilvl w:val="0"/>
-          <w:numId w:val="1"/>
+          <w:numId w:val="2"/>
         </w:numPr>
         <w:spacing w:before="0" w:after="100"/>
         <w:rPr>
@@ -1381,49 +1381,7 @@
           <w:sz w:val="22"/>
           <w:szCs w:val="22"/>
         </w:rPr>
-        <w:t xml:space="preserve">This course combines lecture instruction with hands-on CAD/CAM lab work and machine operation. </w:t>
-      </w:r>
-      <w:r>
-        <w:rPr>
-          <w:sz w:val="22"/>
-          <w:szCs w:val="22"/>
-        </w:rPr>
-        <w:t>L</w:t>
-      </w:r>
-      <w:r>
-        <w:rPr>
-          <w:sz w:val="22"/>
-          <w:szCs w:val="22"/>
-        </w:rPr>
-        <w:t xml:space="preserve">ab activities require that all participants wear proper PPE as designated by the instructor. Failure to have the proper PPE during machine use will result in the participant being asked to leave the </w:t>
-      </w:r>
-      <w:r>
-        <w:rPr>
-          <w:sz w:val="22"/>
-          <w:szCs w:val="22"/>
-        </w:rPr>
-        <w:t>class</w:t>
-      </w:r>
-      <w:r>
-        <w:rPr>
-          <w:sz w:val="22"/>
-          <w:szCs w:val="22"/>
-        </w:rPr>
-        <w:t xml:space="preserve">. Accommodations will be handled on a case-by-case matter and </w:t>
-      </w:r>
-      <w:r>
-        <w:rPr>
-          <w:sz w:val="22"/>
-          <w:szCs w:val="22"/>
-        </w:rPr>
-        <w:t xml:space="preserve">should </w:t>
-      </w:r>
-      <w:r>
-        <w:rPr>
-          <w:sz w:val="22"/>
-          <w:szCs w:val="22"/>
-        </w:rPr>
-        <w:t>be requested from the student to the instructor with as much notice as possible.</w:t>
+        <w:t>This course combines lecture instruction with hands-on CAD/CAM lab work and machine operation. Lab activities require that all participants wear proper PPE as designated by the instructor. Failure to have the proper PPE during machine use will result in the participant being asked to leave the class. Accommodations will be handled on a case-by-case matter and should be requested from the student to the instructor with as much notice as possible.</w:t>
       </w:r>
     </w:p>
     <w:p>
@@ -1469,16 +1427,16 @@
         </w:tblCellMar>
       </w:tblPr>
       <w:tblGrid>
-        <w:gridCol w:w="2899"/>
-        <w:gridCol w:w="2401"/>
-        <w:gridCol w:w="2399"/>
-        <w:gridCol w:w="1781"/>
+        <w:gridCol w:w="2898"/>
+        <w:gridCol w:w="2402"/>
+        <w:gridCol w:w="2398"/>
+        <w:gridCol w:w="1782"/>
       </w:tblGrid>
       <w:tr>
         <w:trPr/>
         <w:tc>
           <w:tcPr>
-            <w:tcW w:w="2899" w:type="dxa"/>
+            <w:tcW w:w="2898" w:type="dxa"/>
             <w:tcBorders>
               <w:top w:val="single" w:sz="4" w:space="0" w:color="000000"/>
             </w:tcBorders>
@@ -1502,7 +1460,7 @@
         </w:tc>
         <w:tc>
           <w:tcPr>
-            <w:tcW w:w="2401" w:type="dxa"/>
+            <w:tcW w:w="2402" w:type="dxa"/>
             <w:tcBorders>
               <w:top w:val="single" w:sz="4" w:space="0" w:color="000000"/>
             </w:tcBorders>
@@ -1526,7 +1484,7 @@
         </w:tc>
         <w:tc>
           <w:tcPr>
-            <w:tcW w:w="2399" w:type="dxa"/>
+            <w:tcW w:w="2398" w:type="dxa"/>
             <w:tcBorders>
               <w:top w:val="single" w:sz="4" w:space="0" w:color="000000"/>
             </w:tcBorders>
@@ -1550,7 +1508,7 @@
         </w:tc>
         <w:tc>
           <w:tcPr>
-            <w:tcW w:w="1781" w:type="dxa"/>
+            <w:tcW w:w="1782" w:type="dxa"/>
             <w:tcBorders>
               <w:top w:val="single" w:sz="4" w:space="0" w:color="000000"/>
             </w:tcBorders>
@@ -1577,7 +1535,7 @@
         <w:trPr/>
         <w:tc>
           <w:tcPr>
-            <w:tcW w:w="2899" w:type="dxa"/>
+            <w:tcW w:w="2898" w:type="dxa"/>
             <w:tcBorders/>
           </w:tcPr>
           <w:p>
@@ -1597,7 +1555,7 @@
         </w:tc>
         <w:tc>
           <w:tcPr>
-            <w:tcW w:w="2401" w:type="dxa"/>
+            <w:tcW w:w="2402" w:type="dxa"/>
             <w:tcBorders/>
           </w:tcPr>
           <w:p>
@@ -1617,7 +1575,7 @@
         </w:tc>
         <w:tc>
           <w:tcPr>
-            <w:tcW w:w="2399" w:type="dxa"/>
+            <w:tcW w:w="2398" w:type="dxa"/>
             <w:tcBorders/>
           </w:tcPr>
           <w:p>
@@ -1637,7 +1595,7 @@
         </w:tc>
         <w:tc>
           <w:tcPr>
-            <w:tcW w:w="1781" w:type="dxa"/>
+            <w:tcW w:w="1782" w:type="dxa"/>
             <w:tcBorders/>
           </w:tcPr>
           <w:p>
@@ -1660,7 +1618,7 @@
         <w:trPr/>
         <w:tc>
           <w:tcPr>
-            <w:tcW w:w="2899" w:type="dxa"/>
+            <w:tcW w:w="2898" w:type="dxa"/>
             <w:tcBorders/>
           </w:tcPr>
           <w:p>
@@ -1674,20 +1632,13 @@
                 <w:sz w:val="22"/>
                 <w:szCs w:val="22"/>
               </w:rPr>
-              <w:t xml:space="preserve">Design </w:t>
-            </w:r>
-            <w:r>
-              <w:rPr>
-                <w:sz w:val="22"/>
-                <w:szCs w:val="22"/>
-              </w:rPr>
-              <w:t>Portfolio</w:t>
-            </w:r>
-          </w:p>
-        </w:tc>
-        <w:tc>
-          <w:tcPr>
-            <w:tcW w:w="2401" w:type="dxa"/>
+              <w:t>Design Portfolio</w:t>
+            </w:r>
+          </w:p>
+        </w:tc>
+        <w:tc>
+          <w:tcPr>
+            <w:tcW w:w="2402" w:type="dxa"/>
             <w:tcBorders/>
           </w:tcPr>
           <w:p>
@@ -1707,7 +1658,7 @@
         </w:tc>
         <w:tc>
           <w:tcPr>
-            <w:tcW w:w="2399" w:type="dxa"/>
+            <w:tcW w:w="2398" w:type="dxa"/>
             <w:tcBorders/>
           </w:tcPr>
           <w:p>
@@ -1727,7 +1678,7 @@
         </w:tc>
         <w:tc>
           <w:tcPr>
-            <w:tcW w:w="1781" w:type="dxa"/>
+            <w:tcW w:w="1782" w:type="dxa"/>
             <w:tcBorders/>
           </w:tcPr>
           <w:p>
@@ -1750,7 +1701,7 @@
         <w:trPr/>
         <w:tc>
           <w:tcPr>
-            <w:tcW w:w="2899" w:type="dxa"/>
+            <w:tcW w:w="2898" w:type="dxa"/>
             <w:tcBorders/>
           </w:tcPr>
           <w:p>
@@ -1770,7 +1721,7 @@
         </w:tc>
         <w:tc>
           <w:tcPr>
-            <w:tcW w:w="2401" w:type="dxa"/>
+            <w:tcW w:w="2402" w:type="dxa"/>
             <w:tcBorders/>
           </w:tcPr>
           <w:p>
@@ -1790,7 +1741,7 @@
         </w:tc>
         <w:tc>
           <w:tcPr>
-            <w:tcW w:w="2399" w:type="dxa"/>
+            <w:tcW w:w="2398" w:type="dxa"/>
             <w:tcBorders/>
           </w:tcPr>
           <w:p>
@@ -1810,7 +1761,7 @@
         </w:tc>
         <w:tc>
           <w:tcPr>
-            <w:tcW w:w="1781" w:type="dxa"/>
+            <w:tcW w:w="1782" w:type="dxa"/>
             <w:tcBorders/>
           </w:tcPr>
           <w:p>
@@ -1833,7 +1784,7 @@
         <w:trPr/>
         <w:tc>
           <w:tcPr>
-            <w:tcW w:w="2899" w:type="dxa"/>
+            <w:tcW w:w="2898" w:type="dxa"/>
             <w:tcBorders/>
           </w:tcPr>
           <w:p>
@@ -1847,13 +1798,20 @@
                 <w:sz w:val="22"/>
                 <w:szCs w:val="22"/>
               </w:rPr>
-              <w:t>Prototype Project</w:t>
-            </w:r>
-          </w:p>
-        </w:tc>
-        <w:tc>
-          <w:tcPr>
-            <w:tcW w:w="2401" w:type="dxa"/>
+              <w:t xml:space="preserve">Prototype </w:t>
+            </w:r>
+            <w:r>
+              <w:rPr>
+                <w:sz w:val="22"/>
+                <w:szCs w:val="22"/>
+              </w:rPr>
+              <w:t>(Final Exam)</w:t>
+            </w:r>
+          </w:p>
+        </w:tc>
+        <w:tc>
+          <w:tcPr>
+            <w:tcW w:w="2402" w:type="dxa"/>
             <w:tcBorders/>
           </w:tcPr>
           <w:p>
@@ -1873,7 +1831,7 @@
         </w:tc>
         <w:tc>
           <w:tcPr>
-            <w:tcW w:w="2399" w:type="dxa"/>
+            <w:tcW w:w="2398" w:type="dxa"/>
             <w:tcBorders/>
           </w:tcPr>
           <w:p>
@@ -1893,7 +1851,7 @@
         </w:tc>
         <w:tc>
           <w:tcPr>
-            <w:tcW w:w="1781" w:type="dxa"/>
+            <w:tcW w:w="1782" w:type="dxa"/>
             <w:tcBorders/>
           </w:tcPr>
           <w:p>
@@ -1907,7 +1865,7 @@
                 <w:sz w:val="22"/>
                 <w:szCs w:val="22"/>
               </w:rPr>
-              <w:t>20%</w:t>
+              <w:t>30%</w:t>
             </w:r>
           </w:p>
         </w:tc>
@@ -1916,99 +1874,16 @@
         <w:trPr/>
         <w:tc>
           <w:tcPr>
-            <w:tcW w:w="2899" w:type="dxa"/>
-            <w:tcBorders/>
+            <w:tcW w:w="7698" w:type="dxa"/>
+            <w:gridSpan w:val="3"/>
+            <w:tcBorders>
+              <w:bottom w:val="single" w:sz="4" w:space="0" w:color="000000"/>
+            </w:tcBorders>
           </w:tcPr>
           <w:p>
             <w:pPr>
               <w:pStyle w:val="Normal"/>
               <w:jc w:val="start"/>
-              <w:rPr/>
-            </w:pPr>
-            <w:r>
-              <w:rPr>
-                <w:sz w:val="22"/>
-                <w:szCs w:val="22"/>
-              </w:rPr>
-              <w:t>Final Exam</w:t>
-            </w:r>
-          </w:p>
-        </w:tc>
-        <w:tc>
-          <w:tcPr>
-            <w:tcW w:w="2401" w:type="dxa"/>
-            <w:tcBorders/>
-          </w:tcPr>
-          <w:p>
-            <w:pPr>
-              <w:pStyle w:val="Normal"/>
-              <w:jc w:val="start"/>
-              <w:rPr/>
-            </w:pPr>
-            <w:r>
-              <w:rPr>
-                <w:sz w:val="22"/>
-                <w:szCs w:val="22"/>
-              </w:rPr>
-              <w:t>1</w:t>
-            </w:r>
-          </w:p>
-        </w:tc>
-        <w:tc>
-          <w:tcPr>
-            <w:tcW w:w="2399" w:type="dxa"/>
-            <w:tcBorders/>
-          </w:tcPr>
-          <w:p>
-            <w:pPr>
-              <w:pStyle w:val="Normal"/>
-              <w:jc w:val="start"/>
-              <w:rPr/>
-            </w:pPr>
-            <w:r>
-              <w:rPr>
-                <w:sz w:val="22"/>
-                <w:szCs w:val="22"/>
-              </w:rPr>
-              <w:t>10</w:t>
-            </w:r>
-          </w:p>
-        </w:tc>
-        <w:tc>
-          <w:tcPr>
-            <w:tcW w:w="1781" w:type="dxa"/>
-            <w:tcBorders/>
-          </w:tcPr>
-          <w:p>
-            <w:pPr>
-              <w:pStyle w:val="Normal"/>
-              <w:jc w:val="start"/>
-              <w:rPr/>
-            </w:pPr>
-            <w:r>
-              <w:rPr>
-                <w:sz w:val="22"/>
-                <w:szCs w:val="22"/>
-              </w:rPr>
-              <w:t>10%</w:t>
-            </w:r>
-          </w:p>
-        </w:tc>
-      </w:tr>
-      <w:tr>
-        <w:trPr/>
-        <w:tc>
-          <w:tcPr>
-            <w:tcW w:w="7699" w:type="dxa"/>
-            <w:gridSpan w:val="3"/>
-            <w:tcBorders>
-              <w:bottom w:val="single" w:sz="4" w:space="0" w:color="000000"/>
-            </w:tcBorders>
-          </w:tcPr>
-          <w:p>
-            <w:pPr>
-              <w:pStyle w:val="Normal"/>
-              <w:jc w:val="start"/>
               <w:rPr>
                 <w:sz w:val="22"/>
                 <w:szCs w:val="22"/>
@@ -2025,7 +1900,7 @@
         </w:tc>
         <w:tc>
           <w:tcPr>
-            <w:tcW w:w="1781" w:type="dxa"/>
+            <w:tcW w:w="1782" w:type="dxa"/>
             <w:tcBorders>
               <w:bottom w:val="single" w:sz="4" w:space="0" w:color="000000"/>
             </w:tcBorders>
@@ -2060,7 +1935,10 @@
         </w:rPr>
       </w:pPr>
       <w:r>
-        <w:rPr/>
+        <w:rPr>
+          <w:sz w:val="22"/>
+          <w:szCs w:val="22"/>
+        </w:rPr>
       </w:r>
     </w:p>
     <w:p>
@@ -2074,91 +1952,7 @@
           <w:sz w:val="22"/>
           <w:szCs w:val="22"/>
         </w:rPr>
-        <w:t xml:space="preserve">The Final Exam will be held at CE405 on </w:t>
-      </w:r>
-      <w:r>
-        <w:rPr>
-          <w:sz w:val="22"/>
-          <w:szCs w:val="22"/>
-        </w:rPr>
-        <w:t>Monday, December 14, 2026</w:t>
-      </w:r>
-      <w:r>
-        <w:rPr>
-          <w:sz w:val="22"/>
-          <w:szCs w:val="22"/>
-        </w:rPr>
-        <w:t xml:space="preserve">. The exam will begin at </w:t>
-      </w:r>
-      <w:r>
-        <w:rPr>
-          <w:sz w:val="22"/>
-          <w:szCs w:val="22"/>
-        </w:rPr>
-        <w:t xml:space="preserve">1645 (4:45pm)  and end at 1845 (6:45pm). Exam’s </w:t>
-      </w:r>
-      <w:r>
-        <w:rPr>
-          <w:sz w:val="22"/>
-          <w:szCs w:val="22"/>
-        </w:rPr>
-        <w:t xml:space="preserve">must be submitted to the instructor by </w:t>
-      </w:r>
-      <w:r>
-        <w:rPr>
-          <w:sz w:val="22"/>
-          <w:szCs w:val="22"/>
-        </w:rPr>
-        <w:t>1845 (6:45pm)</w:t>
-      </w:r>
-      <w:r>
-        <w:rPr>
-          <w:sz w:val="22"/>
-          <w:szCs w:val="22"/>
-        </w:rPr>
-        <w:t xml:space="preserve"> to be considered for grading. Failure to return the exam by the end</w:t>
-      </w:r>
-      <w:r>
-        <w:rPr>
-          <w:sz w:val="22"/>
-          <w:szCs w:val="22"/>
-        </w:rPr>
-        <w:t>ing</w:t>
-      </w:r>
-      <w:r>
-        <w:rPr>
-          <w:sz w:val="22"/>
-          <w:szCs w:val="22"/>
-        </w:rPr>
-        <w:t xml:space="preserve"> time will result in </w:t>
-      </w:r>
-      <w:r>
-        <w:rPr>
-          <w:sz w:val="22"/>
-          <w:szCs w:val="22"/>
-        </w:rPr>
-        <w:t>an</w:t>
-      </w:r>
-      <w:r>
-        <w:rPr>
-          <w:sz w:val="22"/>
-          <w:szCs w:val="22"/>
-        </w:rPr>
-        <w:t xml:space="preserve"> automatically </w:t>
-      </w:r>
-      <w:r>
-        <w:rPr>
-          <w:sz w:val="22"/>
-          <w:szCs w:val="22"/>
-        </w:rPr>
-        <w:t>score of</w:t>
-      </w:r>
-      <w:r>
-        <w:rPr>
-          <w:sz w:val="22"/>
-          <w:szCs w:val="22"/>
-        </w:rPr>
-        <w:t xml:space="preserve"> zero (0).</w:t>
+        <w:t>The Final Exam will be held at CE405 on Monday, December 14, 2026. The exam will begin at 1645 (4:45pm)  and end at 1845 (6:45pm). Exam’s must be submitted to the instructor by 1845 (6:45pm) to be considered for grading. Failure to return the exam by the ending time will result in an automatically score of zero (0).</w:t>
       </w:r>
     </w:p>
     <w:p>
@@ -2461,7 +2255,7 @@
     <w:p>
       <w:pPr>
         <w:pStyle w:val="Normal"/>
-        <w:spacing w:before="240" w:after="80"/>
+        <w:spacing w:before="0" w:after="80"/>
         <w:rPr>
           <w:b/>
           <w:bCs/>
@@ -2507,8 +2301,8 @@
         </w:tblCellMar>
       </w:tblPr>
       <w:tblGrid>
-        <w:gridCol w:w="699"/>
-        <w:gridCol w:w="1901"/>
+        <w:gridCol w:w="698"/>
+        <w:gridCol w:w="1902"/>
         <w:gridCol w:w="1300"/>
         <w:gridCol w:w="5580"/>
       </w:tblGrid>
@@ -2516,7 +2310,7 @@
         <w:trPr/>
         <w:tc>
           <w:tcPr>
-            <w:tcW w:w="699" w:type="dxa"/>
+            <w:tcW w:w="698" w:type="dxa"/>
             <w:tcBorders>
               <w:top w:val="single" w:sz="4" w:space="0" w:color="000000"/>
               <w:bottom w:val="single" w:sz="2" w:space="0" w:color="BFBFBF"/>
@@ -2540,7 +2334,7 @@
         </w:tc>
         <w:tc>
           <w:tcPr>
-            <w:tcW w:w="1901" w:type="dxa"/>
+            <w:tcW w:w="1902" w:type="dxa"/>
             <w:tcBorders>
               <w:top w:val="single" w:sz="4" w:space="0" w:color="000000"/>
               <w:bottom w:val="single" w:sz="2" w:space="0" w:color="BFBFBF"/>
@@ -2644,7 +2438,7 @@
         <w:trPr/>
         <w:tc>
           <w:tcPr>
-            <w:tcW w:w="699" w:type="dxa"/>
+            <w:tcW w:w="698" w:type="dxa"/>
             <w:tcBorders>
               <w:top w:val="single" w:sz="2" w:space="0" w:color="BFBFBF"/>
               <w:bottom w:val="single" w:sz="2" w:space="0" w:color="BFBFBF"/>
@@ -2668,7 +2462,7 @@
         </w:tc>
         <w:tc>
           <w:tcPr>
-            <w:tcW w:w="1901" w:type="dxa"/>
+            <w:tcW w:w="1902" w:type="dxa"/>
             <w:tcBorders>
               <w:top w:val="single" w:sz="2" w:space="0" w:color="BFBFBF"/>
               <w:bottom w:val="single" w:sz="2" w:space="0" w:color="BFBFBF"/>
@@ -2743,7 +2537,7 @@
         <w:trPr/>
         <w:tc>
           <w:tcPr>
-            <w:tcW w:w="699" w:type="dxa"/>
+            <w:tcW w:w="698" w:type="dxa"/>
             <w:tcBorders>
               <w:top w:val="single" w:sz="2" w:space="0" w:color="BFBFBF"/>
               <w:bottom w:val="single" w:sz="2" w:space="0" w:color="BFBFBF"/>
@@ -2767,7 +2561,7 @@
         </w:tc>
         <w:tc>
           <w:tcPr>
-            <w:tcW w:w="1901" w:type="dxa"/>
+            <w:tcW w:w="1902" w:type="dxa"/>
             <w:tcBorders>
               <w:top w:val="single" w:sz="2" w:space="0" w:color="BFBFBF"/>
               <w:bottom w:val="single" w:sz="2" w:space="0" w:color="BFBFBF"/>
@@ -2842,7 +2636,7 @@
         <w:trPr/>
         <w:tc>
           <w:tcPr>
-            <w:tcW w:w="699" w:type="dxa"/>
+            <w:tcW w:w="698" w:type="dxa"/>
             <w:tcBorders>
               <w:top w:val="single" w:sz="2" w:space="0" w:color="BFBFBF"/>
               <w:bottom w:val="single" w:sz="2" w:space="0" w:color="BFBFBF"/>
@@ -2866,7 +2660,7 @@
         </w:tc>
         <w:tc>
           <w:tcPr>
-            <w:tcW w:w="1901" w:type="dxa"/>
+            <w:tcW w:w="1902" w:type="dxa"/>
             <w:tcBorders>
               <w:top w:val="single" w:sz="2" w:space="0" w:color="BFBFBF"/>
               <w:bottom w:val="single" w:sz="2" w:space="0" w:color="BFBFBF"/>
@@ -2941,7 +2735,7 @@
         <w:trPr/>
         <w:tc>
           <w:tcPr>
-            <w:tcW w:w="699" w:type="dxa"/>
+            <w:tcW w:w="698" w:type="dxa"/>
             <w:tcBorders>
               <w:top w:val="single" w:sz="2" w:space="0" w:color="BFBFBF"/>
               <w:bottom w:val="single" w:sz="2" w:space="0" w:color="BFBFBF"/>
@@ -2965,7 +2759,7 @@
         </w:tc>
         <w:tc>
           <w:tcPr>
-            <w:tcW w:w="1901" w:type="dxa"/>
+            <w:tcW w:w="1902" w:type="dxa"/>
             <w:tcBorders>
               <w:top w:val="single" w:sz="2" w:space="0" w:color="BFBFBF"/>
               <w:bottom w:val="single" w:sz="2" w:space="0" w:color="BFBFBF"/>
@@ -3040,7 +2834,7 @@
         <w:trPr/>
         <w:tc>
           <w:tcPr>
-            <w:tcW w:w="699" w:type="dxa"/>
+            <w:tcW w:w="698" w:type="dxa"/>
             <w:tcBorders>
               <w:top w:val="single" w:sz="2" w:space="0" w:color="BFBFBF"/>
               <w:bottom w:val="single" w:sz="2" w:space="0" w:color="BFBFBF"/>
@@ -3064,7 +2858,7 @@
         </w:tc>
         <w:tc>
           <w:tcPr>
-            <w:tcW w:w="1901" w:type="dxa"/>
+            <w:tcW w:w="1902" w:type="dxa"/>
             <w:tcBorders>
               <w:top w:val="single" w:sz="2" w:space="0" w:color="BFBFBF"/>
               <w:bottom w:val="single" w:sz="2" w:space="0" w:color="BFBFBF"/>
@@ -3139,7 +2933,7 @@
         <w:trPr/>
         <w:tc>
           <w:tcPr>
-            <w:tcW w:w="699" w:type="dxa"/>
+            <w:tcW w:w="698" w:type="dxa"/>
             <w:tcBorders>
               <w:top w:val="single" w:sz="2" w:space="0" w:color="BFBFBF"/>
               <w:bottom w:val="single" w:sz="2" w:space="0" w:color="BFBFBF"/>
@@ -3163,7 +2957,7 @@
         </w:tc>
         <w:tc>
           <w:tcPr>
-            <w:tcW w:w="1901" w:type="dxa"/>
+            <w:tcW w:w="1902" w:type="dxa"/>
             <w:tcBorders>
               <w:top w:val="single" w:sz="2" w:space="0" w:color="BFBFBF"/>
               <w:bottom w:val="single" w:sz="2" w:space="0" w:color="BFBFBF"/>
@@ -3238,7 +3032,7 @@
         <w:trPr/>
         <w:tc>
           <w:tcPr>
-            <w:tcW w:w="699" w:type="dxa"/>
+            <w:tcW w:w="698" w:type="dxa"/>
             <w:tcBorders>
               <w:top w:val="single" w:sz="2" w:space="0" w:color="BFBFBF"/>
               <w:bottom w:val="single" w:sz="2" w:space="0" w:color="BFBFBF"/>
@@ -3262,7 +3056,7 @@
         </w:tc>
         <w:tc>
           <w:tcPr>
-            <w:tcW w:w="1901" w:type="dxa"/>
+            <w:tcW w:w="1902" w:type="dxa"/>
             <w:tcBorders>
               <w:top w:val="single" w:sz="2" w:space="0" w:color="BFBFBF"/>
               <w:bottom w:val="single" w:sz="2" w:space="0" w:color="BFBFBF"/>
@@ -3366,7 +3160,7 @@
         <w:trPr/>
         <w:tc>
           <w:tcPr>
-            <w:tcW w:w="699" w:type="dxa"/>
+            <w:tcW w:w="698" w:type="dxa"/>
             <w:tcBorders>
               <w:top w:val="single" w:sz="2" w:space="0" w:color="BFBFBF"/>
               <w:bottom w:val="single" w:sz="2" w:space="0" w:color="BFBFBF"/>
@@ -3390,7 +3184,7 @@
         </w:tc>
         <w:tc>
           <w:tcPr>
-            <w:tcW w:w="1901" w:type="dxa"/>
+            <w:tcW w:w="1902" w:type="dxa"/>
             <w:tcBorders>
               <w:top w:val="single" w:sz="2" w:space="0" w:color="BFBFBF"/>
               <w:bottom w:val="single" w:sz="2" w:space="0" w:color="BFBFBF"/>
@@ -3465,7 +3259,7 @@
         <w:trPr/>
         <w:tc>
           <w:tcPr>
-            <w:tcW w:w="699" w:type="dxa"/>
+            <w:tcW w:w="698" w:type="dxa"/>
             <w:tcBorders>
               <w:top w:val="single" w:sz="2" w:space="0" w:color="BFBFBF"/>
               <w:bottom w:val="single" w:sz="2" w:space="0" w:color="BFBFBF"/>
@@ -3489,7 +3283,7 @@
         </w:tc>
         <w:tc>
           <w:tcPr>
-            <w:tcW w:w="1901" w:type="dxa"/>
+            <w:tcW w:w="1902" w:type="dxa"/>
             <w:tcBorders>
               <w:top w:val="single" w:sz="2" w:space="0" w:color="BFBFBF"/>
               <w:bottom w:val="single" w:sz="2" w:space="0" w:color="BFBFBF"/>
@@ -3564,7 +3358,7 @@
         <w:trPr/>
         <w:tc>
           <w:tcPr>
-            <w:tcW w:w="699" w:type="dxa"/>
+            <w:tcW w:w="698" w:type="dxa"/>
             <w:tcBorders>
               <w:top w:val="single" w:sz="2" w:space="0" w:color="BFBFBF"/>
               <w:bottom w:val="single" w:sz="2" w:space="0" w:color="BFBFBF"/>
@@ -3588,7 +3382,7 @@
         </w:tc>
         <w:tc>
           <w:tcPr>
-            <w:tcW w:w="1901" w:type="dxa"/>
+            <w:tcW w:w="1902" w:type="dxa"/>
             <w:tcBorders>
               <w:top w:val="single" w:sz="2" w:space="0" w:color="BFBFBF"/>
               <w:bottom w:val="single" w:sz="2" w:space="0" w:color="BFBFBF"/>
@@ -3663,7 +3457,7 @@
         <w:trPr/>
         <w:tc>
           <w:tcPr>
-            <w:tcW w:w="699" w:type="dxa"/>
+            <w:tcW w:w="698" w:type="dxa"/>
             <w:tcBorders>
               <w:top w:val="single" w:sz="2" w:space="0" w:color="BFBFBF"/>
               <w:bottom w:val="single" w:sz="2" w:space="0" w:color="BFBFBF"/>
@@ -3687,7 +3481,7 @@
         </w:tc>
         <w:tc>
           <w:tcPr>
-            <w:tcW w:w="1901" w:type="dxa"/>
+            <w:tcW w:w="1902" w:type="dxa"/>
             <w:tcBorders>
               <w:top w:val="single" w:sz="2" w:space="0" w:color="BFBFBF"/>
               <w:bottom w:val="single" w:sz="2" w:space="0" w:color="BFBFBF"/>
@@ -3762,7 +3556,7 @@
         <w:trPr/>
         <w:tc>
           <w:tcPr>
-            <w:tcW w:w="699" w:type="dxa"/>
+            <w:tcW w:w="698" w:type="dxa"/>
             <w:tcBorders>
               <w:top w:val="single" w:sz="2" w:space="0" w:color="BFBFBF"/>
               <w:bottom w:val="single" w:sz="2" w:space="0" w:color="BFBFBF"/>
@@ -3786,7 +3580,7 @@
         </w:tc>
         <w:tc>
           <w:tcPr>
-            <w:tcW w:w="1901" w:type="dxa"/>
+            <w:tcW w:w="1902" w:type="dxa"/>
             <w:tcBorders>
               <w:top w:val="single" w:sz="2" w:space="0" w:color="BFBFBF"/>
               <w:bottom w:val="single" w:sz="2" w:space="0" w:color="BFBFBF"/>
@@ -3861,7 +3655,7 @@
         <w:trPr/>
         <w:tc>
           <w:tcPr>
-            <w:tcW w:w="699" w:type="dxa"/>
+            <w:tcW w:w="698" w:type="dxa"/>
             <w:tcBorders>
               <w:top w:val="single" w:sz="2" w:space="0" w:color="BFBFBF"/>
               <w:bottom w:val="single" w:sz="2" w:space="0" w:color="BFBFBF"/>
@@ -3885,7 +3679,7 @@
         </w:tc>
         <w:tc>
           <w:tcPr>
-            <w:tcW w:w="1901" w:type="dxa"/>
+            <w:tcW w:w="1902" w:type="dxa"/>
             <w:tcBorders>
               <w:top w:val="single" w:sz="2" w:space="0" w:color="BFBFBF"/>
               <w:bottom w:val="single" w:sz="2" w:space="0" w:color="BFBFBF"/>
@@ -3960,7 +3754,7 @@
         <w:trPr/>
         <w:tc>
           <w:tcPr>
-            <w:tcW w:w="699" w:type="dxa"/>
+            <w:tcW w:w="698" w:type="dxa"/>
             <w:tcBorders>
               <w:top w:val="single" w:sz="2" w:space="0" w:color="BFBFBF"/>
               <w:bottom w:val="single" w:sz="2" w:space="0" w:color="BFBFBF"/>
@@ -3984,7 +3778,7 @@
         </w:tc>
         <w:tc>
           <w:tcPr>
-            <w:tcW w:w="1901" w:type="dxa"/>
+            <w:tcW w:w="1902" w:type="dxa"/>
             <w:tcBorders>
               <w:top w:val="single" w:sz="2" w:space="0" w:color="BFBFBF"/>
               <w:bottom w:val="single" w:sz="2" w:space="0" w:color="BFBFBF"/>
@@ -4088,7 +3882,7 @@
         <w:trPr/>
         <w:tc>
           <w:tcPr>
-            <w:tcW w:w="699" w:type="dxa"/>
+            <w:tcW w:w="698" w:type="dxa"/>
             <w:tcBorders>
               <w:top w:val="single" w:sz="2" w:space="0" w:color="BFBFBF"/>
               <w:bottom w:val="single" w:sz="2" w:space="0" w:color="BFBFBF"/>
@@ -4112,7 +3906,7 @@
         </w:tc>
         <w:tc>
           <w:tcPr>
-            <w:tcW w:w="1901" w:type="dxa"/>
+            <w:tcW w:w="1902" w:type="dxa"/>
             <w:tcBorders>
               <w:top w:val="single" w:sz="2" w:space="0" w:color="BFBFBF"/>
               <w:bottom w:val="single" w:sz="2" w:space="0" w:color="BFBFBF"/>
@@ -4187,7 +3981,7 @@
         <w:trPr/>
         <w:tc>
           <w:tcPr>
-            <w:tcW w:w="699" w:type="dxa"/>
+            <w:tcW w:w="698" w:type="dxa"/>
             <w:tcBorders>
               <w:top w:val="single" w:sz="2" w:space="0" w:color="BFBFBF"/>
               <w:bottom w:val="single" w:sz="2" w:space="0" w:color="BFBFBF"/>
@@ -4211,7 +4005,7 @@
         </w:tc>
         <w:tc>
           <w:tcPr>
-            <w:tcW w:w="1901" w:type="dxa"/>
+            <w:tcW w:w="1902" w:type="dxa"/>
             <w:tcBorders>
               <w:top w:val="single" w:sz="2" w:space="0" w:color="BFBFBF"/>
               <w:bottom w:val="single" w:sz="2" w:space="0" w:color="BFBFBF"/>
@@ -4286,7 +4080,7 @@
         <w:trPr/>
         <w:tc>
           <w:tcPr>
-            <w:tcW w:w="699" w:type="dxa"/>
+            <w:tcW w:w="698" w:type="dxa"/>
             <w:tcBorders>
               <w:top w:val="single" w:sz="2" w:space="0" w:color="BFBFBF"/>
               <w:bottom w:val="single" w:sz="2" w:space="0" w:color="BFBFBF"/>
@@ -4310,7 +4104,7 @@
         </w:tc>
         <w:tc>
           <w:tcPr>
-            <w:tcW w:w="1901" w:type="dxa"/>
+            <w:tcW w:w="1902" w:type="dxa"/>
             <w:tcBorders>
               <w:top w:val="single" w:sz="2" w:space="0" w:color="BFBFBF"/>
               <w:bottom w:val="single" w:sz="2" w:space="0" w:color="BFBFBF"/>
@@ -4385,7 +4179,7 @@
         <w:trPr/>
         <w:tc>
           <w:tcPr>
-            <w:tcW w:w="699" w:type="dxa"/>
+            <w:tcW w:w="698" w:type="dxa"/>
             <w:tcBorders>
               <w:top w:val="single" w:sz="2" w:space="0" w:color="BFBFBF"/>
               <w:bottom w:val="single" w:sz="2" w:space="0" w:color="BFBFBF"/>
@@ -4409,7 +4203,7 @@
         </w:tc>
         <w:tc>
           <w:tcPr>
-            <w:tcW w:w="1901" w:type="dxa"/>
+            <w:tcW w:w="1902" w:type="dxa"/>
             <w:tcBorders>
               <w:top w:val="single" w:sz="2" w:space="0" w:color="BFBFBF"/>
               <w:bottom w:val="single" w:sz="2" w:space="0" w:color="BFBFBF"/>
@@ -4484,7 +4278,7 @@
         <w:trPr/>
         <w:tc>
           <w:tcPr>
-            <w:tcW w:w="699" w:type="dxa"/>
+            <w:tcW w:w="698" w:type="dxa"/>
             <w:tcBorders>
               <w:top w:val="single" w:sz="2" w:space="0" w:color="BFBFBF"/>
               <w:bottom w:val="single" w:sz="2" w:space="0" w:color="BFBFBF"/>
@@ -4508,7 +4302,7 @@
         </w:tc>
         <w:tc>
           <w:tcPr>
-            <w:tcW w:w="1901" w:type="dxa"/>
+            <w:tcW w:w="1902" w:type="dxa"/>
             <w:tcBorders>
               <w:top w:val="single" w:sz="2" w:space="0" w:color="BFBFBF"/>
               <w:bottom w:val="single" w:sz="2" w:space="0" w:color="BFBFBF"/>
@@ -4583,7 +4377,7 @@
         <w:trPr/>
         <w:tc>
           <w:tcPr>
-            <w:tcW w:w="699" w:type="dxa"/>
+            <w:tcW w:w="698" w:type="dxa"/>
             <w:tcBorders>
               <w:top w:val="single" w:sz="2" w:space="0" w:color="BFBFBF"/>
               <w:bottom w:val="single" w:sz="2" w:space="0" w:color="BFBFBF"/>
@@ -4607,7 +4401,7 @@
         </w:tc>
         <w:tc>
           <w:tcPr>
-            <w:tcW w:w="1901" w:type="dxa"/>
+            <w:tcW w:w="1902" w:type="dxa"/>
             <w:tcBorders>
               <w:top w:val="single" w:sz="2" w:space="0" w:color="BFBFBF"/>
               <w:bottom w:val="single" w:sz="2" w:space="0" w:color="BFBFBF"/>
@@ -4711,7 +4505,7 @@
         <w:trPr/>
         <w:tc>
           <w:tcPr>
-            <w:tcW w:w="699" w:type="dxa"/>
+            <w:tcW w:w="698" w:type="dxa"/>
             <w:tcBorders>
               <w:top w:val="single" w:sz="2" w:space="0" w:color="BFBFBF"/>
               <w:bottom w:val="single" w:sz="2" w:space="0" w:color="BFBFBF"/>
@@ -4735,7 +4529,7 @@
         </w:tc>
         <w:tc>
           <w:tcPr>
-            <w:tcW w:w="1901" w:type="dxa"/>
+            <w:tcW w:w="1902" w:type="dxa"/>
             <w:tcBorders>
               <w:top w:val="single" w:sz="2" w:space="0" w:color="BFBFBF"/>
               <w:bottom w:val="single" w:sz="2" w:space="0" w:color="BFBFBF"/>
@@ -4810,7 +4604,7 @@
         <w:trPr/>
         <w:tc>
           <w:tcPr>
-            <w:tcW w:w="699" w:type="dxa"/>
+            <w:tcW w:w="698" w:type="dxa"/>
             <w:tcBorders>
               <w:top w:val="single" w:sz="2" w:space="0" w:color="BFBFBF"/>
               <w:bottom w:val="single" w:sz="2" w:space="0" w:color="BFBFBF"/>
@@ -4834,7 +4628,7 @@
         </w:tc>
         <w:tc>
           <w:tcPr>
-            <w:tcW w:w="1901" w:type="dxa"/>
+            <w:tcW w:w="1902" w:type="dxa"/>
             <w:tcBorders>
               <w:top w:val="single" w:sz="2" w:space="0" w:color="BFBFBF"/>
               <w:bottom w:val="single" w:sz="2" w:space="0" w:color="BFBFBF"/>
@@ -4909,7 +4703,7 @@
         <w:trPr/>
         <w:tc>
           <w:tcPr>
-            <w:tcW w:w="699" w:type="dxa"/>
+            <w:tcW w:w="698" w:type="dxa"/>
             <w:tcBorders>
               <w:top w:val="single" w:sz="2" w:space="0" w:color="BFBFBF"/>
               <w:bottom w:val="single" w:sz="2" w:space="0" w:color="BFBFBF"/>
@@ -4933,7 +4727,7 @@
         </w:tc>
         <w:tc>
           <w:tcPr>
-            <w:tcW w:w="1901" w:type="dxa"/>
+            <w:tcW w:w="1902" w:type="dxa"/>
             <w:tcBorders>
               <w:top w:val="single" w:sz="2" w:space="0" w:color="BFBFBF"/>
               <w:bottom w:val="single" w:sz="2" w:space="0" w:color="BFBFBF"/>
@@ -5008,7 +4802,7 @@
         <w:trPr/>
         <w:tc>
           <w:tcPr>
-            <w:tcW w:w="699" w:type="dxa"/>
+            <w:tcW w:w="698" w:type="dxa"/>
             <w:tcBorders>
               <w:top w:val="single" w:sz="2" w:space="0" w:color="BFBFBF"/>
               <w:bottom w:val="single" w:sz="2" w:space="0" w:color="BFBFBF"/>
@@ -5032,7 +4826,7 @@
         </w:tc>
         <w:tc>
           <w:tcPr>
-            <w:tcW w:w="1901" w:type="dxa"/>
+            <w:tcW w:w="1902" w:type="dxa"/>
             <w:tcBorders>
               <w:top w:val="single" w:sz="2" w:space="0" w:color="BFBFBF"/>
               <w:bottom w:val="single" w:sz="2" w:space="0" w:color="BFBFBF"/>
@@ -5107,7 +4901,7 @@
         <w:trPr/>
         <w:tc>
           <w:tcPr>
-            <w:tcW w:w="699" w:type="dxa"/>
+            <w:tcW w:w="698" w:type="dxa"/>
             <w:tcBorders>
               <w:top w:val="single" w:sz="2" w:space="0" w:color="BFBFBF"/>
               <w:bottom w:val="single" w:sz="2" w:space="0" w:color="BFBFBF"/>
@@ -5131,7 +4925,7 @@
         </w:tc>
         <w:tc>
           <w:tcPr>
-            <w:tcW w:w="1901" w:type="dxa"/>
+            <w:tcW w:w="1902" w:type="dxa"/>
             <w:tcBorders>
               <w:top w:val="single" w:sz="2" w:space="0" w:color="BFBFBF"/>
               <w:bottom w:val="single" w:sz="2" w:space="0" w:color="BFBFBF"/>
@@ -5206,7 +5000,7 @@
         <w:trPr/>
         <w:tc>
           <w:tcPr>
-            <w:tcW w:w="699" w:type="dxa"/>
+            <w:tcW w:w="698" w:type="dxa"/>
             <w:tcBorders>
               <w:top w:val="single" w:sz="2" w:space="0" w:color="BFBFBF"/>
               <w:bottom w:val="single" w:sz="2" w:space="0" w:color="BFBFBF"/>
@@ -5230,7 +5024,7 @@
         </w:tc>
         <w:tc>
           <w:tcPr>
-            <w:tcW w:w="1901" w:type="dxa"/>
+            <w:tcW w:w="1902" w:type="dxa"/>
             <w:tcBorders>
               <w:top w:val="single" w:sz="2" w:space="0" w:color="BFBFBF"/>
               <w:bottom w:val="single" w:sz="2" w:space="0" w:color="BFBFBF"/>
@@ -5334,7 +5128,7 @@
         <w:trPr/>
         <w:tc>
           <w:tcPr>
-            <w:tcW w:w="699" w:type="dxa"/>
+            <w:tcW w:w="698" w:type="dxa"/>
             <w:tcBorders>
               <w:top w:val="single" w:sz="2" w:space="0" w:color="BFBFBF"/>
               <w:bottom w:val="single" w:sz="4" w:space="0" w:color="000000"/>
@@ -5358,7 +5152,7 @@
         </w:tc>
         <w:tc>
           <w:tcPr>
-            <w:tcW w:w="1901" w:type="dxa"/>
+            <w:tcW w:w="1902" w:type="dxa"/>
             <w:tcBorders>
               <w:top w:val="single" w:sz="2" w:space="0" w:color="BFBFBF"/>
               <w:bottom w:val="single" w:sz="4" w:space="0" w:color="000000"/>
@@ -5376,25 +5170,7 @@
                 <w:sz w:val="20"/>
                 <w:szCs w:val="20"/>
               </w:rPr>
-              <w:t>December 1</w:t>
-            </w:r>
-            <w:r>
-              <w:rPr>
-                <w:b w:val="false"/>
-                <w:bCs w:val="false"/>
-                <w:sz w:val="20"/>
-                <w:szCs w:val="20"/>
-              </w:rPr>
-              <w:t>4,</w:t>
-            </w:r>
-            <w:r>
-              <w:rPr>
-                <w:b w:val="false"/>
-                <w:bCs w:val="false"/>
-                <w:sz w:val="20"/>
-                <w:szCs w:val="20"/>
-              </w:rPr>
-              <w:t xml:space="preserve"> 2026</w:t>
+              <w:t>December 14, 2026</w:t>
             </w:r>
           </w:p>
         </w:tc>
@@ -5507,6 +5283,7 @@
         </w:tabs>
         <w:ind w:start="1080" w:hanging="360"/>
       </w:pPr>
+      <w:rPr/>
     </w:lvl>
     <w:lvl w:ilvl="2">
       <w:start w:val="1"/>
@@ -5519,6 +5296,7 @@
         </w:tabs>
         <w:ind w:start="1440" w:hanging="360"/>
       </w:pPr>
+      <w:rPr/>
     </w:lvl>
     <w:lvl w:ilvl="3">
       <w:start w:val="1"/>
@@ -5531,6 +5309,7 @@
         </w:tabs>
         <w:ind w:start="1800" w:hanging="360"/>
       </w:pPr>
+      <w:rPr/>
     </w:lvl>
     <w:lvl w:ilvl="4">
       <w:start w:val="1"/>
@@ -5543,6 +5322,7 @@
         </w:tabs>
         <w:ind w:start="2160" w:hanging="360"/>
       </w:pPr>
+      <w:rPr/>
     </w:lvl>
     <w:lvl w:ilvl="5">
       <w:start w:val="1"/>
@@ -5555,6 +5335,7 @@
         </w:tabs>
         <w:ind w:start="2520" w:hanging="360"/>
       </w:pPr>
+      <w:rPr/>
     </w:lvl>
     <w:lvl w:ilvl="6">
       <w:start w:val="1"/>
@@ -5567,6 +5348,7 @@
         </w:tabs>
         <w:ind w:start="2880" w:hanging="360"/>
       </w:pPr>
+      <w:rPr/>
     </w:lvl>
     <w:lvl w:ilvl="7">
       <w:start w:val="1"/>
@@ -5579,6 +5361,7 @@
         </w:tabs>
         <w:ind w:start="3240" w:hanging="360"/>
       </w:pPr>
+      <w:rPr/>
     </w:lvl>
     <w:lvl w:ilvl="8">
       <w:start w:val="1"/>
@@ -5591,9 +5374,132 @@
         </w:tabs>
         <w:ind w:start="3600" w:hanging="360"/>
       </w:pPr>
+      <w:rPr/>
     </w:lvl>
   </w:abstractNum>
   <w:abstractNum w:abstractNumId="2">
+    <w:lvl w:ilvl="0">
+      <w:start w:val="1"/>
+      <w:numFmt w:val="decimal"/>
+      <w:lvlText w:val="%1."/>
+      <w:lvlJc w:val="start"/>
+      <w:pPr>
+        <w:tabs>
+          <w:tab w:val="num" w:pos="0"/>
+        </w:tabs>
+        <w:ind w:start="720" w:hanging="360"/>
+      </w:pPr>
+      <w:rPr>
+        <w:sz w:val="22"/>
+        <w:szCs w:val="22"/>
+      </w:rPr>
+    </w:lvl>
+    <w:lvl w:ilvl="1">
+      <w:start w:val="1"/>
+      <w:numFmt w:val="decimal"/>
+      <w:lvlText w:val="%2."/>
+      <w:lvlJc w:val="start"/>
+      <w:pPr>
+        <w:tabs>
+          <w:tab w:val="num" w:pos="1080"/>
+        </w:tabs>
+        <w:ind w:start="1080" w:hanging="360"/>
+      </w:pPr>
+      <w:rPr/>
+    </w:lvl>
+    <w:lvl w:ilvl="2">
+      <w:start w:val="1"/>
+      <w:numFmt w:val="decimal"/>
+      <w:lvlText w:val="%3."/>
+      <w:lvlJc w:val="start"/>
+      <w:pPr>
+        <w:tabs>
+          <w:tab w:val="num" w:pos="1440"/>
+        </w:tabs>
+        <w:ind w:start="1440" w:hanging="360"/>
+      </w:pPr>
+      <w:rPr/>
+    </w:lvl>
+    <w:lvl w:ilvl="3">
+      <w:start w:val="1"/>
+      <w:numFmt w:val="decimal"/>
+      <w:lvlText w:val="%4."/>
+      <w:lvlJc w:val="start"/>
+      <w:pPr>
+        <w:tabs>
+          <w:tab w:val="num" w:pos="1800"/>
+        </w:tabs>
+        <w:ind w:start="1800" w:hanging="360"/>
+      </w:pPr>
+      <w:rPr/>
+    </w:lvl>
+    <w:lvl w:ilvl="4">
+      <w:start w:val="1"/>
+      <w:numFmt w:val="decimal"/>
+      <w:lvlText w:val="%5."/>
+      <w:lvlJc w:val="start"/>
+      <w:pPr>
+        <w:tabs>
+          <w:tab w:val="num" w:pos="2160"/>
+        </w:tabs>
+        <w:ind w:start="2160" w:hanging="360"/>
+      </w:pPr>
+      <w:rPr/>
+    </w:lvl>
+    <w:lvl w:ilvl="5">
+      <w:start w:val="1"/>
+      <w:numFmt w:val="decimal"/>
+      <w:lvlText w:val="%6."/>
+      <w:lvlJc w:val="start"/>
+      <w:pPr>
+        <w:tabs>
+          <w:tab w:val="num" w:pos="2520"/>
+        </w:tabs>
+        <w:ind w:start="2520" w:hanging="360"/>
+      </w:pPr>
+      <w:rPr/>
+    </w:lvl>
+    <w:lvl w:ilvl="6">
+      <w:start w:val="1"/>
+      <w:numFmt w:val="decimal"/>
+      <w:lvlText w:val="%7."/>
+      <w:lvlJc w:val="start"/>
+      <w:pPr>
+        <w:tabs>
+          <w:tab w:val="num" w:pos="2880"/>
+        </w:tabs>
+        <w:ind w:start="2880" w:hanging="360"/>
+      </w:pPr>
+      <w:rPr/>
+    </w:lvl>
+    <w:lvl w:ilvl="7">
+      <w:start w:val="1"/>
+      <w:numFmt w:val="decimal"/>
+      <w:lvlText w:val="%8."/>
+      <w:lvlJc w:val="start"/>
+      <w:pPr>
+        <w:tabs>
+          <w:tab w:val="num" w:pos="3240"/>
+        </w:tabs>
+        <w:ind w:start="3240" w:hanging="360"/>
+      </w:pPr>
+      <w:rPr/>
+    </w:lvl>
+    <w:lvl w:ilvl="8">
+      <w:start w:val="1"/>
+      <w:numFmt w:val="decimal"/>
+      <w:lvlText w:val="%9."/>
+      <w:lvlJc w:val="start"/>
+      <w:pPr>
+        <w:tabs>
+          <w:tab w:val="num" w:pos="3600"/>
+        </w:tabs>
+        <w:ind w:start="3600" w:hanging="360"/>
+      </w:pPr>
+      <w:rPr/>
+    </w:lvl>
+  </w:abstractNum>
+  <w:abstractNum w:abstractNumId="3">
     <w:lvl w:ilvl="0">
       <w:start w:val="1"/>
       <w:numFmt w:val="none"/>
@@ -5719,7 +5625,10 @@
     <w:abstractNumId w:val="2"/>
   </w:num>
   <w:num w:numId="3">
-    <w:abstractNumId w:val="1"/>
+    <w:abstractNumId w:val="3"/>
+  </w:num>
+  <w:num w:numId="4">
+    <w:abstractNumId w:val="2"/>
     <w:lvlOverride w:ilvl="0">
       <w:startOverride w:val="1"/>
     </w:lvlOverride>
@@ -5747,6 +5656,7 @@
     <w:qFormat/>
     <w:pPr>
       <w:widowControl/>
+      <w:suppressAutoHyphens w:val="true"/>
       <w:bidi w:val="0"/>
       <w:spacing w:before="0" w:after="0"/>
       <w:jc w:val="start"/>
@@ -5831,11 +5741,18 @@
       <w:u w:val="single"/>
     </w:rPr>
   </w:style>
-  <w:style w:type="character" w:styleId="FootnoteCharacters">
-    <w:name w:val="Footnote Characters"/>
+  <w:style w:type="character" w:styleId="FootnoteCharactersuser">
+    <w:name w:val="Footnote Characters (user)"/>
     <w:uiPriority w:val="99"/>
     <w:semiHidden/>
     <w:unhideWhenUsed/>
+    <w:qFormat/>
+    <w:rPr>
+      <w:vertAlign w:val="superscript"/>
+    </w:rPr>
+  </w:style>
+  <w:style w:type="character" w:styleId="FootnoteCharacters">
+    <w:name w:val="Footnote Characters"/>
     <w:qFormat/>
     <w:rPr>
       <w:vertAlign w:val="superscript"/>
@@ -5859,11 +5776,18 @@
       <w:szCs w:val="20"/>
     </w:rPr>
   </w:style>
-  <w:style w:type="character" w:styleId="EndnoteCharacters">
-    <w:name w:val="Endnote Characters"/>
+  <w:style w:type="character" w:styleId="EndnoteCharactersuser">
+    <w:name w:val="Endnote Characters (user)"/>
     <w:uiPriority w:val="99"/>
     <w:semiHidden/>
     <w:unhideWhenUsed/>
+    <w:qFormat/>
+    <w:rPr>
+      <w:vertAlign w:val="superscript"/>
+    </w:rPr>
+  </w:style>
+  <w:style w:type="character" w:styleId="EndnoteCharacters">
+    <w:name w:val="Endnote Characters"/>
     <w:qFormat/>
     <w:rPr>
       <w:vertAlign w:val="superscript"/>
@@ -5960,6 +5884,7 @@
     <w:qFormat/>
     <w:pPr>
       <w:widowControl/>
+      <w:suppressAutoHyphens w:val="true"/>
       <w:bidi w:val="0"/>
       <w:spacing w:before="0" w:after="0"/>
       <w:jc w:val="start"/>
@@ -5980,6 +5905,7 @@
     <w:qFormat/>
     <w:pPr>
       <w:widowControl/>
+      <w:suppressAutoHyphens w:val="true"/>
       <w:bidi w:val="0"/>
       <w:spacing w:before="0" w:after="0"/>
       <w:jc w:val="start"/>

--- a/MECH151_techDesign/syllabusMECH151.docx
+++ b/MECH151_techDesign/syllabusMECH151.docx
@@ -75,14 +75,14 @@
         </w:tblCellMar>
       </w:tblPr>
       <w:tblGrid>
-        <w:gridCol w:w="2498"/>
-        <w:gridCol w:w="6982"/>
+        <w:gridCol w:w="2497"/>
+        <w:gridCol w:w="6983"/>
       </w:tblGrid>
       <w:tr>
         <w:trPr/>
         <w:tc>
           <w:tcPr>
-            <w:tcW w:w="2498" w:type="dxa"/>
+            <w:tcW w:w="2497" w:type="dxa"/>
             <w:tcBorders/>
           </w:tcPr>
           <w:p>
@@ -101,7 +101,7 @@
         </w:tc>
         <w:tc>
           <w:tcPr>
-            <w:tcW w:w="6982" w:type="dxa"/>
+            <w:tcW w:w="6983" w:type="dxa"/>
             <w:tcBorders/>
             <w:tcMar>
               <w:end w:w="0" w:type="dxa"/>
@@ -126,7 +126,7 @@
         <w:trPr/>
         <w:tc>
           <w:tcPr>
-            <w:tcW w:w="2498" w:type="dxa"/>
+            <w:tcW w:w="2497" w:type="dxa"/>
             <w:tcBorders/>
           </w:tcPr>
           <w:p>
@@ -145,7 +145,7 @@
         </w:tc>
         <w:tc>
           <w:tcPr>
-            <w:tcW w:w="6982" w:type="dxa"/>
+            <w:tcW w:w="6983" w:type="dxa"/>
             <w:tcBorders/>
             <w:tcMar>
               <w:end w:w="0" w:type="dxa"/>
@@ -170,7 +170,7 @@
         <w:trPr/>
         <w:tc>
           <w:tcPr>
-            <w:tcW w:w="2498" w:type="dxa"/>
+            <w:tcW w:w="2497" w:type="dxa"/>
             <w:tcBorders/>
           </w:tcPr>
           <w:p>
@@ -189,7 +189,7 @@
         </w:tc>
         <w:tc>
           <w:tcPr>
-            <w:tcW w:w="6982" w:type="dxa"/>
+            <w:tcW w:w="6983" w:type="dxa"/>
             <w:tcBorders/>
             <w:tcMar>
               <w:end w:w="0" w:type="dxa"/>
@@ -271,14 +271,14 @@
         </w:tblCellMar>
       </w:tblPr>
       <w:tblGrid>
-        <w:gridCol w:w="2498"/>
-        <w:gridCol w:w="6982"/>
+        <w:gridCol w:w="2497"/>
+        <w:gridCol w:w="6983"/>
       </w:tblGrid>
       <w:tr>
         <w:trPr/>
         <w:tc>
           <w:tcPr>
-            <w:tcW w:w="2498" w:type="dxa"/>
+            <w:tcW w:w="2497" w:type="dxa"/>
             <w:tcBorders/>
           </w:tcPr>
           <w:p>
@@ -297,7 +297,7 @@
         </w:tc>
         <w:tc>
           <w:tcPr>
-            <w:tcW w:w="6982" w:type="dxa"/>
+            <w:tcW w:w="6983" w:type="dxa"/>
             <w:tcBorders/>
             <w:tcMar>
               <w:end w:w="0" w:type="dxa"/>
@@ -322,7 +322,7 @@
         <w:trPr/>
         <w:tc>
           <w:tcPr>
-            <w:tcW w:w="2498" w:type="dxa"/>
+            <w:tcW w:w="2497" w:type="dxa"/>
             <w:tcBorders/>
           </w:tcPr>
           <w:p>
@@ -341,7 +341,7 @@
         </w:tc>
         <w:tc>
           <w:tcPr>
-            <w:tcW w:w="6982" w:type="dxa"/>
+            <w:tcW w:w="6983" w:type="dxa"/>
             <w:tcBorders/>
             <w:tcMar>
               <w:end w:w="0" w:type="dxa"/>
@@ -366,7 +366,7 @@
         <w:trPr/>
         <w:tc>
           <w:tcPr>
-            <w:tcW w:w="2498" w:type="dxa"/>
+            <w:tcW w:w="2497" w:type="dxa"/>
             <w:tcBorders/>
           </w:tcPr>
           <w:p>
@@ -385,7 +385,7 @@
         </w:tc>
         <w:tc>
           <w:tcPr>
-            <w:tcW w:w="6982" w:type="dxa"/>
+            <w:tcW w:w="6983" w:type="dxa"/>
             <w:tcBorders/>
             <w:tcMar>
               <w:end w:w="0" w:type="dxa"/>
@@ -410,7 +410,7 @@
         <w:trPr/>
         <w:tc>
           <w:tcPr>
-            <w:tcW w:w="2498" w:type="dxa"/>
+            <w:tcW w:w="2497" w:type="dxa"/>
             <w:tcBorders/>
           </w:tcPr>
           <w:p>
@@ -429,7 +429,7 @@
         </w:tc>
         <w:tc>
           <w:tcPr>
-            <w:tcW w:w="6982" w:type="dxa"/>
+            <w:tcW w:w="6983" w:type="dxa"/>
             <w:tcBorders/>
             <w:tcMar>
               <w:end w:w="0" w:type="dxa"/>
@@ -454,7 +454,7 @@
         <w:trPr/>
         <w:tc>
           <w:tcPr>
-            <w:tcW w:w="2498" w:type="dxa"/>
+            <w:tcW w:w="2497" w:type="dxa"/>
             <w:tcBorders/>
           </w:tcPr>
           <w:p>
@@ -473,7 +473,7 @@
         </w:tc>
         <w:tc>
           <w:tcPr>
-            <w:tcW w:w="6982" w:type="dxa"/>
+            <w:tcW w:w="6983" w:type="dxa"/>
             <w:tcBorders/>
             <w:tcMar>
               <w:end w:w="0" w:type="dxa"/>
@@ -517,7 +517,7 @@
         <w:trPr/>
         <w:tc>
           <w:tcPr>
-            <w:tcW w:w="2498" w:type="dxa"/>
+            <w:tcW w:w="2497" w:type="dxa"/>
             <w:tcBorders/>
           </w:tcPr>
           <w:p>
@@ -536,7 +536,7 @@
         </w:tc>
         <w:tc>
           <w:tcPr>
-            <w:tcW w:w="6982" w:type="dxa"/>
+            <w:tcW w:w="6983" w:type="dxa"/>
             <w:tcBorders/>
             <w:tcMar>
               <w:end w:w="0" w:type="dxa"/>
@@ -561,7 +561,7 @@
         <w:trPr/>
         <w:tc>
           <w:tcPr>
-            <w:tcW w:w="2498" w:type="dxa"/>
+            <w:tcW w:w="2497" w:type="dxa"/>
             <w:tcBorders/>
           </w:tcPr>
           <w:p>
@@ -580,7 +580,7 @@
         </w:tc>
         <w:tc>
           <w:tcPr>
-            <w:tcW w:w="6982" w:type="dxa"/>
+            <w:tcW w:w="6983" w:type="dxa"/>
             <w:tcBorders/>
             <w:tcMar>
               <w:end w:w="0" w:type="dxa"/>
@@ -605,7 +605,7 @@
         <w:trPr/>
         <w:tc>
           <w:tcPr>
-            <w:tcW w:w="2498" w:type="dxa"/>
+            <w:tcW w:w="2497" w:type="dxa"/>
             <w:tcBorders/>
           </w:tcPr>
           <w:p>
@@ -624,7 +624,7 @@
         </w:tc>
         <w:tc>
           <w:tcPr>
-            <w:tcW w:w="6982" w:type="dxa"/>
+            <w:tcW w:w="6983" w:type="dxa"/>
             <w:tcBorders/>
             <w:tcMar>
               <w:end w:w="0" w:type="dxa"/>
@@ -1136,7 +1136,7 @@
         <w:pStyle w:val="ListParagraph"/>
         <w:numPr>
           <w:ilvl w:val="0"/>
-          <w:numId w:val="4"/>
+          <w:numId w:val="5"/>
         </w:numPr>
         <w:spacing w:before="0" w:after="100"/>
         <w:rPr>
@@ -1429,8 +1429,8 @@
       <w:tblGrid>
         <w:gridCol w:w="2898"/>
         <w:gridCol w:w="2402"/>
-        <w:gridCol w:w="2398"/>
-        <w:gridCol w:w="1782"/>
+        <w:gridCol w:w="2397"/>
+        <w:gridCol w:w="1783"/>
       </w:tblGrid>
       <w:tr>
         <w:trPr/>
@@ -1484,7 +1484,7 @@
         </w:tc>
         <w:tc>
           <w:tcPr>
-            <w:tcW w:w="2398" w:type="dxa"/>
+            <w:tcW w:w="2397" w:type="dxa"/>
             <w:tcBorders>
               <w:top w:val="single" w:sz="4" w:space="0" w:color="000000"/>
             </w:tcBorders>
@@ -1508,7 +1508,7 @@
         </w:tc>
         <w:tc>
           <w:tcPr>
-            <w:tcW w:w="1782" w:type="dxa"/>
+            <w:tcW w:w="1783" w:type="dxa"/>
             <w:tcBorders>
               <w:top w:val="single" w:sz="4" w:space="0" w:color="000000"/>
             </w:tcBorders>
@@ -1575,7 +1575,7 @@
         </w:tc>
         <w:tc>
           <w:tcPr>
-            <w:tcW w:w="2398" w:type="dxa"/>
+            <w:tcW w:w="2397" w:type="dxa"/>
             <w:tcBorders/>
           </w:tcPr>
           <w:p>
@@ -1595,7 +1595,7 @@
         </w:tc>
         <w:tc>
           <w:tcPr>
-            <w:tcW w:w="1782" w:type="dxa"/>
+            <w:tcW w:w="1783" w:type="dxa"/>
             <w:tcBorders/>
           </w:tcPr>
           <w:p>
@@ -1658,7 +1658,7 @@
         </w:tc>
         <w:tc>
           <w:tcPr>
-            <w:tcW w:w="2398" w:type="dxa"/>
+            <w:tcW w:w="2397" w:type="dxa"/>
             <w:tcBorders/>
           </w:tcPr>
           <w:p>
@@ -1678,7 +1678,7 @@
         </w:tc>
         <w:tc>
           <w:tcPr>
-            <w:tcW w:w="1782" w:type="dxa"/>
+            <w:tcW w:w="1783" w:type="dxa"/>
             <w:tcBorders/>
           </w:tcPr>
           <w:p>
@@ -1735,13 +1735,13 @@
                 <w:sz w:val="22"/>
                 <w:szCs w:val="22"/>
               </w:rPr>
-              <w:t>3</w:t>
-            </w:r>
-          </w:p>
-        </w:tc>
-        <w:tc>
-          <w:tcPr>
-            <w:tcW w:w="2398" w:type="dxa"/>
+              <w:t>4</w:t>
+            </w:r>
+          </w:p>
+        </w:tc>
+        <w:tc>
+          <w:tcPr>
+            <w:tcW w:w="2397" w:type="dxa"/>
             <w:tcBorders/>
           </w:tcPr>
           <w:p>
@@ -1761,7 +1761,7 @@
         </w:tc>
         <w:tc>
           <w:tcPr>
-            <w:tcW w:w="1782" w:type="dxa"/>
+            <w:tcW w:w="1783" w:type="dxa"/>
             <w:tcBorders/>
           </w:tcPr>
           <w:p>
@@ -1798,14 +1798,7 @@
                 <w:sz w:val="22"/>
                 <w:szCs w:val="22"/>
               </w:rPr>
-              <w:t xml:space="preserve">Prototype </w:t>
-            </w:r>
-            <w:r>
-              <w:rPr>
-                <w:sz w:val="22"/>
-                <w:szCs w:val="22"/>
-              </w:rPr>
-              <w:t>(Final Exam)</w:t>
+              <w:t>Prototype (Final Exam)</w:t>
             </w:r>
           </w:p>
         </w:tc>
@@ -1831,7 +1824,7 @@
         </w:tc>
         <w:tc>
           <w:tcPr>
-            <w:tcW w:w="2398" w:type="dxa"/>
+            <w:tcW w:w="2397" w:type="dxa"/>
             <w:tcBorders/>
           </w:tcPr>
           <w:p>
@@ -1851,7 +1844,7 @@
         </w:tc>
         <w:tc>
           <w:tcPr>
-            <w:tcW w:w="1782" w:type="dxa"/>
+            <w:tcW w:w="1783" w:type="dxa"/>
             <w:tcBorders/>
           </w:tcPr>
           <w:p>
@@ -1874,7 +1867,7 @@
         <w:trPr/>
         <w:tc>
           <w:tcPr>
-            <w:tcW w:w="7698" w:type="dxa"/>
+            <w:tcW w:w="7697" w:type="dxa"/>
             <w:gridSpan w:val="3"/>
             <w:tcBorders>
               <w:bottom w:val="single" w:sz="4" w:space="0" w:color="000000"/>
@@ -1900,7 +1893,7 @@
         </w:tc>
         <w:tc>
           <w:tcPr>
-            <w:tcW w:w="1782" w:type="dxa"/>
+            <w:tcW w:w="1783" w:type="dxa"/>
             <w:tcBorders>
               <w:bottom w:val="single" w:sz="4" w:space="0" w:color="000000"/>
             </w:tcBorders>
@@ -1932,13 +1925,391 @@
         <w:rPr>
           <w:sz w:val="22"/>
           <w:szCs w:val="22"/>
-        </w:rPr>
-      </w:pPr>
-      <w:r>
-        <w:rPr>
-          <w:sz w:val="22"/>
-          <w:szCs w:val="22"/>
-        </w:rPr>
+          <w:u w:val="single"/>
+        </w:rPr>
+      </w:pPr>
+      <w:r>
+        <w:rPr>
+          <w:sz w:val="22"/>
+          <w:szCs w:val="22"/>
+          <w:u w:val="single"/>
+        </w:rPr>
+      </w:r>
+    </w:p>
+    <w:p>
+      <w:pPr>
+        <w:pStyle w:val="Normal"/>
+        <w:spacing w:before="120" w:after="120"/>
+        <w:rPr>
+          <w:sz w:val="22"/>
+          <w:szCs w:val="22"/>
+          <w:u w:val="single"/>
+        </w:rPr>
+      </w:pPr>
+      <w:r>
+        <w:rPr>
+          <w:sz w:val="22"/>
+          <w:szCs w:val="22"/>
+          <w:u w:val="single"/>
+        </w:rPr>
+        <w:t>Final Exam Information</w:t>
+      </w:r>
+    </w:p>
+    <w:p>
+      <w:pPr>
+        <w:pStyle w:val="Normal"/>
+        <w:spacing w:before="0" w:after="120"/>
+        <w:rPr>
+          <w:sz w:val="22"/>
+          <w:szCs w:val="22"/>
+        </w:rPr>
+      </w:pPr>
+      <w:r>
+        <w:rPr>
+          <w:sz w:val="22"/>
+          <w:szCs w:val="22"/>
+        </w:rPr>
+        <w:t xml:space="preserve">The final exam will be evaluated in the form of a tangible prototype wholly made by MECH151 students. As part of the final exam, groups </w:t>
+      </w:r>
+      <w:r>
+        <w:rPr>
+          <w:sz w:val="22"/>
+          <w:szCs w:val="22"/>
+        </w:rPr>
+        <w:t>may be formed so long as they</w:t>
+      </w:r>
+      <w:r>
+        <w:rPr>
+          <w:sz w:val="22"/>
+          <w:szCs w:val="22"/>
+        </w:rPr>
+        <w:t xml:space="preserve"> rang</w:t>
+      </w:r>
+      <w:r>
+        <w:rPr>
+          <w:sz w:val="22"/>
+          <w:szCs w:val="22"/>
+        </w:rPr>
+        <w:t>e</w:t>
+      </w:r>
+      <w:r>
+        <w:rPr>
+          <w:sz w:val="22"/>
+          <w:szCs w:val="22"/>
+        </w:rPr>
+        <w:t xml:space="preserve"> from 1-3 student members </w:t>
+      </w:r>
+      <w:r>
+        <w:rPr>
+          <w:sz w:val="22"/>
+          <w:szCs w:val="22"/>
+        </w:rPr>
+        <w:t>and teams must</w:t>
+      </w:r>
+      <w:r>
+        <w:rPr>
+          <w:sz w:val="22"/>
+          <w:szCs w:val="22"/>
+        </w:rPr>
+        <w:t xml:space="preserve"> present their design. </w:t>
+      </w:r>
+      <w:r>
+        <w:rPr>
+          <w:sz w:val="22"/>
+          <w:szCs w:val="22"/>
+        </w:rPr>
+        <w:t>T</w:t>
+      </w:r>
+      <w:r>
+        <w:rPr>
+          <w:sz w:val="22"/>
+          <w:szCs w:val="22"/>
+        </w:rPr>
+        <w:t xml:space="preserve">he following </w:t>
+      </w:r>
+      <w:r>
+        <w:rPr>
+          <w:sz w:val="22"/>
+          <w:szCs w:val="22"/>
+        </w:rPr>
+        <w:t>elements are part of the evaluation</w:t>
+      </w:r>
+      <w:r>
+        <w:rPr>
+          <w:sz w:val="22"/>
+          <w:szCs w:val="22"/>
+        </w:rPr>
+        <w:t>:</w:t>
+      </w:r>
+    </w:p>
+    <w:p>
+      <w:pPr>
+        <w:pStyle w:val="Normal"/>
+        <w:numPr>
+          <w:ilvl w:val="0"/>
+          <w:numId w:val="3"/>
+        </w:numPr>
+        <w:spacing w:before="0" w:after="120"/>
+        <w:rPr>
+          <w:sz w:val="22"/>
+          <w:szCs w:val="22"/>
+        </w:rPr>
+      </w:pPr>
+      <w:r>
+        <w:rPr>
+          <w:sz w:val="22"/>
+          <w:szCs w:val="22"/>
+        </w:rPr>
+        <w:t>Prototype Design Proposal – Establishing team members, what design is being made, and how it will:</w:t>
+      </w:r>
+    </w:p>
+    <w:p>
+      <w:pPr>
+        <w:pStyle w:val="Normal"/>
+        <w:numPr>
+          <w:ilvl w:val="1"/>
+          <w:numId w:val="3"/>
+        </w:numPr>
+        <w:spacing w:before="0" w:after="120"/>
+        <w:rPr>
+          <w:sz w:val="22"/>
+          <w:szCs w:val="22"/>
+        </w:rPr>
+      </w:pPr>
+      <w:r>
+        <w:rPr>
+          <w:sz w:val="22"/>
+          <w:szCs w:val="22"/>
+        </w:rPr>
+        <w:t>Integrat</w:t>
+      </w:r>
+      <w:r>
+        <w:rPr>
+          <w:sz w:val="22"/>
+          <w:szCs w:val="22"/>
+        </w:rPr>
+        <w:t>e</w:t>
+      </w:r>
+      <w:r>
+        <w:rPr>
+          <w:sz w:val="22"/>
+          <w:szCs w:val="22"/>
+        </w:rPr>
+        <w:t xml:space="preserve"> of a</w:t>
+      </w:r>
+      <w:r>
+        <w:rPr>
+          <w:sz w:val="22"/>
+          <w:szCs w:val="22"/>
+        </w:rPr>
+        <w:t xml:space="preserve">t least 2 different </w:t>
+      </w:r>
+      <w:r>
+        <w:rPr>
+          <w:sz w:val="22"/>
+          <w:szCs w:val="22"/>
+        </w:rPr>
+        <w:t>types of</w:t>
+      </w:r>
+      <w:r>
+        <w:rPr>
+          <w:sz w:val="22"/>
+          <w:szCs w:val="22"/>
+        </w:rPr>
+        <w:t xml:space="preserve"> bulk materia</w:t>
+      </w:r>
+      <w:r>
+        <w:rPr>
+          <w:sz w:val="22"/>
+          <w:szCs w:val="22"/>
+        </w:rPr>
+        <w:t>l</w:t>
+      </w:r>
+      <w:r>
+        <w:rPr>
+          <w:sz w:val="22"/>
+          <w:szCs w:val="22"/>
+        </w:rPr>
+        <w:t xml:space="preserve"> (i.e., thermoplastic + raw/processed stock).</w:t>
+      </w:r>
+    </w:p>
+    <w:p>
+      <w:pPr>
+        <w:pStyle w:val="Normal"/>
+        <w:numPr>
+          <w:ilvl w:val="1"/>
+          <w:numId w:val="3"/>
+        </w:numPr>
+        <w:spacing w:before="0" w:after="120"/>
+        <w:rPr>
+          <w:sz w:val="22"/>
+          <w:szCs w:val="22"/>
+        </w:rPr>
+      </w:pPr>
+      <w:r>
+        <w:rPr>
+          <w:sz w:val="22"/>
+          <w:szCs w:val="22"/>
+        </w:rPr>
+        <w:t>Demonstrat</w:t>
+      </w:r>
+      <w:r>
+        <w:rPr>
+          <w:sz w:val="22"/>
+          <w:szCs w:val="22"/>
+        </w:rPr>
+        <w:t>e</w:t>
+      </w:r>
+      <w:r>
+        <w:rPr>
+          <w:sz w:val="22"/>
+          <w:szCs w:val="22"/>
+        </w:rPr>
+        <w:t xml:space="preserve"> of</w:t>
+      </w:r>
+      <w:r>
+        <w:rPr>
+          <w:sz w:val="22"/>
+          <w:szCs w:val="22"/>
+        </w:rPr>
+        <w:t xml:space="preserve"> </w:t>
+      </w:r>
+      <w:r>
+        <w:rPr>
+          <w:sz w:val="22"/>
+          <w:szCs w:val="22"/>
+        </w:rPr>
+        <w:t xml:space="preserve">at </w:t>
+      </w:r>
+      <w:r>
+        <w:rPr>
+          <w:sz w:val="22"/>
+          <w:szCs w:val="22"/>
+        </w:rPr>
+        <w:t>least 1 joining method between 2 parts (i.e., heat insert, snap fit).</w:t>
+      </w:r>
+    </w:p>
+    <w:p>
+      <w:pPr>
+        <w:pStyle w:val="Normal"/>
+        <w:numPr>
+          <w:ilvl w:val="0"/>
+          <w:numId w:val="3"/>
+        </w:numPr>
+        <w:spacing w:before="0" w:after="120"/>
+        <w:rPr>
+          <w:sz w:val="22"/>
+          <w:szCs w:val="22"/>
+        </w:rPr>
+      </w:pPr>
+      <w:r>
+        <w:rPr>
+          <w:sz w:val="22"/>
+          <w:szCs w:val="22"/>
+        </w:rPr>
+        <w:t>All pertinent documentation for manufacturing (i.e., drawings with pertinent views and GD&amp;T callouts).</w:t>
+      </w:r>
+    </w:p>
+    <w:p>
+      <w:pPr>
+        <w:pStyle w:val="Normal"/>
+        <w:numPr>
+          <w:ilvl w:val="0"/>
+          <w:numId w:val="3"/>
+        </w:numPr>
+        <w:spacing w:before="0" w:after="120"/>
+        <w:rPr>
+          <w:sz w:val="22"/>
+          <w:szCs w:val="22"/>
+        </w:rPr>
+      </w:pPr>
+      <w:r>
+        <w:rPr>
+          <w:sz w:val="22"/>
+          <w:szCs w:val="22"/>
+        </w:rPr>
+        <w:t>Work breakdown summary.</w:t>
+      </w:r>
+    </w:p>
+    <w:p>
+      <w:pPr>
+        <w:pStyle w:val="Normal"/>
+        <w:numPr>
+          <w:ilvl w:val="0"/>
+          <w:numId w:val="3"/>
+        </w:numPr>
+        <w:spacing w:before="0" w:after="120"/>
+        <w:rPr>
+          <w:sz w:val="22"/>
+          <w:szCs w:val="22"/>
+        </w:rPr>
+      </w:pPr>
+      <w:r>
+        <w:rPr>
+          <w:sz w:val="22"/>
+          <w:szCs w:val="22"/>
+        </w:rPr>
+        <w:t>Self Reflection.</w:t>
+      </w:r>
+    </w:p>
+    <w:p>
+      <w:pPr>
+        <w:pStyle w:val="Normal"/>
+        <w:spacing w:before="0" w:after="120"/>
+        <w:rPr>
+          <w:sz w:val="22"/>
+          <w:szCs w:val="22"/>
+        </w:rPr>
+      </w:pPr>
+      <w:r>
+        <w:rPr>
+          <w:sz w:val="22"/>
+          <w:szCs w:val="22"/>
+        </w:rPr>
+        <w:t xml:space="preserve">The Final Exam will be held at CE405 on Monday, December 14, 2026, </w:t>
+      </w:r>
+      <w:r>
+        <w:rPr>
+          <w:sz w:val="22"/>
+          <w:szCs w:val="22"/>
+        </w:rPr>
+        <w:t>wherein groups will present their design to the class</w:t>
+      </w:r>
+      <w:r>
+        <w:rPr>
+          <w:sz w:val="22"/>
+          <w:szCs w:val="22"/>
+        </w:rPr>
+        <w:t xml:space="preserve">. The exam will begin at 1645 (4:45pm)  and end at 1845 (6:45pm). Exam’s must be submitted to the instructor by 1845 (6:45pm) to be considered for grading. Failure to </w:t>
+      </w:r>
+      <w:r>
+        <w:rPr>
+          <w:sz w:val="22"/>
+          <w:szCs w:val="22"/>
+        </w:rPr>
+        <w:t>submit</w:t>
+      </w:r>
+      <w:r>
+        <w:rPr>
+          <w:sz w:val="22"/>
+          <w:szCs w:val="22"/>
+        </w:rPr>
+        <w:t xml:space="preserve"> the exam by the ending time will result in an automatically score of zero (0).</w:t>
+      </w:r>
+    </w:p>
+    <w:p>
+      <w:pPr>
+        <w:pStyle w:val="Normal"/>
+        <w:spacing w:before="200" w:after="60"/>
+        <w:rPr/>
+      </w:pPr>
+      <w:r>
+        <w:rPr>
+          <w:sz w:val="22"/>
+          <w:szCs w:val="22"/>
+          <w:u w:val="single"/>
+        </w:rPr>
+        <w:t>Grade Scale</w:t>
       </w:r>
     </w:p>
     <w:p>
@@ -1952,7 +2323,7 @@
           <w:sz w:val="22"/>
           <w:szCs w:val="22"/>
         </w:rPr>
-        <w:t>The Final Exam will be held at CE405 on Monday, December 14, 2026. The exam will begin at 1645 (4:45pm)  and end at 1845 (6:45pm). Exam’s must be submitted to the instructor by 1845 (6:45pm) to be considered for grading. Failure to return the exam by the ending time will result in an automatically score of zero (0).</w:t>
+        <w:t>Final letter grades are assigned based on the standard A-F grading scale.</w:t>
       </w:r>
     </w:p>
     <w:p>
@@ -1967,7 +2338,7 @@
           <w:szCs w:val="22"/>
           <w:u w:val="single"/>
         </w:rPr>
-        <w:t>Grade Scale</w:t>
+        <w:t>Acceptable Use of Artificial Intelligence for Coursework</w:t>
       </w:r>
     </w:p>
     <w:p>
@@ -1981,295 +2352,245 @@
           <w:sz w:val="22"/>
           <w:szCs w:val="22"/>
         </w:rPr>
-        <w:t>Final letter grades are assigned based on the standard A-F grading scale.</w:t>
+        <w:t>While the use of Artificial Intelligence, such as ChatGPT, can offer students guidance, it is essential to uphold academic integrity and allow students to be evaluated based on their own understanding of course topics. Furthermore, students are expected to meet all course learning objectives and adhere to the parameters outlined within this syllabus.</w:t>
       </w:r>
     </w:p>
     <w:p>
       <w:pPr>
         <w:pStyle w:val="Normal"/>
-        <w:spacing w:before="200" w:after="60"/>
-        <w:rPr/>
-      </w:pPr>
-      <w:r>
-        <w:rPr>
-          <w:sz w:val="22"/>
-          <w:szCs w:val="22"/>
-          <w:u w:val="single"/>
-        </w:rPr>
-        <w:t>Design &amp; Drawing Portfolio Modules</w:t>
+        <w:spacing w:before="0" w:after="120"/>
+        <w:rPr>
+          <w:sz w:val="22"/>
+          <w:szCs w:val="22"/>
+        </w:rPr>
+      </w:pPr>
+      <w:r>
+        <w:rPr>
+          <w:sz w:val="22"/>
+          <w:szCs w:val="22"/>
+        </w:rPr>
+        <w:t>Usage of grammar and spell checking tools (i.e., Grammarly) or those integrated into processing software (i.e., Microsoft Word, Google Docs) may be used to enhance the communication of ideas by student.</w:t>
       </w:r>
     </w:p>
     <w:p>
       <w:pPr>
         <w:pStyle w:val="Normal"/>
         <w:spacing w:before="0" w:after="120"/>
-        <w:rPr/>
-      </w:pPr>
-      <w:r>
-        <w:rPr>
-          <w:sz w:val="22"/>
-          <w:szCs w:val="22"/>
-        </w:rPr>
-        <w:t>Students will complete a project-based portfolio comprised of one module per instructional week, for a total of [TBD] modules. Completed modules are submitted as a single portfolio at the end of the final exam.</w:t>
+        <w:rPr>
+          <w:b/>
+          <w:bCs/>
+          <w:sz w:val="22"/>
+          <w:szCs w:val="22"/>
+        </w:rPr>
+      </w:pPr>
+      <w:r>
+        <w:rPr>
+          <w:b/>
+          <w:bCs/>
+          <w:sz w:val="22"/>
+          <w:szCs w:val="22"/>
+        </w:rPr>
       </w:r>
     </w:p>
     <w:p>
       <w:pPr>
         <w:pStyle w:val="Normal"/>
-        <w:spacing w:before="200" w:after="60"/>
-        <w:rPr/>
-      </w:pPr>
-      <w:r>
-        <w:rPr>
-          <w:sz w:val="22"/>
-          <w:szCs w:val="22"/>
-          <w:u w:val="single"/>
-        </w:rPr>
-        <w:t>Acceptable Use of Artificial Intelligence for Coursework</w:t>
-      </w:r>
-    </w:p>
-    <w:p>
-      <w:pPr>
-        <w:pStyle w:val="Normal"/>
         <w:spacing w:before="0" w:after="120"/>
-        <w:rPr/>
-      </w:pPr>
-      <w:r>
-        <w:rPr>
-          <w:sz w:val="22"/>
-          <w:szCs w:val="22"/>
-        </w:rPr>
-        <w:t>While the use of Artificial Intelligence, such as ChatGPT, can offer students guidance, it is essential to uphold academic integrity and allow students to be evaluated based on their own understanding of course topics. Furthermore, students are expected to meet all course learning objectives and adhere to the parameters outlined within this syllabus.</w:t>
-      </w:r>
-    </w:p>
-    <w:p>
-      <w:pPr>
-        <w:pStyle w:val="Normal"/>
-        <w:spacing w:before="0" w:after="120"/>
-        <w:rPr/>
-      </w:pPr>
-      <w:r>
-        <w:rPr>
-          <w:sz w:val="22"/>
-          <w:szCs w:val="22"/>
-        </w:rPr>
-        <w:t>Usage of grammar and spell checking tools (i.e., Grammarly) or those integrated into processing software (i.e., Microsoft Word, Google Docs) may be used to enhance the communication of ideas by student.</w:t>
-      </w:r>
-    </w:p>
-    <w:p>
-      <w:pPr>
-        <w:pStyle w:val="Normal"/>
-        <w:spacing w:before="240" w:after="80"/>
-        <w:rPr/>
-      </w:pPr>
-      <w:r>
         <w:rPr>
           <w:b/>
           <w:bCs/>
           <w:sz w:val="24"/>
           <w:szCs w:val="24"/>
         </w:rPr>
-        <w:t>Additional Notifications for Students</w:t>
-      </w:r>
-    </w:p>
-    <w:p>
-      <w:pPr>
-        <w:pStyle w:val="Normal"/>
-        <w:spacing w:before="200" w:after="60"/>
-        <w:rPr/>
-      </w:pPr>
-      <w:r>
-        <w:rPr>
-          <w:sz w:val="22"/>
-          <w:szCs w:val="22"/>
-          <w:u w:val="single"/>
-        </w:rPr>
-        <w:t>Academic Dishonesty</w:t>
-      </w:r>
-    </w:p>
-    <w:p>
-      <w:pPr>
-        <w:pStyle w:val="Normal"/>
-        <w:spacing w:before="0" w:after="120"/>
-        <w:rPr/>
-      </w:pPr>
-      <w:r>
-        <w:rPr>
-          <w:sz w:val="22"/>
-          <w:szCs w:val="22"/>
-        </w:rPr>
-        <w:t>Academic dishonesty cannot be condoned by the University. Such dishonesty includes cheating and plagiarism (examples of which are given below), which violate the Student Conduct Code and could result in expulsion from the University.</w:t>
-      </w:r>
-    </w:p>
-    <w:p>
-      <w:pPr>
-        <w:pStyle w:val="Normal"/>
-        <w:spacing w:before="0" w:after="120"/>
-        <w:rPr/>
-      </w:pPr>
-      <w:r>
-        <w:rPr>
-          <w:sz w:val="22"/>
-          <w:szCs w:val="22"/>
-        </w:rPr>
-        <w:t>Cheating includes but is not limited to giving unauthorized help during an examination, obtaining unauthorized information about an examination before it is administered, using inappropriate sources of information during an examination, altering the record of any grades, altering answers after an examination has been submitted, falsifying any official University record, and misrepresenting the facts in order to obtain exemptions from course requirements.</w:t>
-      </w:r>
-    </w:p>
-    <w:p>
-      <w:pPr>
-        <w:pStyle w:val="Normal"/>
-        <w:spacing w:before="0" w:after="120"/>
-        <w:rPr/>
-      </w:pPr>
-      <w:r>
-        <w:rPr>
-          <w:sz w:val="22"/>
-          <w:szCs w:val="22"/>
-        </w:rPr>
-        <w:t>Plagiarism includes but is not limited to submitting any document, to satisfy an academic requirement, that has been copied in whole or part from another individual’s work without identifying that individual; neglecting to identify as a quotation a documented idea that has not been assimilated into the student’s language and style, or paraphrasing a passage so closely that the reader is misled as to the source; submitting the same written or oral material in more than one course without obtaining authorization from the instructors involved; or dry-labbing, which includes (a) obtaining and using experimental data from other students without the express consent of the instructor, (b) utilizing experimental data and laboratory write-ups from other sections of the course or from previous terms during which the course was conducted, and (c) fabricating data to fit the expected results.</w:t>
-      </w:r>
-    </w:p>
-    <w:p>
-      <w:pPr>
-        <w:pStyle w:val="Normal"/>
-        <w:spacing w:before="0" w:after="120"/>
-        <w:rPr/>
-      </w:pPr>
-      <w:r>
-        <w:rPr>
-          <w:sz w:val="22"/>
-          <w:szCs w:val="22"/>
-        </w:rPr>
-        <w:t>Please see the Leeward CC website for more information about academic dishonesty.</w:t>
-      </w:r>
-    </w:p>
-    <w:p>
-      <w:pPr>
-        <w:pStyle w:val="Normal"/>
-        <w:spacing w:before="200" w:after="60"/>
-        <w:rPr/>
-      </w:pPr>
-      <w:r>
-        <w:rPr>
-          <w:sz w:val="22"/>
-          <w:szCs w:val="22"/>
-          <w:u w:val="single"/>
-        </w:rPr>
-        <w:t>Participation Verification</w:t>
-      </w:r>
-    </w:p>
-    <w:p>
-      <w:pPr>
-        <w:pStyle w:val="Normal"/>
-        <w:spacing w:before="0" w:after="120"/>
-        <w:rPr/>
-      </w:pPr>
-      <w:r>
-        <w:rPr>
-          <w:sz w:val="22"/>
-          <w:szCs w:val="22"/>
-        </w:rPr>
-        <w:t>Students who do not participate in their classes during the first week of the semester are considered to be "No Shows." The College assumes that "No Show" students no longer wish to participate in their education. Students who are identified as "No Shows" will be administratively disenrolled from their classes and given a 100% tuition refund. Participant Verification helps to release students who registered but did not intend to come to class from a financial obligation and failing grade. It also keeps the College in compliance with federal financial aid guidelines.</w:t>
-      </w:r>
-    </w:p>
-    <w:p>
-      <w:pPr>
-        <w:pStyle w:val="Normal"/>
-        <w:spacing w:before="0" w:after="120"/>
-        <w:rPr/>
-      </w:pPr>
-      <w:r>
-        <w:rPr>
-          <w:sz w:val="22"/>
-          <w:szCs w:val="22"/>
-        </w:rPr>
-        <w:t>See Executive Policy 7.209 Student Participation Verification in Coursework.</w:t>
-      </w:r>
-    </w:p>
-    <w:p>
-      <w:pPr>
-        <w:pStyle w:val="Normal"/>
-        <w:spacing w:before="200" w:after="60"/>
-        <w:rPr/>
-      </w:pPr>
-      <w:r>
-        <w:rPr>
-          <w:sz w:val="22"/>
-          <w:szCs w:val="22"/>
-          <w:u w:val="single"/>
-        </w:rPr>
-        <w:t>Title IX</w:t>
-      </w:r>
-    </w:p>
-    <w:p>
-      <w:pPr>
-        <w:pStyle w:val="Normal"/>
-        <w:spacing w:before="0" w:after="120"/>
-        <w:rPr/>
-      </w:pPr>
-      <w:r>
-        <w:rPr>
-          <w:sz w:val="22"/>
-          <w:szCs w:val="22"/>
-        </w:rPr>
-        <w:t>Leeward Community College is committed to supporting students and upholding the College's non-discrimination policy. Under Title IX, discrimination based upon sex and gender is prohibited. If you experience an incident of sex- or gender-based discrimination, harassment, or violence, we encourage you to reach out for help. While you may talk to a faculty member, understand that as a "Responsible Employee" of the College, the faculty member must inform the college's Title IX Coordinator to ensure that our students are supported and aware of the resources available. If you would like to speak with someone who can afford you with privacy and confidentiality, there are designated confidential resources available who can meet with you.</w:t>
-      </w:r>
-    </w:p>
-    <w:p>
-      <w:pPr>
-        <w:pStyle w:val="Normal"/>
-        <w:spacing w:before="0" w:after="120"/>
-        <w:rPr/>
-      </w:pPr>
-      <w:r>
-        <w:rPr>
-          <w:sz w:val="22"/>
-          <w:szCs w:val="22"/>
-        </w:rPr>
-        <w:t>For more information about available resources, and University policies, please see our Title IX website or contact our Title IX Coordinator, Thomas Hirsbrunner at 808-455-0478 or email leetix@hawaii.edu.</w:t>
-      </w:r>
-    </w:p>
-    <w:p>
-      <w:pPr>
-        <w:pStyle w:val="Normal"/>
-        <w:spacing w:before="240" w:after="80"/>
+      </w:pPr>
+      <w:r>
         <w:rPr>
           <w:b/>
           <w:bCs/>
           <w:sz w:val="24"/>
           <w:szCs w:val="24"/>
         </w:rPr>
-      </w:pPr>
-      <w:r>
+        <w:t>Additional Notifications for Students</w:t>
+      </w:r>
+    </w:p>
+    <w:p>
+      <w:pPr>
+        <w:pStyle w:val="Normal"/>
+        <w:spacing w:before="200" w:after="60"/>
+        <w:rPr/>
+      </w:pPr>
+      <w:r>
+        <w:rPr>
+          <w:sz w:val="22"/>
+          <w:szCs w:val="22"/>
+          <w:u w:val="single"/>
+        </w:rPr>
+        <w:t>Academic Dishonesty</w:t>
+      </w:r>
+    </w:p>
+    <w:p>
+      <w:pPr>
+        <w:pStyle w:val="Normal"/>
+        <w:spacing w:before="0" w:after="120"/>
+        <w:rPr/>
+      </w:pPr>
+      <w:r>
+        <w:rPr>
+          <w:sz w:val="22"/>
+          <w:szCs w:val="22"/>
+        </w:rPr>
+        <w:t>Academic dishonesty cannot be condoned by the University. Such dishonesty includes cheating and plagiarism (examples of which are given below), which violate the Student Conduct Code and could result in expulsion from the University.</w:t>
+      </w:r>
+    </w:p>
+    <w:p>
+      <w:pPr>
+        <w:pStyle w:val="Normal"/>
+        <w:spacing w:before="0" w:after="120"/>
+        <w:rPr/>
+      </w:pPr>
+      <w:r>
+        <w:rPr>
+          <w:sz w:val="22"/>
+          <w:szCs w:val="22"/>
+        </w:rPr>
+        <w:t>Cheating includes but is not limited to giving unauthorized help during an examination, obtaining unauthorized information about an examination before it is administered, using inappropriate sources of information during an examination, altering the record of any grades, altering answers after an examination has been submitted, falsifying any official University record, and misrepresenting the facts in order to obtain exemptions from course requirements.</w:t>
+      </w:r>
+    </w:p>
+    <w:p>
+      <w:pPr>
+        <w:pStyle w:val="Normal"/>
+        <w:spacing w:before="0" w:after="120"/>
+        <w:rPr/>
+      </w:pPr>
+      <w:r>
+        <w:rPr>
+          <w:sz w:val="22"/>
+          <w:szCs w:val="22"/>
+        </w:rPr>
+        <w:t>Plagiarism includes but is not limited to submitting any document, to satisfy an academic requirement, that has been copied in whole or part from another individual’s work without identifying that individual; neglecting to identify as a quotation a documented idea that has not been assimilated into the student’s language and style, or paraphrasing a passage so closely that the reader is misled as to the source; submitting the same written or oral material in more than one course without obtaining authorization from the instructors involved; or dry-labbing, which includes (a) obtaining and using experimental data from other students without the express consent of the instructor, (b) utilizing experimental data and laboratory write-ups from other sections of the course or from previous terms during which the course was conducted, and (c) fabricating data to fit the expected results.</w:t>
+      </w:r>
+    </w:p>
+    <w:p>
+      <w:pPr>
+        <w:pStyle w:val="Normal"/>
+        <w:spacing w:before="0" w:after="120"/>
+        <w:rPr/>
+      </w:pPr>
+      <w:r>
+        <w:rPr>
+          <w:sz w:val="22"/>
+          <w:szCs w:val="22"/>
+        </w:rPr>
+        <w:t>Please see the Leeward CC website for more information about academic dishonesty.</w:t>
+      </w:r>
+    </w:p>
+    <w:p>
+      <w:pPr>
+        <w:pStyle w:val="Normal"/>
+        <w:spacing w:before="200" w:after="60"/>
+        <w:rPr/>
+      </w:pPr>
+      <w:r>
+        <w:rPr>
+          <w:sz w:val="22"/>
+          <w:szCs w:val="22"/>
+          <w:u w:val="single"/>
+        </w:rPr>
+        <w:t>Participation Verification</w:t>
+      </w:r>
+    </w:p>
+    <w:p>
+      <w:pPr>
+        <w:pStyle w:val="Normal"/>
+        <w:spacing w:before="0" w:after="120"/>
+        <w:rPr/>
+      </w:pPr>
+      <w:r>
+        <w:rPr>
+          <w:sz w:val="22"/>
+          <w:szCs w:val="22"/>
+        </w:rPr>
+        <w:t>Students who do not participate in their classes during the first week of the semester are considered to be "No Shows." The College assumes that "No Show" students no longer wish to participate in their education. Students who are identified as "No Shows" will be administratively disenrolled from their classes and given a 100% tuition refund. Participant Verification helps to release students who registered but did not intend to come to class from a financial obligation and failing grade. It also keeps the College in compliance with federal financial aid guidelines.</w:t>
+      </w:r>
+    </w:p>
+    <w:p>
+      <w:pPr>
+        <w:pStyle w:val="Normal"/>
+        <w:spacing w:before="0" w:after="120"/>
+        <w:rPr/>
+      </w:pPr>
+      <w:r>
+        <w:rPr>
+          <w:sz w:val="22"/>
+          <w:szCs w:val="22"/>
+        </w:rPr>
+        <w:t>See Executive Policy 7.209 Student Participation Verification in Coursework.</w:t>
+      </w:r>
+    </w:p>
+    <w:p>
+      <w:pPr>
+        <w:pStyle w:val="Normal"/>
+        <w:spacing w:before="200" w:after="60"/>
+        <w:rPr/>
+      </w:pPr>
+      <w:r>
+        <w:rPr>
+          <w:sz w:val="22"/>
+          <w:szCs w:val="22"/>
+          <w:u w:val="single"/>
+        </w:rPr>
+        <w:t>Title IX</w:t>
+      </w:r>
+    </w:p>
+    <w:p>
+      <w:pPr>
+        <w:pStyle w:val="Normal"/>
+        <w:spacing w:before="0" w:after="120"/>
+        <w:rPr/>
+      </w:pPr>
+      <w:r>
+        <w:rPr>
+          <w:sz w:val="22"/>
+          <w:szCs w:val="22"/>
+        </w:rPr>
+        <w:t>Leeward Community College is committed to supporting students and upholding the College's non-discrimination policy. Under Title IX, discrimination based upon sex and gender is prohibited. If you experience an incident of sex- or gender-based discrimination, harassment, or violence, we encourage you to reach out for help. While you may talk to a faculty member, understand that as a "Responsible Employee" of the College, the faculty member must inform the college's Title IX Coordinator to ensure that our students are supported and aware of the resources available. If you would like to speak with someone who can afford you with privacy and confidentiality, there are designated confidential resources available who can meet with you.</w:t>
+      </w:r>
+    </w:p>
+    <w:p>
+      <w:pPr>
+        <w:pStyle w:val="Normal"/>
+        <w:spacing w:before="0" w:after="120"/>
+        <w:rPr/>
+      </w:pPr>
+      <w:r>
+        <w:rPr>
+          <w:sz w:val="22"/>
+          <w:szCs w:val="22"/>
+        </w:rPr>
+        <w:t>For more information about available resources, and University policies, please see our Title IX website or contact our Title IX Coordinator, Thomas Hirsbrunner at 808-455-0478 or email leetix@hawaii.edu.</w:t>
+      </w:r>
+      <w:r>
+        <w:br w:type="page"/>
+      </w:r>
+    </w:p>
+    <w:p>
+      <w:pPr>
+        <w:pStyle w:val="Normal"/>
+        <w:spacing w:before="0" w:after="80"/>
         <w:rPr>
           <w:b/>
           <w:bCs/>
           <w:sz w:val="24"/>
           <w:szCs w:val="24"/>
         </w:rPr>
-      </w:r>
-      <w:r>
-        <w:br w:type="page"/>
-      </w:r>
-    </w:p>
-    <w:p>
-      <w:pPr>
-        <w:pStyle w:val="Normal"/>
-        <w:spacing w:before="0" w:after="80"/>
+      </w:pPr>
+      <w:r>
         <w:rPr>
           <w:b/>
           <w:bCs/>
           <w:sz w:val="24"/>
           <w:szCs w:val="24"/>
         </w:rPr>
-      </w:pPr>
-      <w:r>
-        <w:rPr>
-          <w:b/>
-          <w:bCs/>
-          <w:sz w:val="24"/>
-          <w:szCs w:val="24"/>
-        </w:rPr>
         <w:t>Course Schedule*</w:t>
       </w:r>
     </w:p>
@@ -2289,7 +2610,7 @@
     </w:p>
     <w:tbl>
       <w:tblPr>
-        <w:tblW w:w="9480" w:type="dxa"/>
+        <w:tblW w:w="9539" w:type="dxa"/>
         <w:jc w:val="start"/>
         <w:tblInd w:w="0" w:type="dxa"/>
         <w:tblLayout w:type="fixed"/>
@@ -2301,16 +2622,16 @@
         </w:tblCellMar>
       </w:tblPr>
       <w:tblGrid>
-        <w:gridCol w:w="698"/>
-        <w:gridCol w:w="1902"/>
+        <w:gridCol w:w="697"/>
+        <w:gridCol w:w="1903"/>
         <w:gridCol w:w="1300"/>
-        <w:gridCol w:w="5580"/>
+        <w:gridCol w:w="5639"/>
       </w:tblGrid>
       <w:tr>
         <w:trPr/>
         <w:tc>
           <w:tcPr>
-            <w:tcW w:w="698" w:type="dxa"/>
+            <w:tcW w:w="697" w:type="dxa"/>
             <w:tcBorders>
               <w:top w:val="single" w:sz="4" w:space="0" w:color="000000"/>
               <w:bottom w:val="single" w:sz="2" w:space="0" w:color="BFBFBF"/>
@@ -2334,7 +2655,7 @@
         </w:tc>
         <w:tc>
           <w:tcPr>
-            <w:tcW w:w="1902" w:type="dxa"/>
+            <w:tcW w:w="1903" w:type="dxa"/>
             <w:tcBorders>
               <w:top w:val="single" w:sz="4" w:space="0" w:color="000000"/>
               <w:bottom w:val="single" w:sz="2" w:space="0" w:color="BFBFBF"/>
@@ -2382,7 +2703,7 @@
         </w:tc>
         <w:tc>
           <w:tcPr>
-            <w:tcW w:w="5580" w:type="dxa"/>
+            <w:tcW w:w="5639" w:type="dxa"/>
             <w:tcBorders>
               <w:top w:val="single" w:sz="4" w:space="0" w:color="000000"/>
               <w:bottom w:val="single" w:sz="2" w:space="0" w:color="BFBFBF"/>
@@ -2409,7 +2730,7 @@
         <w:trPr/>
         <w:tc>
           <w:tcPr>
-            <w:tcW w:w="9480" w:type="dxa"/>
+            <w:tcW w:w="9539" w:type="dxa"/>
             <w:gridSpan w:val="4"/>
             <w:tcBorders>
               <w:top w:val="single" w:sz="2" w:space="0" w:color="BFBFBF"/>
@@ -2438,7 +2759,7 @@
         <w:trPr/>
         <w:tc>
           <w:tcPr>
-            <w:tcW w:w="698" w:type="dxa"/>
+            <w:tcW w:w="697" w:type="dxa"/>
             <w:tcBorders>
               <w:top w:val="single" w:sz="2" w:space="0" w:color="BFBFBF"/>
               <w:bottom w:val="single" w:sz="2" w:space="0" w:color="BFBFBF"/>
@@ -2462,7 +2783,7 @@
         </w:tc>
         <w:tc>
           <w:tcPr>
-            <w:tcW w:w="1902" w:type="dxa"/>
+            <w:tcW w:w="1903" w:type="dxa"/>
             <w:tcBorders>
               <w:top w:val="single" w:sz="2" w:space="0" w:color="BFBFBF"/>
               <w:bottom w:val="single" w:sz="2" w:space="0" w:color="BFBFBF"/>
@@ -2510,7 +2831,7 @@
         </w:tc>
         <w:tc>
           <w:tcPr>
-            <w:tcW w:w="5580" w:type="dxa"/>
+            <w:tcW w:w="5639" w:type="dxa"/>
             <w:tcBorders>
               <w:top w:val="single" w:sz="2" w:space="0" w:color="BFBFBF"/>
               <w:bottom w:val="single" w:sz="2" w:space="0" w:color="BFBFBF"/>
@@ -2537,7 +2858,7 @@
         <w:trPr/>
         <w:tc>
           <w:tcPr>
-            <w:tcW w:w="698" w:type="dxa"/>
+            <w:tcW w:w="697" w:type="dxa"/>
             <w:tcBorders>
               <w:top w:val="single" w:sz="2" w:space="0" w:color="BFBFBF"/>
               <w:bottom w:val="single" w:sz="2" w:space="0" w:color="BFBFBF"/>
@@ -2561,7 +2882,7 @@
         </w:tc>
         <w:tc>
           <w:tcPr>
-            <w:tcW w:w="1902" w:type="dxa"/>
+            <w:tcW w:w="1903" w:type="dxa"/>
             <w:tcBorders>
               <w:top w:val="single" w:sz="2" w:space="0" w:color="BFBFBF"/>
               <w:bottom w:val="single" w:sz="2" w:space="0" w:color="BFBFBF"/>
@@ -2609,7 +2930,7 @@
         </w:tc>
         <w:tc>
           <w:tcPr>
-            <w:tcW w:w="5580" w:type="dxa"/>
+            <w:tcW w:w="5639" w:type="dxa"/>
             <w:tcBorders>
               <w:top w:val="single" w:sz="2" w:space="0" w:color="BFBFBF"/>
               <w:bottom w:val="single" w:sz="2" w:space="0" w:color="BFBFBF"/>
@@ -2636,7 +2957,7 @@
         <w:trPr/>
         <w:tc>
           <w:tcPr>
-            <w:tcW w:w="698" w:type="dxa"/>
+            <w:tcW w:w="697" w:type="dxa"/>
             <w:tcBorders>
               <w:top w:val="single" w:sz="2" w:space="0" w:color="BFBFBF"/>
               <w:bottom w:val="single" w:sz="2" w:space="0" w:color="BFBFBF"/>
@@ -2660,7 +2981,7 @@
         </w:tc>
         <w:tc>
           <w:tcPr>
-            <w:tcW w:w="1902" w:type="dxa"/>
+            <w:tcW w:w="1903" w:type="dxa"/>
             <w:tcBorders>
               <w:top w:val="single" w:sz="2" w:space="0" w:color="BFBFBF"/>
               <w:bottom w:val="single" w:sz="2" w:space="0" w:color="BFBFBF"/>
@@ -2708,7 +3029,7 @@
         </w:tc>
         <w:tc>
           <w:tcPr>
-            <w:tcW w:w="5580" w:type="dxa"/>
+            <w:tcW w:w="5639" w:type="dxa"/>
             <w:tcBorders>
               <w:top w:val="single" w:sz="2" w:space="0" w:color="BFBFBF"/>
               <w:bottom w:val="single" w:sz="2" w:space="0" w:color="BFBFBF"/>
@@ -2735,7 +3056,7 @@
         <w:trPr/>
         <w:tc>
           <w:tcPr>
-            <w:tcW w:w="698" w:type="dxa"/>
+            <w:tcW w:w="697" w:type="dxa"/>
             <w:tcBorders>
               <w:top w:val="single" w:sz="2" w:space="0" w:color="BFBFBF"/>
               <w:bottom w:val="single" w:sz="2" w:space="0" w:color="BFBFBF"/>
@@ -2759,7 +3080,7 @@
         </w:tc>
         <w:tc>
           <w:tcPr>
-            <w:tcW w:w="1902" w:type="dxa"/>
+            <w:tcW w:w="1903" w:type="dxa"/>
             <w:tcBorders>
               <w:top w:val="single" w:sz="2" w:space="0" w:color="BFBFBF"/>
               <w:bottom w:val="single" w:sz="2" w:space="0" w:color="BFBFBF"/>
@@ -2807,7 +3128,7 @@
         </w:tc>
         <w:tc>
           <w:tcPr>
-            <w:tcW w:w="5580" w:type="dxa"/>
+            <w:tcW w:w="5639" w:type="dxa"/>
             <w:tcBorders>
               <w:top w:val="single" w:sz="2" w:space="0" w:color="BFBFBF"/>
               <w:bottom w:val="single" w:sz="2" w:space="0" w:color="BFBFBF"/>
@@ -2834,7 +3155,7 @@
         <w:trPr/>
         <w:tc>
           <w:tcPr>
-            <w:tcW w:w="698" w:type="dxa"/>
+            <w:tcW w:w="697" w:type="dxa"/>
             <w:tcBorders>
               <w:top w:val="single" w:sz="2" w:space="0" w:color="BFBFBF"/>
               <w:bottom w:val="single" w:sz="2" w:space="0" w:color="BFBFBF"/>
@@ -2858,7 +3179,7 @@
         </w:tc>
         <w:tc>
           <w:tcPr>
-            <w:tcW w:w="1902" w:type="dxa"/>
+            <w:tcW w:w="1903" w:type="dxa"/>
             <w:tcBorders>
               <w:top w:val="single" w:sz="2" w:space="0" w:color="BFBFBF"/>
               <w:bottom w:val="single" w:sz="2" w:space="0" w:color="BFBFBF"/>
@@ -2906,7 +3227,7 @@
         </w:tc>
         <w:tc>
           <w:tcPr>
-            <w:tcW w:w="5580" w:type="dxa"/>
+            <w:tcW w:w="5639" w:type="dxa"/>
             <w:tcBorders>
               <w:top w:val="single" w:sz="2" w:space="0" w:color="BFBFBF"/>
               <w:bottom w:val="single" w:sz="2" w:space="0" w:color="BFBFBF"/>
@@ -2933,7 +3254,7 @@
         <w:trPr/>
         <w:tc>
           <w:tcPr>
-            <w:tcW w:w="698" w:type="dxa"/>
+            <w:tcW w:w="697" w:type="dxa"/>
             <w:tcBorders>
               <w:top w:val="single" w:sz="2" w:space="0" w:color="BFBFBF"/>
               <w:bottom w:val="single" w:sz="2" w:space="0" w:color="BFBFBF"/>
@@ -2957,7 +3278,7 @@
         </w:tc>
         <w:tc>
           <w:tcPr>
-            <w:tcW w:w="1902" w:type="dxa"/>
+            <w:tcW w:w="1903" w:type="dxa"/>
             <w:tcBorders>
               <w:top w:val="single" w:sz="2" w:space="0" w:color="BFBFBF"/>
               <w:bottom w:val="single" w:sz="2" w:space="0" w:color="BFBFBF"/>
@@ -3005,7 +3326,7 @@
         </w:tc>
         <w:tc>
           <w:tcPr>
-            <w:tcW w:w="5580" w:type="dxa"/>
+            <w:tcW w:w="5639" w:type="dxa"/>
             <w:tcBorders>
               <w:top w:val="single" w:sz="2" w:space="0" w:color="BFBFBF"/>
               <w:bottom w:val="single" w:sz="2" w:space="0" w:color="BFBFBF"/>
@@ -3032,7 +3353,7 @@
         <w:trPr/>
         <w:tc>
           <w:tcPr>
-            <w:tcW w:w="698" w:type="dxa"/>
+            <w:tcW w:w="697" w:type="dxa"/>
             <w:tcBorders>
               <w:top w:val="single" w:sz="2" w:space="0" w:color="BFBFBF"/>
               <w:bottom w:val="single" w:sz="2" w:space="0" w:color="BFBFBF"/>
@@ -3056,7 +3377,7 @@
         </w:tc>
         <w:tc>
           <w:tcPr>
-            <w:tcW w:w="1902" w:type="dxa"/>
+            <w:tcW w:w="1903" w:type="dxa"/>
             <w:tcBorders>
               <w:top w:val="single" w:sz="2" w:space="0" w:color="BFBFBF"/>
               <w:bottom w:val="single" w:sz="2" w:space="0" w:color="BFBFBF"/>
@@ -3104,25 +3425,25 @@
         </w:tc>
         <w:tc>
           <w:tcPr>
-            <w:tcW w:w="5580" w:type="dxa"/>
-            <w:tcBorders>
-              <w:top w:val="single" w:sz="2" w:space="0" w:color="BFBFBF"/>
-              <w:bottom w:val="single" w:sz="2" w:space="0" w:color="BFBFBF"/>
-            </w:tcBorders>
-          </w:tcPr>
-          <w:p>
-            <w:pPr>
-              <w:pStyle w:val="Normal"/>
-              <w:rPr/>
-            </w:pPr>
-            <w:r>
-              <w:rPr>
-                <w:b w:val="false"/>
-                <w:bCs w:val="false"/>
-                <w:sz w:val="20"/>
-                <w:szCs w:val="20"/>
-              </w:rPr>
-              <w:t>Parametric modeling practice; Unit 1 Quiz</w:t>
+            <w:tcW w:w="5639" w:type="dxa"/>
+            <w:tcBorders>
+              <w:top w:val="single" w:sz="2" w:space="0" w:color="BFBFBF"/>
+              <w:bottom w:val="single" w:sz="2" w:space="0" w:color="BFBFBF"/>
+            </w:tcBorders>
+          </w:tcPr>
+          <w:p>
+            <w:pPr>
+              <w:pStyle w:val="Normal"/>
+              <w:rPr/>
+            </w:pPr>
+            <w:r>
+              <w:rPr>
+                <w:b w:val="false"/>
+                <w:bCs w:val="false"/>
+                <w:sz w:val="20"/>
+                <w:szCs w:val="20"/>
+              </w:rPr>
+              <w:t>Unit 1 Quiz</w:t>
             </w:r>
           </w:p>
         </w:tc>
@@ -3131,7 +3452,7 @@
         <w:trPr/>
         <w:tc>
           <w:tcPr>
-            <w:tcW w:w="9480" w:type="dxa"/>
+            <w:tcW w:w="9539" w:type="dxa"/>
             <w:gridSpan w:val="4"/>
             <w:tcBorders>
               <w:top w:val="single" w:sz="2" w:space="0" w:color="BFBFBF"/>
@@ -3160,7 +3481,7 @@
         <w:trPr/>
         <w:tc>
           <w:tcPr>
-            <w:tcW w:w="698" w:type="dxa"/>
+            <w:tcW w:w="697" w:type="dxa"/>
             <w:tcBorders>
               <w:top w:val="single" w:sz="2" w:space="0" w:color="BFBFBF"/>
               <w:bottom w:val="single" w:sz="2" w:space="0" w:color="BFBFBF"/>
@@ -3184,7 +3505,7 @@
         </w:tc>
         <w:tc>
           <w:tcPr>
-            <w:tcW w:w="1902" w:type="dxa"/>
+            <w:tcW w:w="1903" w:type="dxa"/>
             <w:tcBorders>
               <w:top w:val="single" w:sz="2" w:space="0" w:color="BFBFBF"/>
               <w:bottom w:val="single" w:sz="2" w:space="0" w:color="BFBFBF"/>
@@ -3232,25 +3553,26 @@
         </w:tc>
         <w:tc>
           <w:tcPr>
-            <w:tcW w:w="5580" w:type="dxa"/>
-            <w:tcBorders>
-              <w:top w:val="single" w:sz="2" w:space="0" w:color="BFBFBF"/>
-              <w:bottom w:val="single" w:sz="2" w:space="0" w:color="BFBFBF"/>
-            </w:tcBorders>
-          </w:tcPr>
-          <w:p>
-            <w:pPr>
-              <w:pStyle w:val="Normal"/>
-              <w:rPr/>
-            </w:pPr>
-            <w:r>
-              <w:rPr>
-                <w:b w:val="false"/>
-                <w:bCs w:val="false"/>
-                <w:sz w:val="20"/>
-                <w:szCs w:val="20"/>
-              </w:rPr>
-              <w:t>Section views (full, half, offset)</w:t>
+            <w:tcW w:w="5639" w:type="dxa"/>
+            <w:vMerge w:val="restart"/>
+            <w:tcBorders>
+              <w:top w:val="single" w:sz="2" w:space="0" w:color="BFBFBF"/>
+              <w:bottom w:val="single" w:sz="2" w:space="0" w:color="BFBFBF"/>
+            </w:tcBorders>
+          </w:tcPr>
+          <w:p>
+            <w:pPr>
+              <w:pStyle w:val="Normal"/>
+              <w:rPr/>
+            </w:pPr>
+            <w:r>
+              <w:rPr>
+                <w:b w:val="false"/>
+                <w:bCs w:val="false"/>
+                <w:sz w:val="20"/>
+                <w:szCs w:val="20"/>
+              </w:rPr>
+              <w:t>Section views (full, half, offset), Auxiliary views, Threads and fastener representation/callouts</w:t>
             </w:r>
           </w:p>
         </w:tc>
@@ -3259,7 +3581,7 @@
         <w:trPr/>
         <w:tc>
           <w:tcPr>
-            <w:tcW w:w="698" w:type="dxa"/>
+            <w:tcW w:w="697" w:type="dxa"/>
             <w:tcBorders>
               <w:top w:val="single" w:sz="2" w:space="0" w:color="BFBFBF"/>
               <w:bottom w:val="single" w:sz="2" w:space="0" w:color="BFBFBF"/>
@@ -3283,7 +3605,7 @@
         </w:tc>
         <w:tc>
           <w:tcPr>
-            <w:tcW w:w="1902" w:type="dxa"/>
+            <w:tcW w:w="1903" w:type="dxa"/>
             <w:tcBorders>
               <w:top w:val="single" w:sz="2" w:space="0" w:color="BFBFBF"/>
               <w:bottom w:val="single" w:sz="2" w:space="0" w:color="BFBFBF"/>
@@ -3331,25 +3653,25 @@
         </w:tc>
         <w:tc>
           <w:tcPr>
-            <w:tcW w:w="5580" w:type="dxa"/>
-            <w:tcBorders>
-              <w:top w:val="single" w:sz="2" w:space="0" w:color="BFBFBF"/>
-              <w:bottom w:val="single" w:sz="2" w:space="0" w:color="BFBFBF"/>
-            </w:tcBorders>
-          </w:tcPr>
-          <w:p>
-            <w:pPr>
-              <w:pStyle w:val="Normal"/>
-              <w:rPr/>
-            </w:pPr>
-            <w:r>
-              <w:rPr>
-                <w:b w:val="false"/>
-                <w:bCs w:val="false"/>
-                <w:sz w:val="20"/>
-                <w:szCs w:val="20"/>
-              </w:rPr>
-              <w:t>Auxiliary views</w:t>
+            <w:tcW w:w="5639" w:type="dxa"/>
+            <w:vMerge w:val="continue"/>
+            <w:tcBorders>
+              <w:top w:val="single" w:sz="2" w:space="0" w:color="BFBFBF"/>
+              <w:bottom w:val="single" w:sz="2" w:space="0" w:color="BFBFBF"/>
+            </w:tcBorders>
+          </w:tcPr>
+          <w:p>
+            <w:pPr>
+              <w:pStyle w:val="Normal"/>
+              <w:rPr>
+                <w:b w:val="false"/>
+                <w:bCs w:val="false"/>
+                <w:sz w:val="20"/>
+                <w:szCs w:val="20"/>
+              </w:rPr>
+            </w:pPr>
+            <w:r>
+              <w:rPr/>
             </w:r>
           </w:p>
         </w:tc>
@@ -3358,7 +3680,7 @@
         <w:trPr/>
         <w:tc>
           <w:tcPr>
-            <w:tcW w:w="698" w:type="dxa"/>
+            <w:tcW w:w="697" w:type="dxa"/>
             <w:tcBorders>
               <w:top w:val="single" w:sz="2" w:space="0" w:color="BFBFBF"/>
               <w:bottom w:val="single" w:sz="2" w:space="0" w:color="BFBFBF"/>
@@ -3382,7 +3704,7 @@
         </w:tc>
         <w:tc>
           <w:tcPr>
-            <w:tcW w:w="1902" w:type="dxa"/>
+            <w:tcW w:w="1903" w:type="dxa"/>
             <w:tcBorders>
               <w:top w:val="single" w:sz="2" w:space="0" w:color="BFBFBF"/>
               <w:bottom w:val="single" w:sz="2" w:space="0" w:color="BFBFBF"/>
@@ -3430,25 +3752,25 @@
         </w:tc>
         <w:tc>
           <w:tcPr>
-            <w:tcW w:w="5580" w:type="dxa"/>
-            <w:tcBorders>
-              <w:top w:val="single" w:sz="2" w:space="0" w:color="BFBFBF"/>
-              <w:bottom w:val="single" w:sz="2" w:space="0" w:color="BFBFBF"/>
-            </w:tcBorders>
-          </w:tcPr>
-          <w:p>
-            <w:pPr>
-              <w:pStyle w:val="Normal"/>
-              <w:rPr/>
-            </w:pPr>
-            <w:r>
-              <w:rPr>
-                <w:b w:val="false"/>
-                <w:bCs w:val="false"/>
-                <w:sz w:val="20"/>
-                <w:szCs w:val="20"/>
-              </w:rPr>
-              <w:t>Threads and fastener representation/callouts</w:t>
+            <w:tcW w:w="5639" w:type="dxa"/>
+            <w:vMerge w:val="continue"/>
+            <w:tcBorders>
+              <w:top w:val="single" w:sz="2" w:space="0" w:color="BFBFBF"/>
+              <w:bottom w:val="single" w:sz="2" w:space="0" w:color="BFBFBF"/>
+            </w:tcBorders>
+          </w:tcPr>
+          <w:p>
+            <w:pPr>
+              <w:pStyle w:val="Normal"/>
+              <w:rPr>
+                <w:b w:val="false"/>
+                <w:bCs w:val="false"/>
+                <w:sz w:val="20"/>
+                <w:szCs w:val="20"/>
+              </w:rPr>
+            </w:pPr>
+            <w:r>
+              <w:rPr/>
             </w:r>
           </w:p>
         </w:tc>
@@ -3457,7 +3779,7 @@
         <w:trPr/>
         <w:tc>
           <w:tcPr>
-            <w:tcW w:w="698" w:type="dxa"/>
+            <w:tcW w:w="697" w:type="dxa"/>
             <w:tcBorders>
               <w:top w:val="single" w:sz="2" w:space="0" w:color="BFBFBF"/>
               <w:bottom w:val="single" w:sz="2" w:space="0" w:color="BFBFBF"/>
@@ -3481,7 +3803,7 @@
         </w:tc>
         <w:tc>
           <w:tcPr>
-            <w:tcW w:w="1902" w:type="dxa"/>
+            <w:tcW w:w="1903" w:type="dxa"/>
             <w:tcBorders>
               <w:top w:val="single" w:sz="2" w:space="0" w:color="BFBFBF"/>
               <w:bottom w:val="single" w:sz="2" w:space="0" w:color="BFBFBF"/>
@@ -3529,7 +3851,7 @@
         </w:tc>
         <w:tc>
           <w:tcPr>
-            <w:tcW w:w="5580" w:type="dxa"/>
+            <w:tcW w:w="5639" w:type="dxa"/>
             <w:tcBorders>
               <w:top w:val="single" w:sz="2" w:space="0" w:color="BFBFBF"/>
               <w:bottom w:val="single" w:sz="2" w:space="0" w:color="BFBFBF"/>
@@ -3556,7 +3878,7 @@
         <w:trPr/>
         <w:tc>
           <w:tcPr>
-            <w:tcW w:w="698" w:type="dxa"/>
+            <w:tcW w:w="697" w:type="dxa"/>
             <w:tcBorders>
               <w:top w:val="single" w:sz="2" w:space="0" w:color="BFBFBF"/>
               <w:bottom w:val="single" w:sz="2" w:space="0" w:color="BFBFBF"/>
@@ -3580,7 +3902,7 @@
         </w:tc>
         <w:tc>
           <w:tcPr>
-            <w:tcW w:w="1902" w:type="dxa"/>
+            <w:tcW w:w="1903" w:type="dxa"/>
             <w:tcBorders>
               <w:top w:val="single" w:sz="2" w:space="0" w:color="BFBFBF"/>
               <w:bottom w:val="single" w:sz="2" w:space="0" w:color="BFBFBF"/>
@@ -3628,7 +3950,7 @@
         </w:tc>
         <w:tc>
           <w:tcPr>
-            <w:tcW w:w="5580" w:type="dxa"/>
+            <w:tcW w:w="5639" w:type="dxa"/>
             <w:tcBorders>
               <w:top w:val="single" w:sz="2" w:space="0" w:color="BFBFBF"/>
               <w:bottom w:val="single" w:sz="2" w:space="0" w:color="BFBFBF"/>
@@ -3655,7 +3977,7 @@
         <w:trPr/>
         <w:tc>
           <w:tcPr>
-            <w:tcW w:w="698" w:type="dxa"/>
+            <w:tcW w:w="697" w:type="dxa"/>
             <w:tcBorders>
               <w:top w:val="single" w:sz="2" w:space="0" w:color="BFBFBF"/>
               <w:bottom w:val="single" w:sz="2" w:space="0" w:color="BFBFBF"/>
@@ -3679,7 +4001,7 @@
         </w:tc>
         <w:tc>
           <w:tcPr>
-            <w:tcW w:w="1902" w:type="dxa"/>
+            <w:tcW w:w="1903" w:type="dxa"/>
             <w:tcBorders>
               <w:top w:val="single" w:sz="2" w:space="0" w:color="BFBFBF"/>
               <w:bottom w:val="single" w:sz="2" w:space="0" w:color="BFBFBF"/>
@@ -3727,7 +4049,7 @@
         </w:tc>
         <w:tc>
           <w:tcPr>
-            <w:tcW w:w="5580" w:type="dxa"/>
+            <w:tcW w:w="5639" w:type="dxa"/>
             <w:tcBorders>
               <w:top w:val="single" w:sz="2" w:space="0" w:color="BFBFBF"/>
               <w:bottom w:val="single" w:sz="2" w:space="0" w:color="BFBFBF"/>
@@ -3754,7 +4076,7 @@
         <w:trPr/>
         <w:tc>
           <w:tcPr>
-            <w:tcW w:w="698" w:type="dxa"/>
+            <w:tcW w:w="697" w:type="dxa"/>
             <w:tcBorders>
               <w:top w:val="single" w:sz="2" w:space="0" w:color="BFBFBF"/>
               <w:bottom w:val="single" w:sz="2" w:space="0" w:color="BFBFBF"/>
@@ -3778,7 +4100,7 @@
         </w:tc>
         <w:tc>
           <w:tcPr>
-            <w:tcW w:w="1902" w:type="dxa"/>
+            <w:tcW w:w="1903" w:type="dxa"/>
             <w:tcBorders>
               <w:top w:val="single" w:sz="2" w:space="0" w:color="BFBFBF"/>
               <w:bottom w:val="single" w:sz="2" w:space="0" w:color="BFBFBF"/>
@@ -3826,25 +4148,35 @@
         </w:tc>
         <w:tc>
           <w:tcPr>
-            <w:tcW w:w="5580" w:type="dxa"/>
-            <w:tcBorders>
-              <w:top w:val="single" w:sz="2" w:space="0" w:color="BFBFBF"/>
-              <w:bottom w:val="single" w:sz="2" w:space="0" w:color="BFBFBF"/>
-            </w:tcBorders>
-          </w:tcPr>
-          <w:p>
-            <w:pPr>
-              <w:pStyle w:val="Normal"/>
-              <w:rPr/>
-            </w:pPr>
-            <w:r>
-              <w:rPr>
-                <w:b w:val="false"/>
-                <w:bCs w:val="false"/>
-                <w:sz w:val="20"/>
-                <w:szCs w:val="20"/>
-              </w:rPr>
-              <w:t>Unit 2 review; Unit 2 Quiz</w:t>
+            <w:tcW w:w="5639" w:type="dxa"/>
+            <w:tcBorders>
+              <w:top w:val="single" w:sz="2" w:space="0" w:color="BFBFBF"/>
+              <w:bottom w:val="single" w:sz="2" w:space="0" w:color="BFBFBF"/>
+            </w:tcBorders>
+          </w:tcPr>
+          <w:p>
+            <w:pPr>
+              <w:pStyle w:val="Normal"/>
+              <w:rPr/>
+            </w:pPr>
+            <w:r>
+              <w:rPr>
+                <w:b w:val="false"/>
+                <w:bCs w:val="false"/>
+                <w:sz w:val="20"/>
+                <w:szCs w:val="20"/>
+              </w:rPr>
+              <w:t xml:space="preserve">Unit 2 Quiz; </w:t>
+            </w:r>
+            <w:r>
+              <w:rPr>
+                <w:b w:val="false"/>
+                <w:bCs w:val="false"/>
+                <w:sz w:val="20"/>
+                <w:szCs w:val="20"/>
+                <w:shd w:fill="FFFF00" w:val="clear"/>
+              </w:rPr>
+              <w:t>Prototype Groups Form</w:t>
             </w:r>
           </w:p>
         </w:tc>
@@ -3853,7 +4185,7 @@
         <w:trPr/>
         <w:tc>
           <w:tcPr>
-            <w:tcW w:w="9480" w:type="dxa"/>
+            <w:tcW w:w="9539" w:type="dxa"/>
             <w:gridSpan w:val="4"/>
             <w:tcBorders>
               <w:top w:val="single" w:sz="2" w:space="0" w:color="BFBFBF"/>
@@ -3882,7 +4214,7 @@
         <w:trPr/>
         <w:tc>
           <w:tcPr>
-            <w:tcW w:w="698" w:type="dxa"/>
+            <w:tcW w:w="697" w:type="dxa"/>
             <w:tcBorders>
               <w:top w:val="single" w:sz="2" w:space="0" w:color="BFBFBF"/>
               <w:bottom w:val="single" w:sz="2" w:space="0" w:color="BFBFBF"/>
@@ -3906,7 +4238,7 @@
         </w:tc>
         <w:tc>
           <w:tcPr>
-            <w:tcW w:w="1902" w:type="dxa"/>
+            <w:tcW w:w="1903" w:type="dxa"/>
             <w:tcBorders>
               <w:top w:val="single" w:sz="2" w:space="0" w:color="BFBFBF"/>
               <w:bottom w:val="single" w:sz="2" w:space="0" w:color="BFBFBF"/>
@@ -3954,25 +4286,26 @@
         </w:tc>
         <w:tc>
           <w:tcPr>
-            <w:tcW w:w="5580" w:type="dxa"/>
-            <w:tcBorders>
-              <w:top w:val="single" w:sz="2" w:space="0" w:color="BFBFBF"/>
-              <w:bottom w:val="single" w:sz="2" w:space="0" w:color="BFBFBF"/>
-            </w:tcBorders>
-          </w:tcPr>
-          <w:p>
-            <w:pPr>
-              <w:pStyle w:val="Normal"/>
-              <w:rPr/>
-            </w:pPr>
-            <w:r>
-              <w:rPr>
-                <w:b w:val="false"/>
-                <w:bCs w:val="false"/>
-                <w:sz w:val="20"/>
-                <w:szCs w:val="20"/>
-              </w:rPr>
-              <w:t>Assembly modeling (mates/constraints)</w:t>
+            <w:tcW w:w="5639" w:type="dxa"/>
+            <w:vMerge w:val="restart"/>
+            <w:tcBorders>
+              <w:top w:val="single" w:sz="2" w:space="0" w:color="BFBFBF"/>
+              <w:bottom w:val="single" w:sz="2" w:space="0" w:color="BFBFBF"/>
+            </w:tcBorders>
+          </w:tcPr>
+          <w:p>
+            <w:pPr>
+              <w:pStyle w:val="Normal"/>
+              <w:rPr/>
+            </w:pPr>
+            <w:r>
+              <w:rPr>
+                <w:b w:val="false"/>
+                <w:bCs w:val="false"/>
+                <w:sz w:val="20"/>
+                <w:szCs w:val="20"/>
+              </w:rPr>
+              <w:t>Assembly modeling (mates/constraints), Building assemblies from part models, Applying fasteners and threads within assemblies</w:t>
             </w:r>
           </w:p>
         </w:tc>
@@ -3981,7 +4314,7 @@
         <w:trPr/>
         <w:tc>
           <w:tcPr>
-            <w:tcW w:w="698" w:type="dxa"/>
+            <w:tcW w:w="697" w:type="dxa"/>
             <w:tcBorders>
               <w:top w:val="single" w:sz="2" w:space="0" w:color="BFBFBF"/>
               <w:bottom w:val="single" w:sz="2" w:space="0" w:color="BFBFBF"/>
@@ -4005,7 +4338,7 @@
         </w:tc>
         <w:tc>
           <w:tcPr>
-            <w:tcW w:w="1902" w:type="dxa"/>
+            <w:tcW w:w="1903" w:type="dxa"/>
             <w:tcBorders>
               <w:top w:val="single" w:sz="2" w:space="0" w:color="BFBFBF"/>
               <w:bottom w:val="single" w:sz="2" w:space="0" w:color="BFBFBF"/>
@@ -4053,25 +4386,25 @@
         </w:tc>
         <w:tc>
           <w:tcPr>
-            <w:tcW w:w="5580" w:type="dxa"/>
-            <w:tcBorders>
-              <w:top w:val="single" w:sz="2" w:space="0" w:color="BFBFBF"/>
-              <w:bottom w:val="single" w:sz="2" w:space="0" w:color="BFBFBF"/>
-            </w:tcBorders>
-          </w:tcPr>
-          <w:p>
-            <w:pPr>
-              <w:pStyle w:val="Normal"/>
-              <w:rPr/>
-            </w:pPr>
-            <w:r>
-              <w:rPr>
-                <w:b w:val="false"/>
-                <w:bCs w:val="false"/>
-                <w:sz w:val="20"/>
-                <w:szCs w:val="20"/>
-              </w:rPr>
-              <w:t>Building assemblies from part models</w:t>
+            <w:tcW w:w="5639" w:type="dxa"/>
+            <w:vMerge w:val="continue"/>
+            <w:tcBorders>
+              <w:top w:val="single" w:sz="2" w:space="0" w:color="BFBFBF"/>
+              <w:bottom w:val="single" w:sz="2" w:space="0" w:color="BFBFBF"/>
+            </w:tcBorders>
+          </w:tcPr>
+          <w:p>
+            <w:pPr>
+              <w:pStyle w:val="Normal"/>
+              <w:rPr>
+                <w:b w:val="false"/>
+                <w:bCs w:val="false"/>
+                <w:sz w:val="20"/>
+                <w:szCs w:val="20"/>
+              </w:rPr>
+            </w:pPr>
+            <w:r>
+              <w:rPr/>
             </w:r>
           </w:p>
         </w:tc>
@@ -4080,7 +4413,7 @@
         <w:trPr/>
         <w:tc>
           <w:tcPr>
-            <w:tcW w:w="698" w:type="dxa"/>
+            <w:tcW w:w="697" w:type="dxa"/>
             <w:tcBorders>
               <w:top w:val="single" w:sz="2" w:space="0" w:color="BFBFBF"/>
               <w:bottom w:val="single" w:sz="2" w:space="0" w:color="BFBFBF"/>
@@ -4104,7 +4437,7 @@
         </w:tc>
         <w:tc>
           <w:tcPr>
-            <w:tcW w:w="1902" w:type="dxa"/>
+            <w:tcW w:w="1903" w:type="dxa"/>
             <w:tcBorders>
               <w:top w:val="single" w:sz="2" w:space="0" w:color="BFBFBF"/>
               <w:bottom w:val="single" w:sz="2" w:space="0" w:color="BFBFBF"/>
@@ -4152,25 +4485,25 @@
         </w:tc>
         <w:tc>
           <w:tcPr>
-            <w:tcW w:w="5580" w:type="dxa"/>
-            <w:tcBorders>
-              <w:top w:val="single" w:sz="2" w:space="0" w:color="BFBFBF"/>
-              <w:bottom w:val="single" w:sz="2" w:space="0" w:color="BFBFBF"/>
-            </w:tcBorders>
-          </w:tcPr>
-          <w:p>
-            <w:pPr>
-              <w:pStyle w:val="Normal"/>
-              <w:rPr/>
-            </w:pPr>
-            <w:r>
-              <w:rPr>
-                <w:b w:val="false"/>
-                <w:bCs w:val="false"/>
-                <w:sz w:val="20"/>
-                <w:szCs w:val="20"/>
-              </w:rPr>
-              <w:t>Applying fasteners and threads within assemblies</w:t>
+            <w:tcW w:w="5639" w:type="dxa"/>
+            <w:tcBorders>
+              <w:top w:val="single" w:sz="2" w:space="0" w:color="BFBFBF"/>
+              <w:bottom w:val="single" w:sz="2" w:space="0" w:color="BFBFBF"/>
+            </w:tcBorders>
+          </w:tcPr>
+          <w:p>
+            <w:pPr>
+              <w:pStyle w:val="Normal"/>
+              <w:rPr/>
+            </w:pPr>
+            <w:r>
+              <w:rPr>
+                <w:b w:val="false"/>
+                <w:bCs w:val="false"/>
+                <w:sz w:val="20"/>
+                <w:szCs w:val="20"/>
+              </w:rPr>
+              <w:t>DFA principles (part count reduction, ease of assembly, tolerance stack-up)</w:t>
             </w:r>
           </w:p>
         </w:tc>
@@ -4179,7 +4512,7 @@
         <w:trPr/>
         <w:tc>
           <w:tcPr>
-            <w:tcW w:w="698" w:type="dxa"/>
+            <w:tcW w:w="697" w:type="dxa"/>
             <w:tcBorders>
               <w:top w:val="single" w:sz="2" w:space="0" w:color="BFBFBF"/>
               <w:bottom w:val="single" w:sz="2" w:space="0" w:color="BFBFBF"/>
@@ -4203,7 +4536,7 @@
         </w:tc>
         <w:tc>
           <w:tcPr>
-            <w:tcW w:w="1902" w:type="dxa"/>
+            <w:tcW w:w="1903" w:type="dxa"/>
             <w:tcBorders>
               <w:top w:val="single" w:sz="2" w:space="0" w:color="BFBFBF"/>
               <w:bottom w:val="single" w:sz="2" w:space="0" w:color="BFBFBF"/>
@@ -4251,25 +4584,44 @@
         </w:tc>
         <w:tc>
           <w:tcPr>
-            <w:tcW w:w="5580" w:type="dxa"/>
-            <w:tcBorders>
-              <w:top w:val="single" w:sz="2" w:space="0" w:color="BFBFBF"/>
-              <w:bottom w:val="single" w:sz="2" w:space="0" w:color="BFBFBF"/>
-            </w:tcBorders>
-          </w:tcPr>
-          <w:p>
-            <w:pPr>
-              <w:pStyle w:val="Normal"/>
-              <w:rPr/>
-            </w:pPr>
-            <w:r>
-              <w:rPr>
-                <w:b w:val="false"/>
-                <w:bCs w:val="false"/>
-                <w:sz w:val="20"/>
-                <w:szCs w:val="20"/>
-              </w:rPr>
-              <w:t>Assembly drawings, exploded views, and BOMs</w:t>
+            <w:tcW w:w="5639" w:type="dxa"/>
+            <w:tcBorders>
+              <w:top w:val="single" w:sz="2" w:space="0" w:color="BFBFBF"/>
+              <w:bottom w:val="single" w:sz="2" w:space="0" w:color="BFBFBF"/>
+            </w:tcBorders>
+          </w:tcPr>
+          <w:p>
+            <w:pPr>
+              <w:pStyle w:val="Normal"/>
+              <w:rPr/>
+            </w:pPr>
+            <w:r>
+              <w:rPr>
+                <w:b w:val="false"/>
+                <w:bCs w:val="false"/>
+                <w:sz w:val="20"/>
+                <w:szCs w:val="20"/>
+              </w:rPr>
+              <w:t>Assembly drawings, exploded views, and BOMs;</w:t>
+            </w:r>
+            <w:r>
+              <w:rPr>
+                <w:b w:val="false"/>
+                <w:bCs w:val="false"/>
+                <w:sz w:val="20"/>
+                <w:szCs w:val="20"/>
+              </w:rPr>
+              <w:t xml:space="preserve"> </w:t>
+            </w:r>
+            <w:r>
+              <w:rPr>
+                <w:b w:val="false"/>
+                <w:bCs w:val="false"/>
+                <w:sz w:val="20"/>
+                <w:szCs w:val="20"/>
+                <w:shd w:fill="FFFF00" w:val="clear"/>
+              </w:rPr>
+              <w:t>Design Proposal</w:t>
             </w:r>
           </w:p>
         </w:tc>
@@ -4278,7 +4630,7 @@
         <w:trPr/>
         <w:tc>
           <w:tcPr>
-            <w:tcW w:w="698" w:type="dxa"/>
+            <w:tcW w:w="697" w:type="dxa"/>
             <w:tcBorders>
               <w:top w:val="single" w:sz="2" w:space="0" w:color="BFBFBF"/>
               <w:bottom w:val="single" w:sz="2" w:space="0" w:color="BFBFBF"/>
@@ -4302,7 +4654,7 @@
         </w:tc>
         <w:tc>
           <w:tcPr>
-            <w:tcW w:w="1902" w:type="dxa"/>
+            <w:tcW w:w="1903" w:type="dxa"/>
             <w:tcBorders>
               <w:top w:val="single" w:sz="2" w:space="0" w:color="BFBFBF"/>
               <w:bottom w:val="single" w:sz="2" w:space="0" w:color="BFBFBF"/>
@@ -4350,25 +4702,52 @@
         </w:tc>
         <w:tc>
           <w:tcPr>
-            <w:tcW w:w="5580" w:type="dxa"/>
-            <w:tcBorders>
-              <w:top w:val="single" w:sz="2" w:space="0" w:color="BFBFBF"/>
-              <w:bottom w:val="single" w:sz="2" w:space="0" w:color="BFBFBF"/>
-            </w:tcBorders>
-          </w:tcPr>
-          <w:p>
-            <w:pPr>
-              <w:pStyle w:val="Normal"/>
-              <w:rPr/>
-            </w:pPr>
-            <w:r>
-              <w:rPr>
-                <w:b w:val="false"/>
-                <w:bCs w:val="false"/>
-                <w:sz w:val="20"/>
-                <w:szCs w:val="20"/>
-              </w:rPr>
-              <w:t>DFA principles (part count reduction, ease of assembly, tolerance stack-up)</w:t>
+            <w:tcW w:w="5639" w:type="dxa"/>
+            <w:tcBorders>
+              <w:top w:val="single" w:sz="2" w:space="0" w:color="BFBFBF"/>
+              <w:bottom w:val="single" w:sz="2" w:space="0" w:color="BFBFBF"/>
+            </w:tcBorders>
+          </w:tcPr>
+          <w:p>
+            <w:pPr>
+              <w:pStyle w:val="Normal"/>
+              <w:rPr/>
+            </w:pPr>
+            <w:r>
+              <w:rPr>
+                <w:b w:val="false"/>
+                <w:bCs w:val="false"/>
+                <w:sz w:val="20"/>
+                <w:szCs w:val="20"/>
+              </w:rPr>
+              <w:t xml:space="preserve">Design review/iteration workshop </w:t>
+            </w:r>
+            <w:r>
+              <w:rPr>
+                <w:b w:val="false"/>
+                <w:bCs w:val="false"/>
+                <w:sz w:val="20"/>
+                <w:szCs w:val="20"/>
+              </w:rPr>
+              <w:t>(</w:t>
+            </w:r>
+            <w:r>
+              <w:rPr>
+                <w:b w:val="false"/>
+                <w:bCs w:val="false"/>
+                <w:sz w:val="20"/>
+                <w:szCs w:val="20"/>
+              </w:rPr>
+              <w:t>b</w:t>
+            </w:r>
+            <w:r>
+              <w:rPr>
+                <w:b w:val="false"/>
+                <w:bCs w:val="false"/>
+                <w:sz w:val="20"/>
+                <w:szCs w:val="20"/>
+              </w:rPr>
+              <w:t>ased on submitted proposals)</w:t>
             </w:r>
           </w:p>
         </w:tc>
@@ -4377,7 +4756,7 @@
         <w:trPr/>
         <w:tc>
           <w:tcPr>
-            <w:tcW w:w="698" w:type="dxa"/>
+            <w:tcW w:w="697" w:type="dxa"/>
             <w:tcBorders>
               <w:top w:val="single" w:sz="2" w:space="0" w:color="BFBFBF"/>
               <w:bottom w:val="single" w:sz="2" w:space="0" w:color="BFBFBF"/>
@@ -4401,7 +4780,7 @@
         </w:tc>
         <w:tc>
           <w:tcPr>
-            <w:tcW w:w="1902" w:type="dxa"/>
+            <w:tcW w:w="1903" w:type="dxa"/>
             <w:tcBorders>
               <w:top w:val="single" w:sz="2" w:space="0" w:color="BFBFBF"/>
               <w:bottom w:val="single" w:sz="2" w:space="0" w:color="BFBFBF"/>
@@ -4449,25 +4828,25 @@
         </w:tc>
         <w:tc>
           <w:tcPr>
-            <w:tcW w:w="5580" w:type="dxa"/>
-            <w:tcBorders>
-              <w:top w:val="single" w:sz="2" w:space="0" w:color="BFBFBF"/>
-              <w:bottom w:val="single" w:sz="2" w:space="0" w:color="BFBFBF"/>
-            </w:tcBorders>
-          </w:tcPr>
-          <w:p>
-            <w:pPr>
-              <w:pStyle w:val="Normal"/>
-              <w:rPr/>
-            </w:pPr>
-            <w:r>
-              <w:rPr>
-                <w:b w:val="false"/>
-                <w:bCs w:val="false"/>
-                <w:sz w:val="20"/>
-                <w:szCs w:val="20"/>
-              </w:rPr>
-              <w:t>Design review/iteration workshop; Unit 3 Quiz</w:t>
+            <w:tcW w:w="5639" w:type="dxa"/>
+            <w:tcBorders>
+              <w:top w:val="single" w:sz="2" w:space="0" w:color="BFBFBF"/>
+              <w:bottom w:val="single" w:sz="2" w:space="0" w:color="BFBFBF"/>
+            </w:tcBorders>
+          </w:tcPr>
+          <w:p>
+            <w:pPr>
+              <w:pStyle w:val="Normal"/>
+              <w:rPr/>
+            </w:pPr>
+            <w:r>
+              <w:rPr>
+                <w:b w:val="false"/>
+                <w:bCs w:val="false"/>
+                <w:sz w:val="20"/>
+                <w:szCs w:val="20"/>
+              </w:rPr>
+              <w:t>Unit 3 Quiz</w:t>
             </w:r>
           </w:p>
         </w:tc>
@@ -4476,7 +4855,7 @@
         <w:trPr/>
         <w:tc>
           <w:tcPr>
-            <w:tcW w:w="9480" w:type="dxa"/>
+            <w:tcW w:w="9539" w:type="dxa"/>
             <w:gridSpan w:val="4"/>
             <w:tcBorders>
               <w:top w:val="single" w:sz="2" w:space="0" w:color="BFBFBF"/>
@@ -4505,7 +4884,7 @@
         <w:trPr/>
         <w:tc>
           <w:tcPr>
-            <w:tcW w:w="698" w:type="dxa"/>
+            <w:tcW w:w="697" w:type="dxa"/>
             <w:tcBorders>
               <w:top w:val="single" w:sz="2" w:space="0" w:color="BFBFBF"/>
               <w:bottom w:val="single" w:sz="2" w:space="0" w:color="BFBFBF"/>
@@ -4529,7 +4908,7 @@
         </w:tc>
         <w:tc>
           <w:tcPr>
-            <w:tcW w:w="1902" w:type="dxa"/>
+            <w:tcW w:w="1903" w:type="dxa"/>
             <w:tcBorders>
               <w:top w:val="single" w:sz="2" w:space="0" w:color="BFBFBF"/>
               <w:bottom w:val="single" w:sz="2" w:space="0" w:color="BFBFBF"/>
@@ -4577,7 +4956,7 @@
         </w:tc>
         <w:tc>
           <w:tcPr>
-            <w:tcW w:w="5580" w:type="dxa"/>
+            <w:tcW w:w="5639" w:type="dxa"/>
             <w:tcBorders>
               <w:top w:val="single" w:sz="2" w:space="0" w:color="BFBFBF"/>
               <w:bottom w:val="single" w:sz="2" w:space="0" w:color="BFBFBF"/>
@@ -4604,7 +4983,7 @@
         <w:trPr/>
         <w:tc>
           <w:tcPr>
-            <w:tcW w:w="698" w:type="dxa"/>
+            <w:tcW w:w="697" w:type="dxa"/>
             <w:tcBorders>
               <w:top w:val="single" w:sz="2" w:space="0" w:color="BFBFBF"/>
               <w:bottom w:val="single" w:sz="2" w:space="0" w:color="BFBFBF"/>
@@ -4628,7 +5007,7 @@
         </w:tc>
         <w:tc>
           <w:tcPr>
-            <w:tcW w:w="1902" w:type="dxa"/>
+            <w:tcW w:w="1903" w:type="dxa"/>
             <w:tcBorders>
               <w:top w:val="single" w:sz="2" w:space="0" w:color="BFBFBF"/>
               <w:bottom w:val="single" w:sz="2" w:space="0" w:color="BFBFBF"/>
@@ -4676,7 +5055,7 @@
         </w:tc>
         <w:tc>
           <w:tcPr>
-            <w:tcW w:w="5580" w:type="dxa"/>
+            <w:tcW w:w="5639" w:type="dxa"/>
             <w:tcBorders>
               <w:top w:val="single" w:sz="2" w:space="0" w:color="BFBFBF"/>
               <w:bottom w:val="single" w:sz="2" w:space="0" w:color="BFBFBF"/>
@@ -4703,7 +5082,7 @@
         <w:trPr/>
         <w:tc>
           <w:tcPr>
-            <w:tcW w:w="698" w:type="dxa"/>
+            <w:tcW w:w="697" w:type="dxa"/>
             <w:tcBorders>
               <w:top w:val="single" w:sz="2" w:space="0" w:color="BFBFBF"/>
               <w:bottom w:val="single" w:sz="2" w:space="0" w:color="BFBFBF"/>
@@ -4727,7 +5106,7 @@
         </w:tc>
         <w:tc>
           <w:tcPr>
-            <w:tcW w:w="1902" w:type="dxa"/>
+            <w:tcW w:w="1903" w:type="dxa"/>
             <w:tcBorders>
               <w:top w:val="single" w:sz="2" w:space="0" w:color="BFBFBF"/>
               <w:bottom w:val="single" w:sz="2" w:space="0" w:color="BFBFBF"/>
@@ -4775,25 +5154,52 @@
         </w:tc>
         <w:tc>
           <w:tcPr>
-            <w:tcW w:w="5580" w:type="dxa"/>
-            <w:tcBorders>
-              <w:top w:val="single" w:sz="2" w:space="0" w:color="BFBFBF"/>
-              <w:bottom w:val="single" w:sz="2" w:space="0" w:color="BFBFBF"/>
-            </w:tcBorders>
-          </w:tcPr>
-          <w:p>
-            <w:pPr>
-              <w:pStyle w:val="Normal"/>
-              <w:rPr/>
-            </w:pPr>
-            <w:r>
-              <w:rPr>
-                <w:b w:val="false"/>
-                <w:bCs w:val="false"/>
-                <w:sz w:val="20"/>
-                <w:szCs w:val="20"/>
-              </w:rPr>
-              <w:t>Manufacturing methods survey: additive (3D printing) and subtractive (CNC)</w:t>
+            <w:tcW w:w="5639" w:type="dxa"/>
+            <w:tcBorders>
+              <w:top w:val="single" w:sz="2" w:space="0" w:color="BFBFBF"/>
+              <w:bottom w:val="single" w:sz="2" w:space="0" w:color="BFBFBF"/>
+            </w:tcBorders>
+          </w:tcPr>
+          <w:p>
+            <w:pPr>
+              <w:pStyle w:val="Normal"/>
+              <w:rPr/>
+            </w:pPr>
+            <w:r>
+              <w:rPr>
+                <w:b w:val="false"/>
+                <w:bCs w:val="false"/>
+                <w:sz w:val="20"/>
+                <w:szCs w:val="20"/>
+              </w:rPr>
+              <w:t xml:space="preserve">Manufacturing methods survey: additive, subtractive, </w:t>
+            </w:r>
+            <w:r>
+              <w:rPr>
+                <w:b w:val="false"/>
+                <w:bCs w:val="false"/>
+                <w:sz w:val="20"/>
+                <w:szCs w:val="20"/>
+              </w:rPr>
+              <w:t>D</w:t>
+            </w:r>
+            <w:r>
+              <w:rPr>
+                <w:b w:val="false"/>
+                <w:bCs w:val="false"/>
+                <w:sz w:val="20"/>
+                <w:szCs w:val="20"/>
+              </w:rPr>
+              <w:t>F</w:t>
+            </w:r>
+            <w:r>
+              <w:rPr>
+                <w:b w:val="false"/>
+                <w:bCs w:val="false"/>
+                <w:sz w:val="20"/>
+                <w:szCs w:val="20"/>
+              </w:rPr>
+              <w:t>M considerations, Machine safety, PPE, and operation</w:t>
             </w:r>
           </w:p>
         </w:tc>
@@ -4802,7 +5208,7 @@
         <w:trPr/>
         <w:tc>
           <w:tcPr>
-            <w:tcW w:w="698" w:type="dxa"/>
+            <w:tcW w:w="697" w:type="dxa"/>
             <w:tcBorders>
               <w:top w:val="single" w:sz="2" w:space="0" w:color="BFBFBF"/>
               <w:bottom w:val="single" w:sz="2" w:space="0" w:color="BFBFBF"/>
@@ -4826,7 +5232,7 @@
         </w:tc>
         <w:tc>
           <w:tcPr>
-            <w:tcW w:w="1902" w:type="dxa"/>
+            <w:tcW w:w="1903" w:type="dxa"/>
             <w:tcBorders>
               <w:top w:val="single" w:sz="2" w:space="0" w:color="BFBFBF"/>
               <w:bottom w:val="single" w:sz="2" w:space="0" w:color="BFBFBF"/>
@@ -4874,25 +5280,25 @@
         </w:tc>
         <w:tc>
           <w:tcPr>
-            <w:tcW w:w="5580" w:type="dxa"/>
-            <w:tcBorders>
-              <w:top w:val="single" w:sz="2" w:space="0" w:color="BFBFBF"/>
-              <w:bottom w:val="single" w:sz="2" w:space="0" w:color="BFBFBF"/>
-            </w:tcBorders>
-          </w:tcPr>
-          <w:p>
-            <w:pPr>
-              <w:pStyle w:val="Normal"/>
-              <w:rPr/>
-            </w:pPr>
-            <w:r>
-              <w:rPr>
-                <w:b w:val="false"/>
-                <w:bCs w:val="false"/>
-                <w:sz w:val="20"/>
-                <w:szCs w:val="20"/>
-              </w:rPr>
-              <w:t>Manufacturing methods survey: laser cutting; DFM considerations</w:t>
+            <w:tcW w:w="5639" w:type="dxa"/>
+            <w:tcBorders>
+              <w:top w:val="single" w:sz="2" w:space="0" w:color="BFBFBF"/>
+              <w:bottom w:val="single" w:sz="2" w:space="0" w:color="BFBFBF"/>
+            </w:tcBorders>
+          </w:tcPr>
+          <w:p>
+            <w:pPr>
+              <w:pStyle w:val="Normal"/>
+              <w:rPr/>
+            </w:pPr>
+            <w:r>
+              <w:rPr>
+                <w:b w:val="false"/>
+                <w:bCs w:val="false"/>
+                <w:sz w:val="20"/>
+                <w:szCs w:val="20"/>
+              </w:rPr>
+              <w:t>Prototype work time</w:t>
             </w:r>
           </w:p>
         </w:tc>
@@ -4901,7 +5307,7 @@
         <w:trPr/>
         <w:tc>
           <w:tcPr>
-            <w:tcW w:w="698" w:type="dxa"/>
+            <w:tcW w:w="697" w:type="dxa"/>
             <w:tcBorders>
               <w:top w:val="single" w:sz="2" w:space="0" w:color="BFBFBF"/>
               <w:bottom w:val="single" w:sz="2" w:space="0" w:color="BFBFBF"/>
@@ -4925,7 +5331,7 @@
         </w:tc>
         <w:tc>
           <w:tcPr>
-            <w:tcW w:w="1902" w:type="dxa"/>
+            <w:tcW w:w="1903" w:type="dxa"/>
             <w:tcBorders>
               <w:top w:val="single" w:sz="2" w:space="0" w:color="BFBFBF"/>
               <w:bottom w:val="single" w:sz="2" w:space="0" w:color="BFBFBF"/>
@@ -4973,25 +5379,25 @@
         </w:tc>
         <w:tc>
           <w:tcPr>
-            <w:tcW w:w="5580" w:type="dxa"/>
-            <w:tcBorders>
-              <w:top w:val="single" w:sz="2" w:space="0" w:color="BFBFBF"/>
-              <w:bottom w:val="single" w:sz="2" w:space="0" w:color="BFBFBF"/>
-            </w:tcBorders>
-          </w:tcPr>
-          <w:p>
-            <w:pPr>
-              <w:pStyle w:val="Normal"/>
-              <w:rPr/>
-            </w:pPr>
-            <w:r>
-              <w:rPr>
-                <w:b w:val="false"/>
-                <w:bCs w:val="false"/>
-                <w:sz w:val="20"/>
-                <w:szCs w:val="20"/>
-              </w:rPr>
-              <w:t>Machine safety, PPE, and operation</w:t>
+            <w:tcW w:w="5639" w:type="dxa"/>
+            <w:tcBorders>
+              <w:top w:val="single" w:sz="2" w:space="0" w:color="BFBFBF"/>
+              <w:bottom w:val="single" w:sz="2" w:space="0" w:color="BFBFBF"/>
+            </w:tcBorders>
+          </w:tcPr>
+          <w:p>
+            <w:pPr>
+              <w:pStyle w:val="Normal"/>
+              <w:rPr/>
+            </w:pPr>
+            <w:r>
+              <w:rPr>
+                <w:b w:val="false"/>
+                <w:bCs w:val="false"/>
+                <w:sz w:val="20"/>
+                <w:szCs w:val="20"/>
+              </w:rPr>
+              <w:t>Prototype work time</w:t>
             </w:r>
           </w:p>
         </w:tc>
@@ -5000,7 +5406,7 @@
         <w:trPr/>
         <w:tc>
           <w:tcPr>
-            <w:tcW w:w="698" w:type="dxa"/>
+            <w:tcW w:w="697" w:type="dxa"/>
             <w:tcBorders>
               <w:top w:val="single" w:sz="2" w:space="0" w:color="BFBFBF"/>
               <w:bottom w:val="single" w:sz="2" w:space="0" w:color="BFBFBF"/>
@@ -5024,7 +5430,7 @@
         </w:tc>
         <w:tc>
           <w:tcPr>
-            <w:tcW w:w="1902" w:type="dxa"/>
+            <w:tcW w:w="1903" w:type="dxa"/>
             <w:tcBorders>
               <w:top w:val="single" w:sz="2" w:space="0" w:color="BFBFBF"/>
               <w:bottom w:val="single" w:sz="2" w:space="0" w:color="BFBFBF"/>
@@ -5072,25 +5478,25 @@
         </w:tc>
         <w:tc>
           <w:tcPr>
-            <w:tcW w:w="5580" w:type="dxa"/>
-            <w:tcBorders>
-              <w:top w:val="single" w:sz="2" w:space="0" w:color="BFBFBF"/>
-              <w:bottom w:val="single" w:sz="2" w:space="0" w:color="BFBFBF"/>
-            </w:tcBorders>
-          </w:tcPr>
-          <w:p>
-            <w:pPr>
-              <w:pStyle w:val="Normal"/>
-              <w:rPr/>
-            </w:pPr>
-            <w:r>
-              <w:rPr>
-                <w:b w:val="false"/>
-                <w:bCs w:val="false"/>
-                <w:sz w:val="20"/>
-                <w:szCs w:val="20"/>
-              </w:rPr>
-              <w:t>Final prototype project work; Unit 4 Quiz</w:t>
+            <w:tcW w:w="5639" w:type="dxa"/>
+            <w:tcBorders>
+              <w:top w:val="single" w:sz="2" w:space="0" w:color="BFBFBF"/>
+              <w:bottom w:val="single" w:sz="2" w:space="0" w:color="BFBFBF"/>
+            </w:tcBorders>
+          </w:tcPr>
+          <w:p>
+            <w:pPr>
+              <w:pStyle w:val="Normal"/>
+              <w:rPr/>
+            </w:pPr>
+            <w:r>
+              <w:rPr>
+                <w:b w:val="false"/>
+                <w:bCs w:val="false"/>
+                <w:sz w:val="20"/>
+                <w:szCs w:val="20"/>
+              </w:rPr>
+              <w:t>Unit 4 Quiz</w:t>
             </w:r>
           </w:p>
         </w:tc>
@@ -5099,7 +5505,7 @@
         <w:trPr/>
         <w:tc>
           <w:tcPr>
-            <w:tcW w:w="9480" w:type="dxa"/>
+            <w:tcW w:w="9539" w:type="dxa"/>
             <w:gridSpan w:val="4"/>
             <w:tcBorders>
               <w:top w:val="single" w:sz="2" w:space="0" w:color="BFBFBF"/>
@@ -5128,7 +5534,7 @@
         <w:trPr/>
         <w:tc>
           <w:tcPr>
-            <w:tcW w:w="698" w:type="dxa"/>
+            <w:tcW w:w="697" w:type="dxa"/>
             <w:tcBorders>
               <w:top w:val="single" w:sz="2" w:space="0" w:color="BFBFBF"/>
               <w:bottom w:val="single" w:sz="4" w:space="0" w:color="000000"/>
@@ -5152,7 +5558,7 @@
         </w:tc>
         <w:tc>
           <w:tcPr>
-            <w:tcW w:w="1902" w:type="dxa"/>
+            <w:tcW w:w="1903" w:type="dxa"/>
             <w:tcBorders>
               <w:top w:val="single" w:sz="2" w:space="0" w:color="BFBFBF"/>
               <w:bottom w:val="single" w:sz="4" w:space="0" w:color="000000"/>
@@ -5200,7 +5606,7 @@
         </w:tc>
         <w:tc>
           <w:tcPr>
-            <w:tcW w:w="5580" w:type="dxa"/>
+            <w:tcW w:w="5639" w:type="dxa"/>
             <w:tcBorders>
               <w:top w:val="single" w:sz="2" w:space="0" w:color="BFBFBF"/>
               <w:bottom w:val="single" w:sz="4" w:space="0" w:color="000000"/>
@@ -5237,7 +5643,25 @@
           <w:sz w:val="20"/>
           <w:szCs w:val="20"/>
         </w:rPr>
-        <w:t>*Tentatve schedule that may change during the semester. Updates will be provided by instructor.</w:t>
+        <w:t>*Tentat</w:t>
+      </w:r>
+      <w:r>
+        <w:rPr>
+          <w:i/>
+          <w:iCs/>
+          <w:sz w:val="20"/>
+          <w:szCs w:val="20"/>
+        </w:rPr>
+        <w:t>i</w:t>
+      </w:r>
+      <w:r>
+        <w:rPr>
+          <w:i/>
+          <w:iCs/>
+          <w:sz w:val="20"/>
+          <w:szCs w:val="20"/>
+        </w:rPr>
+        <w:t>ve schedule that may change during the semester. Updates will be provided by instructor.</w:t>
       </w:r>
     </w:p>
     <w:sectPr>
@@ -5502,6 +5926,143 @@
   <w:abstractNum w:abstractNumId="3">
     <w:lvl w:ilvl="0">
       <w:start w:val="1"/>
+      <w:numFmt w:val="bullet"/>
+      <w:lvlText w:val=""/>
+      <w:lvlJc w:val="start"/>
+      <w:pPr>
+        <w:tabs>
+          <w:tab w:val="num" w:pos="775"/>
+        </w:tabs>
+        <w:ind w:start="775" w:hanging="360"/>
+      </w:pPr>
+      <w:rPr>
+        <w:rFonts w:ascii="Symbol" w:hAnsi="Symbol" w:cs="Symbol" w:hint="default"/>
+      </w:rPr>
+    </w:lvl>
+    <w:lvl w:ilvl="1">
+      <w:start w:val="1"/>
+      <w:numFmt w:val="bullet"/>
+      <w:lvlText w:val="◦"/>
+      <w:lvlJc w:val="start"/>
+      <w:pPr>
+        <w:tabs>
+          <w:tab w:val="num" w:pos="1135"/>
+        </w:tabs>
+        <w:ind w:start="1135" w:hanging="360"/>
+      </w:pPr>
+      <w:rPr>
+        <w:rFonts w:ascii="OpenSymbol" w:hAnsi="OpenSymbol" w:cs="OpenSymbol" w:hint="default"/>
+      </w:rPr>
+    </w:lvl>
+    <w:lvl w:ilvl="2">
+      <w:start w:val="1"/>
+      <w:numFmt w:val="bullet"/>
+      <w:lvlText w:val="▪"/>
+      <w:lvlJc w:val="start"/>
+      <w:pPr>
+        <w:tabs>
+          <w:tab w:val="num" w:pos="1495"/>
+        </w:tabs>
+        <w:ind w:start="1495" w:hanging="360"/>
+      </w:pPr>
+      <w:rPr>
+        <w:rFonts w:ascii="OpenSymbol" w:hAnsi="OpenSymbol" w:cs="OpenSymbol" w:hint="default"/>
+      </w:rPr>
+    </w:lvl>
+    <w:lvl w:ilvl="3">
+      <w:start w:val="1"/>
+      <w:numFmt w:val="bullet"/>
+      <w:lvlText w:val=""/>
+      <w:lvlJc w:val="start"/>
+      <w:pPr>
+        <w:tabs>
+          <w:tab w:val="num" w:pos="1855"/>
+        </w:tabs>
+        <w:ind w:start="1855" w:hanging="360"/>
+      </w:pPr>
+      <w:rPr>
+        <w:rFonts w:ascii="Symbol" w:hAnsi="Symbol" w:cs="Symbol" w:hint="default"/>
+      </w:rPr>
+    </w:lvl>
+    <w:lvl w:ilvl="4">
+      <w:start w:val="1"/>
+      <w:numFmt w:val="bullet"/>
+      <w:lvlText w:val="◦"/>
+      <w:lvlJc w:val="start"/>
+      <w:pPr>
+        <w:tabs>
+          <w:tab w:val="num" w:pos="2215"/>
+        </w:tabs>
+        <w:ind w:start="2215" w:hanging="360"/>
+      </w:pPr>
+      <w:rPr>
+        <w:rFonts w:ascii="OpenSymbol" w:hAnsi="OpenSymbol" w:cs="OpenSymbol" w:hint="default"/>
+      </w:rPr>
+    </w:lvl>
+    <w:lvl w:ilvl="5">
+      <w:start w:val="1"/>
+      <w:numFmt w:val="bullet"/>
+      <w:lvlText w:val="▪"/>
+      <w:lvlJc w:val="start"/>
+      <w:pPr>
+        <w:tabs>
+          <w:tab w:val="num" w:pos="2575"/>
+        </w:tabs>
+        <w:ind w:start="2575" w:hanging="360"/>
+      </w:pPr>
+      <w:rPr>
+        <w:rFonts w:ascii="OpenSymbol" w:hAnsi="OpenSymbol" w:cs="OpenSymbol" w:hint="default"/>
+      </w:rPr>
+    </w:lvl>
+    <w:lvl w:ilvl="6">
+      <w:start w:val="1"/>
+      <w:numFmt w:val="bullet"/>
+      <w:lvlText w:val=""/>
+      <w:lvlJc w:val="start"/>
+      <w:pPr>
+        <w:tabs>
+          <w:tab w:val="num" w:pos="2935"/>
+        </w:tabs>
+        <w:ind w:start="2935" w:hanging="360"/>
+      </w:pPr>
+      <w:rPr>
+        <w:rFonts w:ascii="Symbol" w:hAnsi="Symbol" w:cs="Symbol" w:hint="default"/>
+      </w:rPr>
+    </w:lvl>
+    <w:lvl w:ilvl="7">
+      <w:start w:val="1"/>
+      <w:numFmt w:val="bullet"/>
+      <w:lvlText w:val="◦"/>
+      <w:lvlJc w:val="start"/>
+      <w:pPr>
+        <w:tabs>
+          <w:tab w:val="num" w:pos="3295"/>
+        </w:tabs>
+        <w:ind w:start="3295" w:hanging="360"/>
+      </w:pPr>
+      <w:rPr>
+        <w:rFonts w:ascii="OpenSymbol" w:hAnsi="OpenSymbol" w:cs="OpenSymbol" w:hint="default"/>
+      </w:rPr>
+    </w:lvl>
+    <w:lvl w:ilvl="8">
+      <w:start w:val="1"/>
+      <w:numFmt w:val="bullet"/>
+      <w:lvlText w:val="▪"/>
+      <w:lvlJc w:val="start"/>
+      <w:pPr>
+        <w:tabs>
+          <w:tab w:val="num" w:pos="3655"/>
+        </w:tabs>
+        <w:ind w:start="3655" w:hanging="360"/>
+      </w:pPr>
+      <w:rPr>
+        <w:rFonts w:ascii="OpenSymbol" w:hAnsi="OpenSymbol" w:cs="OpenSymbol" w:hint="default"/>
+      </w:rPr>
+    </w:lvl>
+  </w:abstractNum>
+  <w:abstractNum w:abstractNumId="4">
+    <w:lvl w:ilvl="0">
+      <w:start w:val="1"/>
       <w:numFmt w:val="none"/>
       <w:suff w:val="nothing"/>
       <w:lvlText w:val=""/>
@@ -5628,6 +6189,9 @@
     <w:abstractNumId w:val="3"/>
   </w:num>
   <w:num w:numId="4">
+    <w:abstractNumId w:val="4"/>
+  </w:num>
+  <w:num w:numId="5">
     <w:abstractNumId w:val="2"/>
     <w:lvlOverride w:ilvl="0">
       <w:startOverride w:val="1"/>
@@ -5741,8 +6305,8 @@
       <w:u w:val="single"/>
     </w:rPr>
   </w:style>
-  <w:style w:type="character" w:styleId="FootnoteCharactersuser">
-    <w:name w:val="Footnote Characters (user)"/>
+  <w:style w:type="character" w:styleId="FootnoteCharacters">
+    <w:name w:val="Footnote Characters"/>
     <w:uiPriority w:val="99"/>
     <w:semiHidden/>
     <w:unhideWhenUsed/>
@@ -5751,8 +6315,8 @@
       <w:vertAlign w:val="superscript"/>
     </w:rPr>
   </w:style>
-  <w:style w:type="character" w:styleId="FootnoteCharacters">
-    <w:name w:val="Footnote Characters"/>
+  <w:style w:type="character" w:styleId="FootnoteCharactersuser">
+    <w:name w:val="Footnote Characters (user)"/>
     <w:qFormat/>
     <w:rPr>
       <w:vertAlign w:val="superscript"/>
@@ -5776,8 +6340,8 @@
       <w:szCs w:val="20"/>
     </w:rPr>
   </w:style>
-  <w:style w:type="character" w:styleId="EndnoteCharactersuser">
-    <w:name w:val="Endnote Characters (user)"/>
+  <w:style w:type="character" w:styleId="EndnoteCharacters">
+    <w:name w:val="Endnote Characters"/>
     <w:uiPriority w:val="99"/>
     <w:semiHidden/>
     <w:unhideWhenUsed/>
@@ -5786,8 +6350,8 @@
       <w:vertAlign w:val="superscript"/>
     </w:rPr>
   </w:style>
-  <w:style w:type="character" w:styleId="EndnoteCharacters">
-    <w:name w:val="Endnote Characters"/>
+  <w:style w:type="character" w:styleId="EndnoteCharactersuser">
+    <w:name w:val="Endnote Characters (user)"/>
     <w:qFormat/>
     <w:rPr>
       <w:vertAlign w:val="superscript"/>
@@ -5809,6 +6373,13 @@
     <w:rPr>
       <w:sz w:val="20"/>
       <w:szCs w:val="20"/>
+    </w:rPr>
+  </w:style>
+  <w:style w:type="character" w:styleId="Bullets">
+    <w:name w:val="Bullets"/>
+    <w:qFormat/>
+    <w:rPr>
+      <w:rFonts w:ascii="OpenSymbol" w:hAnsi="OpenSymbol" w:eastAsia="OpenSymbol" w:cs="OpenSymbol"/>
     </w:rPr>
   </w:style>
   <w:style w:type="paragraph" w:styleId="Heading">

--- a/MECH151_techDesign/syllabusMECH151.docx
+++ b/MECH151_techDesign/syllabusMECH151.docx
@@ -1157,7 +1157,7 @@
         <w:pStyle w:val="ListParagraph"/>
         <w:numPr>
           <w:ilvl w:val="0"/>
-          <w:numId w:val="2"/>
+          <w:numId w:val="3"/>
         </w:numPr>
         <w:spacing w:before="0" w:after="100"/>
         <w:rPr>
@@ -1178,7 +1178,7 @@
         <w:pStyle w:val="ListParagraph"/>
         <w:numPr>
           <w:ilvl w:val="0"/>
-          <w:numId w:val="2"/>
+          <w:numId w:val="3"/>
         </w:numPr>
         <w:spacing w:before="0" w:after="100"/>
         <w:rPr>
@@ -1199,7 +1199,7 @@
         <w:pStyle w:val="ListParagraph"/>
         <w:numPr>
           <w:ilvl w:val="0"/>
-          <w:numId w:val="2"/>
+          <w:numId w:val="3"/>
         </w:numPr>
         <w:spacing w:before="0" w:after="100"/>
         <w:rPr>
@@ -1220,7 +1220,7 @@
         <w:pStyle w:val="ListParagraph"/>
         <w:numPr>
           <w:ilvl w:val="0"/>
-          <w:numId w:val="2"/>
+          <w:numId w:val="3"/>
         </w:numPr>
         <w:spacing w:before="0" w:after="100"/>
         <w:rPr>
@@ -1429,8 +1429,8 @@
       <w:tblGrid>
         <w:gridCol w:w="2898"/>
         <w:gridCol w:w="2402"/>
-        <w:gridCol w:w="2397"/>
-        <w:gridCol w:w="1783"/>
+        <w:gridCol w:w="2396"/>
+        <w:gridCol w:w="1784"/>
       </w:tblGrid>
       <w:tr>
         <w:trPr/>
@@ -1484,7 +1484,7 @@
         </w:tc>
         <w:tc>
           <w:tcPr>
-            <w:tcW w:w="2397" w:type="dxa"/>
+            <w:tcW w:w="2396" w:type="dxa"/>
             <w:tcBorders>
               <w:top w:val="single" w:sz="4" w:space="0" w:color="000000"/>
             </w:tcBorders>
@@ -1508,7 +1508,7 @@
         </w:tc>
         <w:tc>
           <w:tcPr>
-            <w:tcW w:w="1783" w:type="dxa"/>
+            <w:tcW w:w="1784" w:type="dxa"/>
             <w:tcBorders>
               <w:top w:val="single" w:sz="4" w:space="0" w:color="000000"/>
             </w:tcBorders>
@@ -1575,7 +1575,7 @@
         </w:tc>
         <w:tc>
           <w:tcPr>
-            <w:tcW w:w="2397" w:type="dxa"/>
+            <w:tcW w:w="2396" w:type="dxa"/>
             <w:tcBorders/>
           </w:tcPr>
           <w:p>
@@ -1595,7 +1595,7 @@
         </w:tc>
         <w:tc>
           <w:tcPr>
-            <w:tcW w:w="1783" w:type="dxa"/>
+            <w:tcW w:w="1784" w:type="dxa"/>
             <w:tcBorders/>
           </w:tcPr>
           <w:p>
@@ -1658,7 +1658,7 @@
         </w:tc>
         <w:tc>
           <w:tcPr>
-            <w:tcW w:w="2397" w:type="dxa"/>
+            <w:tcW w:w="2396" w:type="dxa"/>
             <w:tcBorders/>
           </w:tcPr>
           <w:p>
@@ -1678,7 +1678,7 @@
         </w:tc>
         <w:tc>
           <w:tcPr>
-            <w:tcW w:w="1783" w:type="dxa"/>
+            <w:tcW w:w="1784" w:type="dxa"/>
             <w:tcBorders/>
           </w:tcPr>
           <w:p>
@@ -1741,7 +1741,7 @@
         </w:tc>
         <w:tc>
           <w:tcPr>
-            <w:tcW w:w="2397" w:type="dxa"/>
+            <w:tcW w:w="2396" w:type="dxa"/>
             <w:tcBorders/>
           </w:tcPr>
           <w:p>
@@ -1761,7 +1761,7 @@
         </w:tc>
         <w:tc>
           <w:tcPr>
-            <w:tcW w:w="1783" w:type="dxa"/>
+            <w:tcW w:w="1784" w:type="dxa"/>
             <w:tcBorders/>
           </w:tcPr>
           <w:p>
@@ -1824,7 +1824,7 @@
         </w:tc>
         <w:tc>
           <w:tcPr>
-            <w:tcW w:w="2397" w:type="dxa"/>
+            <w:tcW w:w="2396" w:type="dxa"/>
             <w:tcBorders/>
           </w:tcPr>
           <w:p>
@@ -1844,7 +1844,7 @@
         </w:tc>
         <w:tc>
           <w:tcPr>
-            <w:tcW w:w="1783" w:type="dxa"/>
+            <w:tcW w:w="1784" w:type="dxa"/>
             <w:tcBorders/>
           </w:tcPr>
           <w:p>
@@ -1867,7 +1867,7 @@
         <w:trPr/>
         <w:tc>
           <w:tcPr>
-            <w:tcW w:w="7697" w:type="dxa"/>
+            <w:tcW w:w="7696" w:type="dxa"/>
             <w:gridSpan w:val="3"/>
             <w:tcBorders>
               <w:bottom w:val="single" w:sz="4" w:space="0" w:color="000000"/>
@@ -1893,7 +1893,7 @@
         </w:tc>
         <w:tc>
           <w:tcPr>
-            <w:tcW w:w="1783" w:type="dxa"/>
+            <w:tcW w:w="1784" w:type="dxa"/>
             <w:tcBorders>
               <w:bottom w:val="single" w:sz="4" w:space="0" w:color="000000"/>
             </w:tcBorders>
@@ -1918,24 +1918,6 @@
         </w:tc>
       </w:tr>
     </w:tbl>
-    <w:p>
-      <w:pPr>
-        <w:pStyle w:val="Normal"/>
-        <w:spacing w:before="120" w:after="120"/>
-        <w:rPr>
-          <w:sz w:val="22"/>
-          <w:szCs w:val="22"/>
-          <w:u w:val="single"/>
-        </w:rPr>
-      </w:pPr>
-      <w:r>
-        <w:rPr>
-          <w:sz w:val="22"/>
-          <w:szCs w:val="22"/>
-          <w:u w:val="single"/>
-        </w:rPr>
-      </w:r>
-    </w:p>
     <w:p>
       <w:pPr>
         <w:pStyle w:val="Normal"/>
@@ -1969,77 +1951,7 @@
           <w:sz w:val="22"/>
           <w:szCs w:val="22"/>
         </w:rPr>
-        <w:t xml:space="preserve">The final exam will be evaluated in the form of a tangible prototype wholly made by MECH151 students. As part of the final exam, groups </w:t>
-      </w:r>
-      <w:r>
-        <w:rPr>
-          <w:sz w:val="22"/>
-          <w:szCs w:val="22"/>
-        </w:rPr>
-        <w:t>may be formed so long as they</w:t>
-      </w:r>
-      <w:r>
-        <w:rPr>
-          <w:sz w:val="22"/>
-          <w:szCs w:val="22"/>
-        </w:rPr>
-        <w:t xml:space="preserve"> rang</w:t>
-      </w:r>
-      <w:r>
-        <w:rPr>
-          <w:sz w:val="22"/>
-          <w:szCs w:val="22"/>
-        </w:rPr>
-        <w:t>e</w:t>
-      </w:r>
-      <w:r>
-        <w:rPr>
-          <w:sz w:val="22"/>
-          <w:szCs w:val="22"/>
-        </w:rPr>
-        <w:t xml:space="preserve"> from 1-3 student members </w:t>
-      </w:r>
-      <w:r>
-        <w:rPr>
-          <w:sz w:val="22"/>
-          <w:szCs w:val="22"/>
-        </w:rPr>
-        <w:t>and teams must</w:t>
-      </w:r>
-      <w:r>
-        <w:rPr>
-          <w:sz w:val="22"/>
-          <w:szCs w:val="22"/>
-        </w:rPr>
-        <w:t xml:space="preserve"> present their design. </w:t>
-      </w:r>
-      <w:r>
-        <w:rPr>
-          <w:sz w:val="22"/>
-          <w:szCs w:val="22"/>
-        </w:rPr>
-        <w:t>T</w:t>
-      </w:r>
-      <w:r>
-        <w:rPr>
-          <w:sz w:val="22"/>
-          <w:szCs w:val="22"/>
-        </w:rPr>
-        <w:t xml:space="preserve">he following </w:t>
-      </w:r>
-      <w:r>
-        <w:rPr>
-          <w:sz w:val="22"/>
-          <w:szCs w:val="22"/>
-        </w:rPr>
-        <w:t>elements are part of the evaluation</w:t>
-      </w:r>
-      <w:r>
-        <w:rPr>
-          <w:sz w:val="22"/>
-          <w:szCs w:val="22"/>
-        </w:rPr>
-        <w:t>:</w:t>
+        <w:t>The final exam will be evaluated in the form of a tangible prototype wholly made by MECH151 students. As part of the final exam, groups may be formed so long as they range from 1-3 student members and teams must present their design. The following elements are part of the evaluation:</w:t>
       </w:r>
     </w:p>
     <w:p>
@@ -2047,7 +1959,7 @@
         <w:pStyle w:val="Normal"/>
         <w:numPr>
           <w:ilvl w:val="0"/>
-          <w:numId w:val="3"/>
+          <w:numId w:val="2"/>
         </w:numPr>
         <w:spacing w:before="0" w:after="120"/>
         <w:rPr>
@@ -2068,7 +1980,7 @@
         <w:pStyle w:val="Normal"/>
         <w:numPr>
           <w:ilvl w:val="1"/>
-          <w:numId w:val="3"/>
+          <w:numId w:val="2"/>
         </w:numPr>
         <w:spacing w:before="0" w:after="120"/>
         <w:rPr>
@@ -2081,56 +1993,7 @@
           <w:sz w:val="22"/>
           <w:szCs w:val="22"/>
         </w:rPr>
-        <w:t>Integrat</w:t>
-      </w:r>
-      <w:r>
-        <w:rPr>
-          <w:sz w:val="22"/>
-          <w:szCs w:val="22"/>
-        </w:rPr>
-        <w:t>e</w:t>
-      </w:r>
-      <w:r>
-        <w:rPr>
-          <w:sz w:val="22"/>
-          <w:szCs w:val="22"/>
-        </w:rPr>
-        <w:t xml:space="preserve"> of a</w:t>
-      </w:r>
-      <w:r>
-        <w:rPr>
-          <w:sz w:val="22"/>
-          <w:szCs w:val="22"/>
-        </w:rPr>
-        <w:t xml:space="preserve">t least 2 different </w:t>
-      </w:r>
-      <w:r>
-        <w:rPr>
-          <w:sz w:val="22"/>
-          <w:szCs w:val="22"/>
-        </w:rPr>
-        <w:t>types of</w:t>
-      </w:r>
-      <w:r>
-        <w:rPr>
-          <w:sz w:val="22"/>
-          <w:szCs w:val="22"/>
-        </w:rPr>
-        <w:t xml:space="preserve"> bulk materia</w:t>
-      </w:r>
-      <w:r>
-        <w:rPr>
-          <w:sz w:val="22"/>
-          <w:szCs w:val="22"/>
-        </w:rPr>
-        <w:t>l</w:t>
-      </w:r>
-      <w:r>
-        <w:rPr>
-          <w:sz w:val="22"/>
-          <w:szCs w:val="22"/>
-        </w:rPr>
-        <w:t xml:space="preserve"> (i.e., thermoplastic + raw/processed stock).</w:t>
+        <w:t>Integrate of at least 2 different types of bulk material (i.e., thermoplastic + raw/processed stock).</w:t>
       </w:r>
     </w:p>
     <w:p>
@@ -2138,7 +2001,7 @@
         <w:pStyle w:val="Normal"/>
         <w:numPr>
           <w:ilvl w:val="1"/>
-          <w:numId w:val="3"/>
+          <w:numId w:val="2"/>
         </w:numPr>
         <w:spacing w:before="0" w:after="120"/>
         <w:rPr>
@@ -2151,42 +2014,7 @@
           <w:sz w:val="22"/>
           <w:szCs w:val="22"/>
         </w:rPr>
-        <w:t>Demonstrat</w:t>
-      </w:r>
-      <w:r>
-        <w:rPr>
-          <w:sz w:val="22"/>
-          <w:szCs w:val="22"/>
-        </w:rPr>
-        <w:t>e</w:t>
-      </w:r>
-      <w:r>
-        <w:rPr>
-          <w:sz w:val="22"/>
-          <w:szCs w:val="22"/>
-        </w:rPr>
-        <w:t xml:space="preserve"> of</w:t>
-      </w:r>
-      <w:r>
-        <w:rPr>
-          <w:sz w:val="22"/>
-          <w:szCs w:val="22"/>
-        </w:rPr>
-        <w:t xml:space="preserve"> </w:t>
-      </w:r>
-      <w:r>
-        <w:rPr>
-          <w:sz w:val="22"/>
-          <w:szCs w:val="22"/>
-        </w:rPr>
-        <w:t xml:space="preserve">at </w:t>
-      </w:r>
-      <w:r>
-        <w:rPr>
-          <w:sz w:val="22"/>
-          <w:szCs w:val="22"/>
-        </w:rPr>
-        <w:t>least 1 joining method between 2 parts (i.e., heat insert, snap fit).</w:t>
+        <w:t>Demonstrate of at least 1 joining method between 2 parts (i.e., heat insert, snap fit).</w:t>
       </w:r>
     </w:p>
     <w:p>
@@ -2194,7 +2022,7 @@
         <w:pStyle w:val="Normal"/>
         <w:numPr>
           <w:ilvl w:val="0"/>
-          <w:numId w:val="3"/>
+          <w:numId w:val="2"/>
         </w:numPr>
         <w:spacing w:before="0" w:after="120"/>
         <w:rPr>
@@ -2215,7 +2043,7 @@
         <w:pStyle w:val="Normal"/>
         <w:numPr>
           <w:ilvl w:val="0"/>
-          <w:numId w:val="3"/>
+          <w:numId w:val="2"/>
         </w:numPr>
         <w:spacing w:before="0" w:after="120"/>
         <w:rPr>
@@ -2236,7 +2064,7 @@
         <w:pStyle w:val="Normal"/>
         <w:numPr>
           <w:ilvl w:val="0"/>
-          <w:numId w:val="3"/>
+          <w:numId w:val="2"/>
         </w:numPr>
         <w:spacing w:before="0" w:after="120"/>
         <w:rPr>
@@ -2266,42 +2094,18 @@
           <w:sz w:val="22"/>
           <w:szCs w:val="22"/>
         </w:rPr>
-        <w:t xml:space="preserve">The Final Exam will be held at CE405 on Monday, December 14, 2026, </w:t>
-      </w:r>
-      <w:r>
-        <w:rPr>
-          <w:sz w:val="22"/>
-          <w:szCs w:val="22"/>
-        </w:rPr>
-        <w:t>wherein groups will present their design to the class</w:t>
-      </w:r>
-      <w:r>
-        <w:rPr>
-          <w:sz w:val="22"/>
-          <w:szCs w:val="22"/>
-        </w:rPr>
-        <w:t xml:space="preserve">. The exam will begin at 1645 (4:45pm)  and end at 1845 (6:45pm). Exam’s must be submitted to the instructor by 1845 (6:45pm) to be considered for grading. Failure to </w:t>
-      </w:r>
-      <w:r>
-        <w:rPr>
-          <w:sz w:val="22"/>
-          <w:szCs w:val="22"/>
-        </w:rPr>
-        <w:t>submit</w:t>
-      </w:r>
-      <w:r>
-        <w:rPr>
-          <w:sz w:val="22"/>
-          <w:szCs w:val="22"/>
-        </w:rPr>
-        <w:t xml:space="preserve"> the exam by the ending time will result in an automatically score of zero (0).</w:t>
+        <w:t>The Final Exam will be held at CE405 on Monday, December 14, 2026, wherein groups will present their design to the class. The exam will begin at 1645 (4:45pm)  and end at 1845 (6:45pm). Exam’s must be submitted to the instructor by 1845 (6:45pm) to be considered for grading. Failure to submit the exam by the ending time will result in an automatically score of zero (0).</w:t>
       </w:r>
     </w:p>
     <w:p>
       <w:pPr>
         <w:pStyle w:val="Normal"/>
         <w:spacing w:before="200" w:after="60"/>
-        <w:rPr/>
+        <w:rPr>
+          <w:sz w:val="22"/>
+          <w:szCs w:val="22"/>
+          <w:u w:val="single"/>
+        </w:rPr>
       </w:pPr>
       <w:r>
         <w:rPr>
@@ -2370,26 +2174,6 @@
           <w:szCs w:val="22"/>
         </w:rPr>
         <w:t>Usage of grammar and spell checking tools (i.e., Grammarly) or those integrated into processing software (i.e., Microsoft Word, Google Docs) may be used to enhance the communication of ideas by student.</w:t>
-      </w:r>
-    </w:p>
-    <w:p>
-      <w:pPr>
-        <w:pStyle w:val="Normal"/>
-        <w:spacing w:before="0" w:after="120"/>
-        <w:rPr>
-          <w:b/>
-          <w:bCs/>
-          <w:sz w:val="22"/>
-          <w:szCs w:val="22"/>
-        </w:rPr>
-      </w:pPr>
-      <w:r>
-        <w:rPr>
-          <w:b/>
-          <w:bCs/>
-          <w:sz w:val="22"/>
-          <w:szCs w:val="22"/>
-        </w:rPr>
       </w:r>
     </w:p>
     <w:p>
@@ -2624,8 +2408,8 @@
       <w:tblGrid>
         <w:gridCol w:w="697"/>
         <w:gridCol w:w="1903"/>
-        <w:gridCol w:w="1300"/>
-        <w:gridCol w:w="5639"/>
+        <w:gridCol w:w="1299"/>
+        <w:gridCol w:w="5640"/>
       </w:tblGrid>
       <w:tr>
         <w:trPr/>
@@ -2679,7 +2463,7 @@
         </w:tc>
         <w:tc>
           <w:tcPr>
-            <w:tcW w:w="1300" w:type="dxa"/>
+            <w:tcW w:w="1299" w:type="dxa"/>
             <w:tcBorders>
               <w:top w:val="single" w:sz="4" w:space="0" w:color="000000"/>
               <w:bottom w:val="single" w:sz="2" w:space="0" w:color="BFBFBF"/>
@@ -2703,7 +2487,7 @@
         </w:tc>
         <w:tc>
           <w:tcPr>
-            <w:tcW w:w="5639" w:type="dxa"/>
+            <w:tcW w:w="5640" w:type="dxa"/>
             <w:tcBorders>
               <w:top w:val="single" w:sz="4" w:space="0" w:color="000000"/>
               <w:bottom w:val="single" w:sz="2" w:space="0" w:color="BFBFBF"/>
@@ -2807,7 +2591,7 @@
         </w:tc>
         <w:tc>
           <w:tcPr>
-            <w:tcW w:w="1300" w:type="dxa"/>
+            <w:tcW w:w="1299" w:type="dxa"/>
             <w:tcBorders>
               <w:top w:val="single" w:sz="2" w:space="0" w:color="BFBFBF"/>
               <w:bottom w:val="single" w:sz="2" w:space="0" w:color="BFBFBF"/>
@@ -2831,7 +2615,7 @@
         </w:tc>
         <w:tc>
           <w:tcPr>
-            <w:tcW w:w="5639" w:type="dxa"/>
+            <w:tcW w:w="5640" w:type="dxa"/>
             <w:tcBorders>
               <w:top w:val="single" w:sz="2" w:space="0" w:color="BFBFBF"/>
               <w:bottom w:val="single" w:sz="2" w:space="0" w:color="BFBFBF"/>
@@ -2906,7 +2690,7 @@
         </w:tc>
         <w:tc>
           <w:tcPr>
-            <w:tcW w:w="1300" w:type="dxa"/>
+            <w:tcW w:w="1299" w:type="dxa"/>
             <w:tcBorders>
               <w:top w:val="single" w:sz="2" w:space="0" w:color="BFBFBF"/>
               <w:bottom w:val="single" w:sz="2" w:space="0" w:color="BFBFBF"/>
@@ -2930,7 +2714,7 @@
         </w:tc>
         <w:tc>
           <w:tcPr>
-            <w:tcW w:w="5639" w:type="dxa"/>
+            <w:tcW w:w="5640" w:type="dxa"/>
             <w:tcBorders>
               <w:top w:val="single" w:sz="2" w:space="0" w:color="BFBFBF"/>
               <w:bottom w:val="single" w:sz="2" w:space="0" w:color="BFBFBF"/>
@@ -3005,7 +2789,7 @@
         </w:tc>
         <w:tc>
           <w:tcPr>
-            <w:tcW w:w="1300" w:type="dxa"/>
+            <w:tcW w:w="1299" w:type="dxa"/>
             <w:tcBorders>
               <w:top w:val="single" w:sz="2" w:space="0" w:color="BFBFBF"/>
               <w:bottom w:val="single" w:sz="2" w:space="0" w:color="BFBFBF"/>
@@ -3029,7 +2813,7 @@
         </w:tc>
         <w:tc>
           <w:tcPr>
-            <w:tcW w:w="5639" w:type="dxa"/>
+            <w:tcW w:w="5640" w:type="dxa"/>
             <w:tcBorders>
               <w:top w:val="single" w:sz="2" w:space="0" w:color="BFBFBF"/>
               <w:bottom w:val="single" w:sz="2" w:space="0" w:color="BFBFBF"/>
@@ -3104,7 +2888,7 @@
         </w:tc>
         <w:tc>
           <w:tcPr>
-            <w:tcW w:w="1300" w:type="dxa"/>
+            <w:tcW w:w="1299" w:type="dxa"/>
             <w:tcBorders>
               <w:top w:val="single" w:sz="2" w:space="0" w:color="BFBFBF"/>
               <w:bottom w:val="single" w:sz="2" w:space="0" w:color="BFBFBF"/>
@@ -3128,7 +2912,7 @@
         </w:tc>
         <w:tc>
           <w:tcPr>
-            <w:tcW w:w="5639" w:type="dxa"/>
+            <w:tcW w:w="5640" w:type="dxa"/>
             <w:tcBorders>
               <w:top w:val="single" w:sz="2" w:space="0" w:color="BFBFBF"/>
               <w:bottom w:val="single" w:sz="2" w:space="0" w:color="BFBFBF"/>
@@ -3203,7 +2987,7 @@
         </w:tc>
         <w:tc>
           <w:tcPr>
-            <w:tcW w:w="1300" w:type="dxa"/>
+            <w:tcW w:w="1299" w:type="dxa"/>
             <w:tcBorders>
               <w:top w:val="single" w:sz="2" w:space="0" w:color="BFBFBF"/>
               <w:bottom w:val="single" w:sz="2" w:space="0" w:color="BFBFBF"/>
@@ -3227,7 +3011,7 @@
         </w:tc>
         <w:tc>
           <w:tcPr>
-            <w:tcW w:w="5639" w:type="dxa"/>
+            <w:tcW w:w="5640" w:type="dxa"/>
             <w:tcBorders>
               <w:top w:val="single" w:sz="2" w:space="0" w:color="BFBFBF"/>
               <w:bottom w:val="single" w:sz="2" w:space="0" w:color="BFBFBF"/>
@@ -3302,7 +3086,7 @@
         </w:tc>
         <w:tc>
           <w:tcPr>
-            <w:tcW w:w="1300" w:type="dxa"/>
+            <w:tcW w:w="1299" w:type="dxa"/>
             <w:tcBorders>
               <w:top w:val="single" w:sz="2" w:space="0" w:color="BFBFBF"/>
               <w:bottom w:val="single" w:sz="2" w:space="0" w:color="BFBFBF"/>
@@ -3326,7 +3110,7 @@
         </w:tc>
         <w:tc>
           <w:tcPr>
-            <w:tcW w:w="5639" w:type="dxa"/>
+            <w:tcW w:w="5640" w:type="dxa"/>
             <w:tcBorders>
               <w:top w:val="single" w:sz="2" w:space="0" w:color="BFBFBF"/>
               <w:bottom w:val="single" w:sz="2" w:space="0" w:color="BFBFBF"/>
@@ -3401,7 +3185,7 @@
         </w:tc>
         <w:tc>
           <w:tcPr>
-            <w:tcW w:w="1300" w:type="dxa"/>
+            <w:tcW w:w="1299" w:type="dxa"/>
             <w:tcBorders>
               <w:top w:val="single" w:sz="2" w:space="0" w:color="BFBFBF"/>
               <w:bottom w:val="single" w:sz="2" w:space="0" w:color="BFBFBF"/>
@@ -3425,7 +3209,7 @@
         </w:tc>
         <w:tc>
           <w:tcPr>
-            <w:tcW w:w="5639" w:type="dxa"/>
+            <w:tcW w:w="5640" w:type="dxa"/>
             <w:tcBorders>
               <w:top w:val="single" w:sz="2" w:space="0" w:color="BFBFBF"/>
               <w:bottom w:val="single" w:sz="2" w:space="0" w:color="BFBFBF"/>
@@ -3529,7 +3313,7 @@
         </w:tc>
         <w:tc>
           <w:tcPr>
-            <w:tcW w:w="1300" w:type="dxa"/>
+            <w:tcW w:w="1299" w:type="dxa"/>
             <w:tcBorders>
               <w:top w:val="single" w:sz="2" w:space="0" w:color="BFBFBF"/>
               <w:bottom w:val="single" w:sz="2" w:space="0" w:color="BFBFBF"/>
@@ -3553,7 +3337,7 @@
         </w:tc>
         <w:tc>
           <w:tcPr>
-            <w:tcW w:w="5639" w:type="dxa"/>
+            <w:tcW w:w="5640" w:type="dxa"/>
             <w:vMerge w:val="restart"/>
             <w:tcBorders>
               <w:top w:val="single" w:sz="2" w:space="0" w:color="BFBFBF"/>
@@ -3629,7 +3413,7 @@
         </w:tc>
         <w:tc>
           <w:tcPr>
-            <w:tcW w:w="1300" w:type="dxa"/>
+            <w:tcW w:w="1299" w:type="dxa"/>
             <w:tcBorders>
               <w:top w:val="single" w:sz="2" w:space="0" w:color="BFBFBF"/>
               <w:bottom w:val="single" w:sz="2" w:space="0" w:color="BFBFBF"/>
@@ -3653,7 +3437,7 @@
         </w:tc>
         <w:tc>
           <w:tcPr>
-            <w:tcW w:w="5639" w:type="dxa"/>
+            <w:tcW w:w="5640" w:type="dxa"/>
             <w:vMerge w:val="continue"/>
             <w:tcBorders>
               <w:top w:val="single" w:sz="2" w:space="0" w:color="BFBFBF"/>
@@ -3671,7 +3455,12 @@
               </w:rPr>
             </w:pPr>
             <w:r>
-              <w:rPr/>
+              <w:rPr>
+                <w:b w:val="false"/>
+                <w:bCs w:val="false"/>
+                <w:sz w:val="20"/>
+                <w:szCs w:val="20"/>
+              </w:rPr>
             </w:r>
           </w:p>
         </w:tc>
@@ -3728,7 +3517,7 @@
         </w:tc>
         <w:tc>
           <w:tcPr>
-            <w:tcW w:w="1300" w:type="dxa"/>
+            <w:tcW w:w="1299" w:type="dxa"/>
             <w:tcBorders>
               <w:top w:val="single" w:sz="2" w:space="0" w:color="BFBFBF"/>
               <w:bottom w:val="single" w:sz="2" w:space="0" w:color="BFBFBF"/>
@@ -3752,7 +3541,7 @@
         </w:tc>
         <w:tc>
           <w:tcPr>
-            <w:tcW w:w="5639" w:type="dxa"/>
+            <w:tcW w:w="5640" w:type="dxa"/>
             <w:vMerge w:val="continue"/>
             <w:tcBorders>
               <w:top w:val="single" w:sz="2" w:space="0" w:color="BFBFBF"/>
@@ -3770,7 +3559,12 @@
               </w:rPr>
             </w:pPr>
             <w:r>
-              <w:rPr/>
+              <w:rPr>
+                <w:b w:val="false"/>
+                <w:bCs w:val="false"/>
+                <w:sz w:val="20"/>
+                <w:szCs w:val="20"/>
+              </w:rPr>
             </w:r>
           </w:p>
         </w:tc>
@@ -3827,7 +3621,7 @@
         </w:tc>
         <w:tc>
           <w:tcPr>
-            <w:tcW w:w="1300" w:type="dxa"/>
+            <w:tcW w:w="1299" w:type="dxa"/>
             <w:tcBorders>
               <w:top w:val="single" w:sz="2" w:space="0" w:color="BFBFBF"/>
               <w:bottom w:val="single" w:sz="2" w:space="0" w:color="BFBFBF"/>
@@ -3851,7 +3645,7 @@
         </w:tc>
         <w:tc>
           <w:tcPr>
-            <w:tcW w:w="5639" w:type="dxa"/>
+            <w:tcW w:w="5640" w:type="dxa"/>
             <w:tcBorders>
               <w:top w:val="single" w:sz="2" w:space="0" w:color="BFBFBF"/>
               <w:bottom w:val="single" w:sz="2" w:space="0" w:color="BFBFBF"/>
@@ -3926,7 +3720,7 @@
         </w:tc>
         <w:tc>
           <w:tcPr>
-            <w:tcW w:w="1300" w:type="dxa"/>
+            <w:tcW w:w="1299" w:type="dxa"/>
             <w:tcBorders>
               <w:top w:val="single" w:sz="2" w:space="0" w:color="BFBFBF"/>
               <w:bottom w:val="single" w:sz="2" w:space="0" w:color="BFBFBF"/>
@@ -3950,7 +3744,7 @@
         </w:tc>
         <w:tc>
           <w:tcPr>
-            <w:tcW w:w="5639" w:type="dxa"/>
+            <w:tcW w:w="5640" w:type="dxa"/>
             <w:tcBorders>
               <w:top w:val="single" w:sz="2" w:space="0" w:color="BFBFBF"/>
               <w:bottom w:val="single" w:sz="2" w:space="0" w:color="BFBFBF"/>
@@ -4025,7 +3819,7 @@
         </w:tc>
         <w:tc>
           <w:tcPr>
-            <w:tcW w:w="1300" w:type="dxa"/>
+            <w:tcW w:w="1299" w:type="dxa"/>
             <w:tcBorders>
               <w:top w:val="single" w:sz="2" w:space="0" w:color="BFBFBF"/>
               <w:bottom w:val="single" w:sz="2" w:space="0" w:color="BFBFBF"/>
@@ -4049,7 +3843,7 @@
         </w:tc>
         <w:tc>
           <w:tcPr>
-            <w:tcW w:w="5639" w:type="dxa"/>
+            <w:tcW w:w="5640" w:type="dxa"/>
             <w:tcBorders>
               <w:top w:val="single" w:sz="2" w:space="0" w:color="BFBFBF"/>
               <w:bottom w:val="single" w:sz="2" w:space="0" w:color="BFBFBF"/>
@@ -4124,7 +3918,7 @@
         </w:tc>
         <w:tc>
           <w:tcPr>
-            <w:tcW w:w="1300" w:type="dxa"/>
+            <w:tcW w:w="1299" w:type="dxa"/>
             <w:tcBorders>
               <w:top w:val="single" w:sz="2" w:space="0" w:color="BFBFBF"/>
               <w:bottom w:val="single" w:sz="2" w:space="0" w:color="BFBFBF"/>
@@ -4148,7 +3942,7 @@
         </w:tc>
         <w:tc>
           <w:tcPr>
-            <w:tcW w:w="5639" w:type="dxa"/>
+            <w:tcW w:w="5640" w:type="dxa"/>
             <w:tcBorders>
               <w:top w:val="single" w:sz="2" w:space="0" w:color="BFBFBF"/>
               <w:bottom w:val="single" w:sz="2" w:space="0" w:color="BFBFBF"/>
@@ -4262,7 +4056,7 @@
         </w:tc>
         <w:tc>
           <w:tcPr>
-            <w:tcW w:w="1300" w:type="dxa"/>
+            <w:tcW w:w="1299" w:type="dxa"/>
             <w:tcBorders>
               <w:top w:val="single" w:sz="2" w:space="0" w:color="BFBFBF"/>
               <w:bottom w:val="single" w:sz="2" w:space="0" w:color="BFBFBF"/>
@@ -4286,7 +4080,7 @@
         </w:tc>
         <w:tc>
           <w:tcPr>
-            <w:tcW w:w="5639" w:type="dxa"/>
+            <w:tcW w:w="5640" w:type="dxa"/>
             <w:vMerge w:val="restart"/>
             <w:tcBorders>
               <w:top w:val="single" w:sz="2" w:space="0" w:color="BFBFBF"/>
@@ -4362,7 +4156,7 @@
         </w:tc>
         <w:tc>
           <w:tcPr>
-            <w:tcW w:w="1300" w:type="dxa"/>
+            <w:tcW w:w="1299" w:type="dxa"/>
             <w:tcBorders>
               <w:top w:val="single" w:sz="2" w:space="0" w:color="BFBFBF"/>
               <w:bottom w:val="single" w:sz="2" w:space="0" w:color="BFBFBF"/>
@@ -4386,7 +4180,7 @@
         </w:tc>
         <w:tc>
           <w:tcPr>
-            <w:tcW w:w="5639" w:type="dxa"/>
+            <w:tcW w:w="5640" w:type="dxa"/>
             <w:vMerge w:val="continue"/>
             <w:tcBorders>
               <w:top w:val="single" w:sz="2" w:space="0" w:color="BFBFBF"/>
@@ -4404,7 +4198,12 @@
               </w:rPr>
             </w:pPr>
             <w:r>
-              <w:rPr/>
+              <w:rPr>
+                <w:b w:val="false"/>
+                <w:bCs w:val="false"/>
+                <w:sz w:val="20"/>
+                <w:szCs w:val="20"/>
+              </w:rPr>
             </w:r>
           </w:p>
         </w:tc>
@@ -4461,7 +4260,7 @@
         </w:tc>
         <w:tc>
           <w:tcPr>
-            <w:tcW w:w="1300" w:type="dxa"/>
+            <w:tcW w:w="1299" w:type="dxa"/>
             <w:tcBorders>
               <w:top w:val="single" w:sz="2" w:space="0" w:color="BFBFBF"/>
               <w:bottom w:val="single" w:sz="2" w:space="0" w:color="BFBFBF"/>
@@ -4485,7 +4284,7 @@
         </w:tc>
         <w:tc>
           <w:tcPr>
-            <w:tcW w:w="5639" w:type="dxa"/>
+            <w:tcW w:w="5640" w:type="dxa"/>
             <w:tcBorders>
               <w:top w:val="single" w:sz="2" w:space="0" w:color="BFBFBF"/>
               <w:bottom w:val="single" w:sz="2" w:space="0" w:color="BFBFBF"/>
@@ -4560,7 +4359,7 @@
         </w:tc>
         <w:tc>
           <w:tcPr>
-            <w:tcW w:w="1300" w:type="dxa"/>
+            <w:tcW w:w="1299" w:type="dxa"/>
             <w:tcBorders>
               <w:top w:val="single" w:sz="2" w:space="0" w:color="BFBFBF"/>
               <w:bottom w:val="single" w:sz="2" w:space="0" w:color="BFBFBF"/>
@@ -4584,34 +4383,25 @@
         </w:tc>
         <w:tc>
           <w:tcPr>
-            <w:tcW w:w="5639" w:type="dxa"/>
-            <w:tcBorders>
-              <w:top w:val="single" w:sz="2" w:space="0" w:color="BFBFBF"/>
-              <w:bottom w:val="single" w:sz="2" w:space="0" w:color="BFBFBF"/>
-            </w:tcBorders>
-          </w:tcPr>
-          <w:p>
-            <w:pPr>
-              <w:pStyle w:val="Normal"/>
-              <w:rPr/>
-            </w:pPr>
-            <w:r>
-              <w:rPr>
-                <w:b w:val="false"/>
-                <w:bCs w:val="false"/>
-                <w:sz w:val="20"/>
-                <w:szCs w:val="20"/>
-              </w:rPr>
-              <w:t>Assembly drawings, exploded views, and BOMs;</w:t>
-            </w:r>
-            <w:r>
-              <w:rPr>
-                <w:b w:val="false"/>
-                <w:bCs w:val="false"/>
-                <w:sz w:val="20"/>
-                <w:szCs w:val="20"/>
-              </w:rPr>
-              <w:t xml:space="preserve"> </w:t>
+            <w:tcW w:w="5640" w:type="dxa"/>
+            <w:tcBorders>
+              <w:top w:val="single" w:sz="2" w:space="0" w:color="BFBFBF"/>
+              <w:bottom w:val="single" w:sz="2" w:space="0" w:color="BFBFBF"/>
+            </w:tcBorders>
+          </w:tcPr>
+          <w:p>
+            <w:pPr>
+              <w:pStyle w:val="Normal"/>
+              <w:rPr/>
+            </w:pPr>
+            <w:r>
+              <w:rPr>
+                <w:b w:val="false"/>
+                <w:bCs w:val="false"/>
+                <w:sz w:val="20"/>
+                <w:szCs w:val="20"/>
+              </w:rPr>
+              <w:t xml:space="preserve">Assembly drawings, exploded views, and BOMs; </w:t>
             </w:r>
             <w:r>
               <w:rPr>
@@ -4678,7 +4468,7 @@
         </w:tc>
         <w:tc>
           <w:tcPr>
-            <w:tcW w:w="1300" w:type="dxa"/>
+            <w:tcW w:w="1299" w:type="dxa"/>
             <w:tcBorders>
               <w:top w:val="single" w:sz="2" w:space="0" w:color="BFBFBF"/>
               <w:bottom w:val="single" w:sz="2" w:space="0" w:color="BFBFBF"/>
@@ -4702,52 +4492,25 @@
         </w:tc>
         <w:tc>
           <w:tcPr>
-            <w:tcW w:w="5639" w:type="dxa"/>
-            <w:tcBorders>
-              <w:top w:val="single" w:sz="2" w:space="0" w:color="BFBFBF"/>
-              <w:bottom w:val="single" w:sz="2" w:space="0" w:color="BFBFBF"/>
-            </w:tcBorders>
-          </w:tcPr>
-          <w:p>
-            <w:pPr>
-              <w:pStyle w:val="Normal"/>
-              <w:rPr/>
-            </w:pPr>
-            <w:r>
-              <w:rPr>
-                <w:b w:val="false"/>
-                <w:bCs w:val="false"/>
-                <w:sz w:val="20"/>
-                <w:szCs w:val="20"/>
-              </w:rPr>
-              <w:t xml:space="preserve">Design review/iteration workshop </w:t>
-            </w:r>
-            <w:r>
-              <w:rPr>
-                <w:b w:val="false"/>
-                <w:bCs w:val="false"/>
-                <w:sz w:val="20"/>
-                <w:szCs w:val="20"/>
-              </w:rPr>
-              <w:t>(</w:t>
-            </w:r>
-            <w:r>
-              <w:rPr>
-                <w:b w:val="false"/>
-                <w:bCs w:val="false"/>
-                <w:sz w:val="20"/>
-                <w:szCs w:val="20"/>
-              </w:rPr>
-              <w:t>b</w:t>
-            </w:r>
-            <w:r>
-              <w:rPr>
-                <w:b w:val="false"/>
-                <w:bCs w:val="false"/>
-                <w:sz w:val="20"/>
-                <w:szCs w:val="20"/>
-              </w:rPr>
-              <w:t>ased on submitted proposals)</w:t>
+            <w:tcW w:w="5640" w:type="dxa"/>
+            <w:tcBorders>
+              <w:top w:val="single" w:sz="2" w:space="0" w:color="BFBFBF"/>
+              <w:bottom w:val="single" w:sz="2" w:space="0" w:color="BFBFBF"/>
+            </w:tcBorders>
+          </w:tcPr>
+          <w:p>
+            <w:pPr>
+              <w:pStyle w:val="Normal"/>
+              <w:rPr/>
+            </w:pPr>
+            <w:r>
+              <w:rPr>
+                <w:b w:val="false"/>
+                <w:bCs w:val="false"/>
+                <w:sz w:val="20"/>
+                <w:szCs w:val="20"/>
+              </w:rPr>
+              <w:t>Design review/iteration workshop (based on submitted proposals)</w:t>
             </w:r>
           </w:p>
         </w:tc>
@@ -4804,7 +4567,7 @@
         </w:tc>
         <w:tc>
           <w:tcPr>
-            <w:tcW w:w="1300" w:type="dxa"/>
+            <w:tcW w:w="1299" w:type="dxa"/>
             <w:tcBorders>
               <w:top w:val="single" w:sz="2" w:space="0" w:color="BFBFBF"/>
               <w:bottom w:val="single" w:sz="2" w:space="0" w:color="BFBFBF"/>
@@ -4828,7 +4591,7 @@
         </w:tc>
         <w:tc>
           <w:tcPr>
-            <w:tcW w:w="5639" w:type="dxa"/>
+            <w:tcW w:w="5640" w:type="dxa"/>
             <w:tcBorders>
               <w:top w:val="single" w:sz="2" w:space="0" w:color="BFBFBF"/>
               <w:bottom w:val="single" w:sz="2" w:space="0" w:color="BFBFBF"/>
@@ -4932,7 +4695,7 @@
         </w:tc>
         <w:tc>
           <w:tcPr>
-            <w:tcW w:w="1300" w:type="dxa"/>
+            <w:tcW w:w="1299" w:type="dxa"/>
             <w:tcBorders>
               <w:top w:val="single" w:sz="2" w:space="0" w:color="BFBFBF"/>
               <w:bottom w:val="single" w:sz="2" w:space="0" w:color="BFBFBF"/>
@@ -4956,7 +4719,7 @@
         </w:tc>
         <w:tc>
           <w:tcPr>
-            <w:tcW w:w="5639" w:type="dxa"/>
+            <w:tcW w:w="5640" w:type="dxa"/>
             <w:tcBorders>
               <w:top w:val="single" w:sz="2" w:space="0" w:color="BFBFBF"/>
               <w:bottom w:val="single" w:sz="2" w:space="0" w:color="BFBFBF"/>
@@ -5031,7 +4794,7 @@
         </w:tc>
         <w:tc>
           <w:tcPr>
-            <w:tcW w:w="1300" w:type="dxa"/>
+            <w:tcW w:w="1299" w:type="dxa"/>
             <w:tcBorders>
               <w:top w:val="single" w:sz="2" w:space="0" w:color="BFBFBF"/>
               <w:bottom w:val="single" w:sz="2" w:space="0" w:color="BFBFBF"/>
@@ -5055,7 +4818,7 @@
         </w:tc>
         <w:tc>
           <w:tcPr>
-            <w:tcW w:w="5639" w:type="dxa"/>
+            <w:tcW w:w="5640" w:type="dxa"/>
             <w:tcBorders>
               <w:top w:val="single" w:sz="2" w:space="0" w:color="BFBFBF"/>
               <w:bottom w:val="single" w:sz="2" w:space="0" w:color="BFBFBF"/>
@@ -5130,7 +4893,7 @@
         </w:tc>
         <w:tc>
           <w:tcPr>
-            <w:tcW w:w="1300" w:type="dxa"/>
+            <w:tcW w:w="1299" w:type="dxa"/>
             <w:tcBorders>
               <w:top w:val="single" w:sz="2" w:space="0" w:color="BFBFBF"/>
               <w:bottom w:val="single" w:sz="2" w:space="0" w:color="BFBFBF"/>
@@ -5154,52 +4917,25 @@
         </w:tc>
         <w:tc>
           <w:tcPr>
-            <w:tcW w:w="5639" w:type="dxa"/>
-            <w:tcBorders>
-              <w:top w:val="single" w:sz="2" w:space="0" w:color="BFBFBF"/>
-              <w:bottom w:val="single" w:sz="2" w:space="0" w:color="BFBFBF"/>
-            </w:tcBorders>
-          </w:tcPr>
-          <w:p>
-            <w:pPr>
-              <w:pStyle w:val="Normal"/>
-              <w:rPr/>
-            </w:pPr>
-            <w:r>
-              <w:rPr>
-                <w:b w:val="false"/>
-                <w:bCs w:val="false"/>
-                <w:sz w:val="20"/>
-                <w:szCs w:val="20"/>
-              </w:rPr>
-              <w:t xml:space="preserve">Manufacturing methods survey: additive, subtractive, </w:t>
-            </w:r>
-            <w:r>
-              <w:rPr>
-                <w:b w:val="false"/>
-                <w:bCs w:val="false"/>
-                <w:sz w:val="20"/>
-                <w:szCs w:val="20"/>
-              </w:rPr>
-              <w:t>D</w:t>
-            </w:r>
-            <w:r>
-              <w:rPr>
-                <w:b w:val="false"/>
-                <w:bCs w:val="false"/>
-                <w:sz w:val="20"/>
-                <w:szCs w:val="20"/>
-              </w:rPr>
-              <w:t>F</w:t>
-            </w:r>
-            <w:r>
-              <w:rPr>
-                <w:b w:val="false"/>
-                <w:bCs w:val="false"/>
-                <w:sz w:val="20"/>
-                <w:szCs w:val="20"/>
-              </w:rPr>
-              <w:t>M considerations, Machine safety, PPE, and operation</w:t>
+            <w:tcW w:w="5640" w:type="dxa"/>
+            <w:tcBorders>
+              <w:top w:val="single" w:sz="2" w:space="0" w:color="BFBFBF"/>
+              <w:bottom w:val="single" w:sz="2" w:space="0" w:color="BFBFBF"/>
+            </w:tcBorders>
+          </w:tcPr>
+          <w:p>
+            <w:pPr>
+              <w:pStyle w:val="Normal"/>
+              <w:rPr/>
+            </w:pPr>
+            <w:r>
+              <w:rPr>
+                <w:b w:val="false"/>
+                <w:bCs w:val="false"/>
+                <w:sz w:val="20"/>
+                <w:szCs w:val="20"/>
+              </w:rPr>
+              <w:t>Manufacturing methods survey: additive, subtractive, DFM considerations, Machine safety, PPE, and operation</w:t>
             </w:r>
           </w:p>
         </w:tc>
@@ -5256,7 +4992,7 @@
         </w:tc>
         <w:tc>
           <w:tcPr>
-            <w:tcW w:w="1300" w:type="dxa"/>
+            <w:tcW w:w="1299" w:type="dxa"/>
             <w:tcBorders>
               <w:top w:val="single" w:sz="2" w:space="0" w:color="BFBFBF"/>
               <w:bottom w:val="single" w:sz="2" w:space="0" w:color="BFBFBF"/>
@@ -5280,7 +5016,7 @@
         </w:tc>
         <w:tc>
           <w:tcPr>
-            <w:tcW w:w="5639" w:type="dxa"/>
+            <w:tcW w:w="5640" w:type="dxa"/>
             <w:tcBorders>
               <w:top w:val="single" w:sz="2" w:space="0" w:color="BFBFBF"/>
               <w:bottom w:val="single" w:sz="2" w:space="0" w:color="BFBFBF"/>
@@ -5355,7 +5091,7 @@
         </w:tc>
         <w:tc>
           <w:tcPr>
-            <w:tcW w:w="1300" w:type="dxa"/>
+            <w:tcW w:w="1299" w:type="dxa"/>
             <w:tcBorders>
               <w:top w:val="single" w:sz="2" w:space="0" w:color="BFBFBF"/>
               <w:bottom w:val="single" w:sz="2" w:space="0" w:color="BFBFBF"/>
@@ -5379,7 +5115,7 @@
         </w:tc>
         <w:tc>
           <w:tcPr>
-            <w:tcW w:w="5639" w:type="dxa"/>
+            <w:tcW w:w="5640" w:type="dxa"/>
             <w:tcBorders>
               <w:top w:val="single" w:sz="2" w:space="0" w:color="BFBFBF"/>
               <w:bottom w:val="single" w:sz="2" w:space="0" w:color="BFBFBF"/>
@@ -5454,7 +5190,7 @@
         </w:tc>
         <w:tc>
           <w:tcPr>
-            <w:tcW w:w="1300" w:type="dxa"/>
+            <w:tcW w:w="1299" w:type="dxa"/>
             <w:tcBorders>
               <w:top w:val="single" w:sz="2" w:space="0" w:color="BFBFBF"/>
               <w:bottom w:val="single" w:sz="2" w:space="0" w:color="BFBFBF"/>
@@ -5478,7 +5214,7 @@
         </w:tc>
         <w:tc>
           <w:tcPr>
-            <w:tcW w:w="5639" w:type="dxa"/>
+            <w:tcW w:w="5640" w:type="dxa"/>
             <w:tcBorders>
               <w:top w:val="single" w:sz="2" w:space="0" w:color="BFBFBF"/>
               <w:bottom w:val="single" w:sz="2" w:space="0" w:color="BFBFBF"/>
@@ -5582,7 +5318,7 @@
         </w:tc>
         <w:tc>
           <w:tcPr>
-            <w:tcW w:w="1300" w:type="dxa"/>
+            <w:tcW w:w="1299" w:type="dxa"/>
             <w:tcBorders>
               <w:top w:val="single" w:sz="2" w:space="0" w:color="BFBFBF"/>
               <w:bottom w:val="single" w:sz="4" w:space="0" w:color="000000"/>
@@ -5606,7 +5342,7 @@
         </w:tc>
         <w:tc>
           <w:tcPr>
-            <w:tcW w:w="5639" w:type="dxa"/>
+            <w:tcW w:w="5640" w:type="dxa"/>
             <w:tcBorders>
               <w:top w:val="single" w:sz="2" w:space="0" w:color="BFBFBF"/>
               <w:bottom w:val="single" w:sz="4" w:space="0" w:color="000000"/>
@@ -5643,25 +5379,7 @@
           <w:sz w:val="20"/>
           <w:szCs w:val="20"/>
         </w:rPr>
-        <w:t>*Tentat</w:t>
-      </w:r>
-      <w:r>
-        <w:rPr>
-          <w:i/>
-          <w:iCs/>
-          <w:sz w:val="20"/>
-          <w:szCs w:val="20"/>
-        </w:rPr>
-        <w:t>i</w:t>
-      </w:r>
-      <w:r>
-        <w:rPr>
-          <w:i/>
-          <w:iCs/>
-          <w:sz w:val="20"/>
-          <w:szCs w:val="20"/>
-        </w:rPr>
-        <w:t>ve schedule that may change during the semester. Updates will be provided by instructor.</w:t>
+        <w:t>*Tentative schedule that may change during the semester. Updates will be provided by instructor.</w:t>
       </w:r>
     </w:p>
     <w:sectPr>
@@ -5804,6 +5522,143 @@
   <w:abstractNum w:abstractNumId="2">
     <w:lvl w:ilvl="0">
       <w:start w:val="1"/>
+      <w:numFmt w:val="bullet"/>
+      <w:lvlText w:val=""/>
+      <w:lvlJc w:val="start"/>
+      <w:pPr>
+        <w:tabs>
+          <w:tab w:val="num" w:pos="775"/>
+        </w:tabs>
+        <w:ind w:start="775" w:hanging="360"/>
+      </w:pPr>
+      <w:rPr>
+        <w:rFonts w:ascii="Symbol" w:hAnsi="Symbol" w:cs="Symbol" w:hint="default"/>
+      </w:rPr>
+    </w:lvl>
+    <w:lvl w:ilvl="1">
+      <w:start w:val="1"/>
+      <w:numFmt w:val="bullet"/>
+      <w:lvlText w:val="◦"/>
+      <w:lvlJc w:val="start"/>
+      <w:pPr>
+        <w:tabs>
+          <w:tab w:val="num" w:pos="1135"/>
+        </w:tabs>
+        <w:ind w:start="1135" w:hanging="360"/>
+      </w:pPr>
+      <w:rPr>
+        <w:rFonts w:ascii="OpenSymbol" w:hAnsi="OpenSymbol" w:cs="OpenSymbol" w:hint="default"/>
+      </w:rPr>
+    </w:lvl>
+    <w:lvl w:ilvl="2">
+      <w:start w:val="1"/>
+      <w:numFmt w:val="bullet"/>
+      <w:lvlText w:val="▪"/>
+      <w:lvlJc w:val="start"/>
+      <w:pPr>
+        <w:tabs>
+          <w:tab w:val="num" w:pos="1495"/>
+        </w:tabs>
+        <w:ind w:start="1495" w:hanging="360"/>
+      </w:pPr>
+      <w:rPr>
+        <w:rFonts w:ascii="OpenSymbol" w:hAnsi="OpenSymbol" w:cs="OpenSymbol" w:hint="default"/>
+      </w:rPr>
+    </w:lvl>
+    <w:lvl w:ilvl="3">
+      <w:start w:val="1"/>
+      <w:numFmt w:val="bullet"/>
+      <w:lvlText w:val=""/>
+      <w:lvlJc w:val="start"/>
+      <w:pPr>
+        <w:tabs>
+          <w:tab w:val="num" w:pos="1855"/>
+        </w:tabs>
+        <w:ind w:start="1855" w:hanging="360"/>
+      </w:pPr>
+      <w:rPr>
+        <w:rFonts w:ascii="Symbol" w:hAnsi="Symbol" w:cs="Symbol" w:hint="default"/>
+      </w:rPr>
+    </w:lvl>
+    <w:lvl w:ilvl="4">
+      <w:start w:val="1"/>
+      <w:numFmt w:val="bullet"/>
+      <w:lvlText w:val="◦"/>
+      <w:lvlJc w:val="start"/>
+      <w:pPr>
+        <w:tabs>
+          <w:tab w:val="num" w:pos="2215"/>
+        </w:tabs>
+        <w:ind w:start="2215" w:hanging="360"/>
+      </w:pPr>
+      <w:rPr>
+        <w:rFonts w:ascii="OpenSymbol" w:hAnsi="OpenSymbol" w:cs="OpenSymbol" w:hint="default"/>
+      </w:rPr>
+    </w:lvl>
+    <w:lvl w:ilvl="5">
+      <w:start w:val="1"/>
+      <w:numFmt w:val="bullet"/>
+      <w:lvlText w:val="▪"/>
+      <w:lvlJc w:val="start"/>
+      <w:pPr>
+        <w:tabs>
+          <w:tab w:val="num" w:pos="2575"/>
+        </w:tabs>
+        <w:ind w:start="2575" w:hanging="360"/>
+      </w:pPr>
+      <w:rPr>
+        <w:rFonts w:ascii="OpenSymbol" w:hAnsi="OpenSymbol" w:cs="OpenSymbol" w:hint="default"/>
+      </w:rPr>
+    </w:lvl>
+    <w:lvl w:ilvl="6">
+      <w:start w:val="1"/>
+      <w:numFmt w:val="bullet"/>
+      <w:lvlText w:val=""/>
+      <w:lvlJc w:val="start"/>
+      <w:pPr>
+        <w:tabs>
+          <w:tab w:val="num" w:pos="2935"/>
+        </w:tabs>
+        <w:ind w:start="2935" w:hanging="360"/>
+      </w:pPr>
+      <w:rPr>
+        <w:rFonts w:ascii="Symbol" w:hAnsi="Symbol" w:cs="Symbol" w:hint="default"/>
+      </w:rPr>
+    </w:lvl>
+    <w:lvl w:ilvl="7">
+      <w:start w:val="1"/>
+      <w:numFmt w:val="bullet"/>
+      <w:lvlText w:val="◦"/>
+      <w:lvlJc w:val="start"/>
+      <w:pPr>
+        <w:tabs>
+          <w:tab w:val="num" w:pos="3295"/>
+        </w:tabs>
+        <w:ind w:start="3295" w:hanging="360"/>
+      </w:pPr>
+      <w:rPr>
+        <w:rFonts w:ascii="OpenSymbol" w:hAnsi="OpenSymbol" w:cs="OpenSymbol" w:hint="default"/>
+      </w:rPr>
+    </w:lvl>
+    <w:lvl w:ilvl="8">
+      <w:start w:val="1"/>
+      <w:numFmt w:val="bullet"/>
+      <w:lvlText w:val="▪"/>
+      <w:lvlJc w:val="start"/>
+      <w:pPr>
+        <w:tabs>
+          <w:tab w:val="num" w:pos="3655"/>
+        </w:tabs>
+        <w:ind w:start="3655" w:hanging="360"/>
+      </w:pPr>
+      <w:rPr>
+        <w:rFonts w:ascii="OpenSymbol" w:hAnsi="OpenSymbol" w:cs="OpenSymbol" w:hint="default"/>
+      </w:rPr>
+    </w:lvl>
+  </w:abstractNum>
+  <w:abstractNum w:abstractNumId="3">
+    <w:lvl w:ilvl="0">
+      <w:start w:val="1"/>
       <w:numFmt w:val="decimal"/>
       <w:lvlText w:val="%1."/>
       <w:lvlJc w:val="start"/>
@@ -5921,143 +5776,6 @@
         <w:ind w:start="3600" w:hanging="360"/>
       </w:pPr>
       <w:rPr/>
-    </w:lvl>
-  </w:abstractNum>
-  <w:abstractNum w:abstractNumId="3">
-    <w:lvl w:ilvl="0">
-      <w:start w:val="1"/>
-      <w:numFmt w:val="bullet"/>
-      <w:lvlText w:val=""/>
-      <w:lvlJc w:val="start"/>
-      <w:pPr>
-        <w:tabs>
-          <w:tab w:val="num" w:pos="775"/>
-        </w:tabs>
-        <w:ind w:start="775" w:hanging="360"/>
-      </w:pPr>
-      <w:rPr>
-        <w:rFonts w:ascii="Symbol" w:hAnsi="Symbol" w:cs="Symbol" w:hint="default"/>
-      </w:rPr>
-    </w:lvl>
-    <w:lvl w:ilvl="1">
-      <w:start w:val="1"/>
-      <w:numFmt w:val="bullet"/>
-      <w:lvlText w:val="◦"/>
-      <w:lvlJc w:val="start"/>
-      <w:pPr>
-        <w:tabs>
-          <w:tab w:val="num" w:pos="1135"/>
-        </w:tabs>
-        <w:ind w:start="1135" w:hanging="360"/>
-      </w:pPr>
-      <w:rPr>
-        <w:rFonts w:ascii="OpenSymbol" w:hAnsi="OpenSymbol" w:cs="OpenSymbol" w:hint="default"/>
-      </w:rPr>
-    </w:lvl>
-    <w:lvl w:ilvl="2">
-      <w:start w:val="1"/>
-      <w:numFmt w:val="bullet"/>
-      <w:lvlText w:val="▪"/>
-      <w:lvlJc w:val="start"/>
-      <w:pPr>
-        <w:tabs>
-          <w:tab w:val="num" w:pos="1495"/>
-        </w:tabs>
-        <w:ind w:start="1495" w:hanging="360"/>
-      </w:pPr>
-      <w:rPr>
-        <w:rFonts w:ascii="OpenSymbol" w:hAnsi="OpenSymbol" w:cs="OpenSymbol" w:hint="default"/>
-      </w:rPr>
-    </w:lvl>
-    <w:lvl w:ilvl="3">
-      <w:start w:val="1"/>
-      <w:numFmt w:val="bullet"/>
-      <w:lvlText w:val=""/>
-      <w:lvlJc w:val="start"/>
-      <w:pPr>
-        <w:tabs>
-          <w:tab w:val="num" w:pos="1855"/>
-        </w:tabs>
-        <w:ind w:start="1855" w:hanging="360"/>
-      </w:pPr>
-      <w:rPr>
-        <w:rFonts w:ascii="Symbol" w:hAnsi="Symbol" w:cs="Symbol" w:hint="default"/>
-      </w:rPr>
-    </w:lvl>
-    <w:lvl w:ilvl="4">
-      <w:start w:val="1"/>
-      <w:numFmt w:val="bullet"/>
-      <w:lvlText w:val="◦"/>
-      <w:lvlJc w:val="start"/>
-      <w:pPr>
-        <w:tabs>
-          <w:tab w:val="num" w:pos="2215"/>
-        </w:tabs>
-        <w:ind w:start="2215" w:hanging="360"/>
-      </w:pPr>
-      <w:rPr>
-        <w:rFonts w:ascii="OpenSymbol" w:hAnsi="OpenSymbol" w:cs="OpenSymbol" w:hint="default"/>
-      </w:rPr>
-    </w:lvl>
-    <w:lvl w:ilvl="5">
-      <w:start w:val="1"/>
-      <w:numFmt w:val="bullet"/>
-      <w:lvlText w:val="▪"/>
-      <w:lvlJc w:val="start"/>
-      <w:pPr>
-        <w:tabs>
-          <w:tab w:val="num" w:pos="2575"/>
-        </w:tabs>
-        <w:ind w:start="2575" w:hanging="360"/>
-      </w:pPr>
-      <w:rPr>
-        <w:rFonts w:ascii="OpenSymbol" w:hAnsi="OpenSymbol" w:cs="OpenSymbol" w:hint="default"/>
-      </w:rPr>
-    </w:lvl>
-    <w:lvl w:ilvl="6">
-      <w:start w:val="1"/>
-      <w:numFmt w:val="bullet"/>
-      <w:lvlText w:val=""/>
-      <w:lvlJc w:val="start"/>
-      <w:pPr>
-        <w:tabs>
-          <w:tab w:val="num" w:pos="2935"/>
-        </w:tabs>
-        <w:ind w:start="2935" w:hanging="360"/>
-      </w:pPr>
-      <w:rPr>
-        <w:rFonts w:ascii="Symbol" w:hAnsi="Symbol" w:cs="Symbol" w:hint="default"/>
-      </w:rPr>
-    </w:lvl>
-    <w:lvl w:ilvl="7">
-      <w:start w:val="1"/>
-      <w:numFmt w:val="bullet"/>
-      <w:lvlText w:val="◦"/>
-      <w:lvlJc w:val="start"/>
-      <w:pPr>
-        <w:tabs>
-          <w:tab w:val="num" w:pos="3295"/>
-        </w:tabs>
-        <w:ind w:start="3295" w:hanging="360"/>
-      </w:pPr>
-      <w:rPr>
-        <w:rFonts w:ascii="OpenSymbol" w:hAnsi="OpenSymbol" w:cs="OpenSymbol" w:hint="default"/>
-      </w:rPr>
-    </w:lvl>
-    <w:lvl w:ilvl="8">
-      <w:start w:val="1"/>
-      <w:numFmt w:val="bullet"/>
-      <w:lvlText w:val="▪"/>
-      <w:lvlJc w:val="start"/>
-      <w:pPr>
-        <w:tabs>
-          <w:tab w:val="num" w:pos="3655"/>
-        </w:tabs>
-        <w:ind w:start="3655" w:hanging="360"/>
-      </w:pPr>
-      <w:rPr>
-        <w:rFonts w:ascii="OpenSymbol" w:hAnsi="OpenSymbol" w:cs="OpenSymbol" w:hint="default"/>
-      </w:rPr>
     </w:lvl>
   </w:abstractNum>
   <w:abstractNum w:abstractNumId="4">
@@ -6192,7 +5910,7 @@
     <w:abstractNumId w:val="4"/>
   </w:num>
   <w:num w:numId="5">
-    <w:abstractNumId w:val="2"/>
+    <w:abstractNumId w:val="3"/>
     <w:lvlOverride w:ilvl="0">
       <w:startOverride w:val="1"/>
     </w:lvlOverride>
@@ -6305,8 +6023,8 @@
       <w:u w:val="single"/>
     </w:rPr>
   </w:style>
-  <w:style w:type="character" w:styleId="FootnoteCharacters">
-    <w:name w:val="Footnote Characters"/>
+  <w:style w:type="character" w:styleId="FootnoteCharactersuser">
+    <w:name w:val="Footnote Characters (user)"/>
     <w:uiPriority w:val="99"/>
     <w:semiHidden/>
     <w:unhideWhenUsed/>
@@ -6315,8 +6033,8 @@
       <w:vertAlign w:val="superscript"/>
     </w:rPr>
   </w:style>
-  <w:style w:type="character" w:styleId="FootnoteCharactersuser">
-    <w:name w:val="Footnote Characters (user)"/>
+  <w:style w:type="character" w:styleId="FootnoteCharacters">
+    <w:name w:val="Footnote Characters"/>
     <w:qFormat/>
     <w:rPr>
       <w:vertAlign w:val="superscript"/>
@@ -6340,8 +6058,8 @@
       <w:szCs w:val="20"/>
     </w:rPr>
   </w:style>
-  <w:style w:type="character" w:styleId="EndnoteCharacters">
-    <w:name w:val="Endnote Characters"/>
+  <w:style w:type="character" w:styleId="EndnoteCharactersuser">
+    <w:name w:val="Endnote Characters (user)"/>
     <w:uiPriority w:val="99"/>
     <w:semiHidden/>
     <w:unhideWhenUsed/>
@@ -6350,8 +6068,8 @@
       <w:vertAlign w:val="superscript"/>
     </w:rPr>
   </w:style>
-  <w:style w:type="character" w:styleId="EndnoteCharactersuser">
-    <w:name w:val="Endnote Characters (user)"/>
+  <w:style w:type="character" w:styleId="EndnoteCharacters">
+    <w:name w:val="Endnote Characters"/>
     <w:qFormat/>
     <w:rPr>
       <w:vertAlign w:val="superscript"/>
@@ -6375,8 +6093,8 @@
       <w:szCs w:val="20"/>
     </w:rPr>
   </w:style>
-  <w:style w:type="character" w:styleId="Bullets">
-    <w:name w:val="Bullets"/>
+  <w:style w:type="character" w:styleId="Bulletsuser">
+    <w:name w:val="Bullets (user)"/>
     <w:qFormat/>
     <w:rPr>
       <w:rFonts w:ascii="OpenSymbol" w:hAnsi="OpenSymbol" w:eastAsia="OpenSymbol" w:cs="OpenSymbol"/>

--- a/MECH151_techDesign/syllabusMECH151.docx
+++ b/MECH151_techDesign/syllabusMECH151.docx
@@ -1429,8 +1429,8 @@
       <w:tblGrid>
         <w:gridCol w:w="2898"/>
         <w:gridCol w:w="2402"/>
-        <w:gridCol w:w="2396"/>
-        <w:gridCol w:w="1784"/>
+        <w:gridCol w:w="2395"/>
+        <w:gridCol w:w="1785"/>
       </w:tblGrid>
       <w:tr>
         <w:trPr/>
@@ -1484,7 +1484,7 @@
         </w:tc>
         <w:tc>
           <w:tcPr>
-            <w:tcW w:w="2396" w:type="dxa"/>
+            <w:tcW w:w="2395" w:type="dxa"/>
             <w:tcBorders>
               <w:top w:val="single" w:sz="4" w:space="0" w:color="000000"/>
             </w:tcBorders>
@@ -1508,7 +1508,7 @@
         </w:tc>
         <w:tc>
           <w:tcPr>
-            <w:tcW w:w="1784" w:type="dxa"/>
+            <w:tcW w:w="1785" w:type="dxa"/>
             <w:tcBorders>
               <w:top w:val="single" w:sz="4" w:space="0" w:color="000000"/>
             </w:tcBorders>
@@ -1569,13 +1569,13 @@
                 <w:sz w:val="22"/>
                 <w:szCs w:val="22"/>
               </w:rPr>
-              <w:t>16</w:t>
-            </w:r>
-          </w:p>
-        </w:tc>
-        <w:tc>
-          <w:tcPr>
-            <w:tcW w:w="2396" w:type="dxa"/>
+              <w:t>12</w:t>
+            </w:r>
+          </w:p>
+        </w:tc>
+        <w:tc>
+          <w:tcPr>
+            <w:tcW w:w="2395" w:type="dxa"/>
             <w:tcBorders/>
           </w:tcPr>
           <w:p>
@@ -1595,7 +1595,7 @@
         </w:tc>
         <w:tc>
           <w:tcPr>
-            <w:tcW w:w="1784" w:type="dxa"/>
+            <w:tcW w:w="1785" w:type="dxa"/>
             <w:tcBorders/>
           </w:tcPr>
           <w:p>
@@ -1658,7 +1658,7 @@
         </w:tc>
         <w:tc>
           <w:tcPr>
-            <w:tcW w:w="2396" w:type="dxa"/>
+            <w:tcW w:w="2395" w:type="dxa"/>
             <w:tcBorders/>
           </w:tcPr>
           <w:p>
@@ -1678,7 +1678,7 @@
         </w:tc>
         <w:tc>
           <w:tcPr>
-            <w:tcW w:w="1784" w:type="dxa"/>
+            <w:tcW w:w="1785" w:type="dxa"/>
             <w:tcBorders/>
           </w:tcPr>
           <w:p>
@@ -1741,7 +1741,7 @@
         </w:tc>
         <w:tc>
           <w:tcPr>
-            <w:tcW w:w="2396" w:type="dxa"/>
+            <w:tcW w:w="2395" w:type="dxa"/>
             <w:tcBorders/>
           </w:tcPr>
           <w:p>
@@ -1761,7 +1761,7 @@
         </w:tc>
         <w:tc>
           <w:tcPr>
-            <w:tcW w:w="1784" w:type="dxa"/>
+            <w:tcW w:w="1785" w:type="dxa"/>
             <w:tcBorders/>
           </w:tcPr>
           <w:p>
@@ -1824,7 +1824,7 @@
         </w:tc>
         <w:tc>
           <w:tcPr>
-            <w:tcW w:w="2396" w:type="dxa"/>
+            <w:tcW w:w="2395" w:type="dxa"/>
             <w:tcBorders/>
           </w:tcPr>
           <w:p>
@@ -1844,7 +1844,7 @@
         </w:tc>
         <w:tc>
           <w:tcPr>
-            <w:tcW w:w="1784" w:type="dxa"/>
+            <w:tcW w:w="1785" w:type="dxa"/>
             <w:tcBorders/>
           </w:tcPr>
           <w:p>
@@ -1867,7 +1867,7 @@
         <w:trPr/>
         <w:tc>
           <w:tcPr>
-            <w:tcW w:w="7696" w:type="dxa"/>
+            <w:tcW w:w="7695" w:type="dxa"/>
             <w:gridSpan w:val="3"/>
             <w:tcBorders>
               <w:bottom w:val="single" w:sz="4" w:space="0" w:color="000000"/>
@@ -1893,7 +1893,7 @@
         </w:tc>
         <w:tc>
           <w:tcPr>
-            <w:tcW w:w="1784" w:type="dxa"/>
+            <w:tcW w:w="1785" w:type="dxa"/>
             <w:tcBorders>
               <w:bottom w:val="single" w:sz="4" w:space="0" w:color="000000"/>
             </w:tcBorders>
@@ -1918,6 +1918,1553 @@
         </w:tc>
       </w:tr>
     </w:tbl>
+    <w:p>
+      <w:pPr>
+        <w:pStyle w:val="Normal"/>
+        <w:spacing w:before="120" w:after="120"/>
+        <w:rPr>
+          <w:sz w:val="22"/>
+          <w:szCs w:val="22"/>
+          <w:u w:val="none"/>
+        </w:rPr>
+      </w:pPr>
+      <w:r>
+        <w:rPr>
+          <w:b/>
+          <w:bCs/>
+          <w:sz w:val="22"/>
+          <w:szCs w:val="22"/>
+          <w:u w:val="none"/>
+        </w:rPr>
+        <w:t>While grades are earned individually, students of the course are encouraged to have open discussions with each other to build their own knowledge base on executing technical designs confidently.</w:t>
+      </w:r>
+    </w:p>
+    <w:p>
+      <w:pPr>
+        <w:pStyle w:val="Normal"/>
+        <w:spacing w:before="120" w:after="120"/>
+        <w:rPr>
+          <w:sz w:val="22"/>
+          <w:szCs w:val="22"/>
+          <w:u w:val="single"/>
+        </w:rPr>
+      </w:pPr>
+      <w:r>
+        <w:rPr>
+          <w:sz w:val="22"/>
+          <w:szCs w:val="22"/>
+          <w:u w:val="single"/>
+        </w:rPr>
+        <w:t>Attendance via Practice Problem Submissions</w:t>
+      </w:r>
+    </w:p>
+    <w:p>
+      <w:pPr>
+        <w:pStyle w:val="Normal"/>
+        <w:spacing w:before="0" w:after="120"/>
+        <w:rPr>
+          <w:sz w:val="22"/>
+          <w:szCs w:val="22"/>
+        </w:rPr>
+      </w:pPr>
+      <w:r>
+        <w:rPr>
+          <w:sz w:val="22"/>
+          <w:szCs w:val="22"/>
+        </w:rPr>
+        <w:t>These weekly practice problems are designed to encourage further hands-on practice and build competency in the CAD program you’ve chosen for this course. Attendance credit (12 total, 10% of course grade) is earned weekly by completing and submitting SolidWorks practice-problem work — see the course website’s SolidWorks Practice Problems page for the full Level 1–8 problem sets and the Level 9 project handout. Email that week’s deliverable to kainanis@hawaii.edu — as a direct attachment, or through the UH FileDrop service (hawaii.edu/filedrop) addressed to the same email — by the Sunday deadline below to receive that week’s attendance credit.</w:t>
+      </w:r>
+    </w:p>
+    <w:p>
+      <w:pPr>
+        <w:pStyle w:val="Normal"/>
+        <w:spacing w:before="0" w:after="120"/>
+        <w:rPr>
+          <w:b/>
+          <w:bCs/>
+          <w:sz w:val="22"/>
+          <w:szCs w:val="22"/>
+        </w:rPr>
+      </w:pPr>
+      <w:r>
+        <w:rPr>
+          <w:b/>
+          <w:bCs/>
+          <w:sz w:val="22"/>
+          <w:szCs w:val="22"/>
+        </w:rPr>
+        <w:t>Credit is contingent on accuracy: your model must actually capture the part’s form — its features, proportions, and geometry as shown in the problem — not a placeholder or primitive shape (e.g. a plain block or cylinder) standing in for it. Submissions that don’t reflect the modeled part will not receive credit.</w:t>
+      </w:r>
+      <w:r>
+        <w:br w:type="page"/>
+      </w:r>
+    </w:p>
+    <w:p>
+      <w:pPr>
+        <w:pStyle w:val="Normal"/>
+        <w:spacing w:before="0" w:after="120"/>
+        <w:rPr>
+          <w:b/>
+          <w:bCs/>
+          <w:sz w:val="22"/>
+          <w:szCs w:val="22"/>
+        </w:rPr>
+      </w:pPr>
+      <w:r>
+        <w:rPr>
+          <w:b/>
+          <w:bCs/>
+          <w:sz w:val="22"/>
+          <w:szCs w:val="22"/>
+        </w:rPr>
+        <w:t>Deadlines for Receiving Attendance Credit</w:t>
+      </w:r>
+    </w:p>
+    <w:tbl>
+      <w:tblPr>
+        <w:tblW w:w="9480" w:type="dxa"/>
+        <w:jc w:val="start"/>
+        <w:tblInd w:w="0" w:type="dxa"/>
+        <w:tblLayout w:type="fixed"/>
+        <w:tblCellMar>
+          <w:top w:w="60" w:type="dxa"/>
+          <w:start w:w="80" w:type="dxa"/>
+          <w:bottom w:w="60" w:type="dxa"/>
+          <w:end w:w="80" w:type="dxa"/>
+        </w:tblCellMar>
+      </w:tblPr>
+      <w:tblGrid>
+        <w:gridCol w:w="899"/>
+        <w:gridCol w:w="1600"/>
+        <w:gridCol w:w="2601"/>
+        <w:gridCol w:w="2599"/>
+        <w:gridCol w:w="1781"/>
+      </w:tblGrid>
+      <w:tr>
+        <w:trPr/>
+        <w:tc>
+          <w:tcPr>
+            <w:tcW w:w="899" w:type="dxa"/>
+            <w:tcBorders>
+              <w:top w:val="single" w:sz="4" w:space="0" w:color="000000"/>
+            </w:tcBorders>
+            <w:shd w:fill="FFFFFF" w:val="clear"/>
+          </w:tcPr>
+          <w:p>
+            <w:pPr>
+              <w:pStyle w:val="Normal"/>
+              <w:jc w:val="start"/>
+              <w:rPr>
+                <w:b/>
+                <w:bCs/>
+                <w:sz w:val="20"/>
+                <w:szCs w:val="20"/>
+              </w:rPr>
+            </w:pPr>
+            <w:r>
+              <w:rPr>
+                <w:b/>
+                <w:bCs/>
+                <w:sz w:val="20"/>
+                <w:szCs w:val="20"/>
+              </w:rPr>
+              <w:t>Week</w:t>
+            </w:r>
+          </w:p>
+        </w:tc>
+        <w:tc>
+          <w:tcPr>
+            <w:tcW w:w="1600" w:type="dxa"/>
+            <w:tcBorders>
+              <w:top w:val="single" w:sz="4" w:space="0" w:color="000000"/>
+            </w:tcBorders>
+            <w:shd w:fill="FFFFFF" w:val="clear"/>
+          </w:tcPr>
+          <w:p>
+            <w:pPr>
+              <w:pStyle w:val="Normal"/>
+              <w:jc w:val="start"/>
+              <w:rPr/>
+            </w:pPr>
+            <w:r>
+              <w:rPr>
+                <w:b/>
+                <w:bCs/>
+                <w:sz w:val="20"/>
+                <w:szCs w:val="20"/>
+              </w:rPr>
+              <w:t>Dates</w:t>
+            </w:r>
+          </w:p>
+        </w:tc>
+        <w:tc>
+          <w:tcPr>
+            <w:tcW w:w="2601" w:type="dxa"/>
+            <w:tcBorders>
+              <w:top w:val="single" w:sz="4" w:space="0" w:color="000000"/>
+            </w:tcBorders>
+            <w:shd w:fill="FFFFFF" w:val="clear"/>
+          </w:tcPr>
+          <w:p>
+            <w:pPr>
+              <w:pStyle w:val="Normal"/>
+              <w:jc w:val="start"/>
+              <w:rPr/>
+            </w:pPr>
+            <w:r>
+              <w:rPr>
+                <w:b/>
+                <w:bCs/>
+                <w:sz w:val="20"/>
+                <w:szCs w:val="20"/>
+              </w:rPr>
+              <w:t>Practice Problem Focus</w:t>
+            </w:r>
+          </w:p>
+        </w:tc>
+        <w:tc>
+          <w:tcPr>
+            <w:tcW w:w="2599" w:type="dxa"/>
+            <w:tcBorders>
+              <w:top w:val="single" w:sz="4" w:space="0" w:color="000000"/>
+            </w:tcBorders>
+            <w:shd w:fill="FFFFFF" w:val="clear"/>
+          </w:tcPr>
+          <w:p>
+            <w:pPr>
+              <w:pStyle w:val="Normal"/>
+              <w:jc w:val="start"/>
+              <w:rPr/>
+            </w:pPr>
+            <w:r>
+              <w:rPr>
+                <w:b/>
+                <w:bCs/>
+                <w:sz w:val="20"/>
+                <w:szCs w:val="20"/>
+              </w:rPr>
+              <w:t>Deliverable Due</w:t>
+            </w:r>
+          </w:p>
+        </w:tc>
+        <w:tc>
+          <w:tcPr>
+            <w:tcW w:w="1781" w:type="dxa"/>
+            <w:tcBorders>
+              <w:top w:val="single" w:sz="4" w:space="0" w:color="000000"/>
+            </w:tcBorders>
+            <w:shd w:fill="FFFFFF" w:val="clear"/>
+          </w:tcPr>
+          <w:p>
+            <w:pPr>
+              <w:pStyle w:val="Normal"/>
+              <w:jc w:val="start"/>
+              <w:rPr/>
+            </w:pPr>
+            <w:r>
+              <w:rPr>
+                <w:b/>
+                <w:bCs/>
+                <w:sz w:val="20"/>
+                <w:szCs w:val="20"/>
+              </w:rPr>
+              <w:t>Deadline</w:t>
+            </w:r>
+          </w:p>
+        </w:tc>
+      </w:tr>
+      <w:tr>
+        <w:trPr/>
+        <w:tc>
+          <w:tcPr>
+            <w:tcW w:w="899" w:type="dxa"/>
+            <w:tcBorders/>
+          </w:tcPr>
+          <w:p>
+            <w:pPr>
+              <w:pStyle w:val="Normal"/>
+              <w:jc w:val="start"/>
+              <w:rPr/>
+            </w:pPr>
+            <w:r>
+              <w:rPr>
+                <w:sz w:val="20"/>
+                <w:szCs w:val="20"/>
+              </w:rPr>
+              <w:t>4</w:t>
+            </w:r>
+          </w:p>
+        </w:tc>
+        <w:tc>
+          <w:tcPr>
+            <w:tcW w:w="1600" w:type="dxa"/>
+            <w:tcBorders/>
+          </w:tcPr>
+          <w:p>
+            <w:pPr>
+              <w:pStyle w:val="Normal"/>
+              <w:jc w:val="start"/>
+              <w:rPr/>
+            </w:pPr>
+            <w:r>
+              <w:rPr>
+                <w:sz w:val="20"/>
+                <w:szCs w:val="20"/>
+              </w:rPr>
+              <w:t>Sep 16–17</w:t>
+            </w:r>
+          </w:p>
+        </w:tc>
+        <w:tc>
+          <w:tcPr>
+            <w:tcW w:w="2601" w:type="dxa"/>
+            <w:tcBorders/>
+          </w:tcPr>
+          <w:p>
+            <w:pPr>
+              <w:pStyle w:val="Normal"/>
+              <w:jc w:val="start"/>
+              <w:rPr/>
+            </w:pPr>
+            <w:r>
+              <w:rPr>
+                <w:sz w:val="20"/>
+                <w:szCs w:val="20"/>
+              </w:rPr>
+              <w:t>Level 1 – Basic Sketch and Extrusion</w:t>
+            </w:r>
+          </w:p>
+        </w:tc>
+        <w:tc>
+          <w:tcPr>
+            <w:tcW w:w="2599" w:type="dxa"/>
+            <w:tcBorders/>
+          </w:tcPr>
+          <w:p>
+            <w:pPr>
+              <w:pStyle w:val="Normal"/>
+              <w:jc w:val="start"/>
+              <w:rPr/>
+            </w:pPr>
+            <w:r>
+              <w:rPr>
+                <w:sz w:val="20"/>
+                <w:szCs w:val="20"/>
+              </w:rPr>
+              <w:t>3 problems of your choice from Level 1</w:t>
+            </w:r>
+          </w:p>
+        </w:tc>
+        <w:tc>
+          <w:tcPr>
+            <w:tcW w:w="1781" w:type="dxa"/>
+            <w:tcBorders/>
+          </w:tcPr>
+          <w:p>
+            <w:pPr>
+              <w:pStyle w:val="Normal"/>
+              <w:jc w:val="start"/>
+              <w:rPr/>
+            </w:pPr>
+            <w:r>
+              <w:rPr>
+                <w:sz w:val="20"/>
+                <w:szCs w:val="20"/>
+              </w:rPr>
+              <w:t>Sun, Sep 20</w:t>
+            </w:r>
+          </w:p>
+        </w:tc>
+      </w:tr>
+      <w:tr>
+        <w:trPr/>
+        <w:tc>
+          <w:tcPr>
+            <w:tcW w:w="899" w:type="dxa"/>
+            <w:tcBorders/>
+          </w:tcPr>
+          <w:p>
+            <w:pPr>
+              <w:pStyle w:val="Normal"/>
+              <w:jc w:val="start"/>
+              <w:rPr/>
+            </w:pPr>
+            <w:r>
+              <w:rPr>
+                <w:sz w:val="20"/>
+                <w:szCs w:val="20"/>
+              </w:rPr>
+              <w:t>5</w:t>
+            </w:r>
+          </w:p>
+        </w:tc>
+        <w:tc>
+          <w:tcPr>
+            <w:tcW w:w="1600" w:type="dxa"/>
+            <w:tcBorders/>
+          </w:tcPr>
+          <w:p>
+            <w:pPr>
+              <w:pStyle w:val="Normal"/>
+              <w:jc w:val="start"/>
+              <w:rPr/>
+            </w:pPr>
+            <w:r>
+              <w:rPr>
+                <w:sz w:val="20"/>
+                <w:szCs w:val="20"/>
+              </w:rPr>
+              <w:t>Sep 23–24</w:t>
+            </w:r>
+          </w:p>
+        </w:tc>
+        <w:tc>
+          <w:tcPr>
+            <w:tcW w:w="2601" w:type="dxa"/>
+            <w:tcBorders/>
+          </w:tcPr>
+          <w:p>
+            <w:pPr>
+              <w:pStyle w:val="Normal"/>
+              <w:jc w:val="start"/>
+              <w:rPr/>
+            </w:pPr>
+            <w:r>
+              <w:rPr>
+                <w:sz w:val="20"/>
+                <w:szCs w:val="20"/>
+              </w:rPr>
+              <w:t>Level 2 – Sketch Tools &amp; End Conditions</w:t>
+            </w:r>
+          </w:p>
+        </w:tc>
+        <w:tc>
+          <w:tcPr>
+            <w:tcW w:w="2599" w:type="dxa"/>
+            <w:tcBorders/>
+          </w:tcPr>
+          <w:p>
+            <w:pPr>
+              <w:pStyle w:val="Normal"/>
+              <w:jc w:val="start"/>
+              <w:rPr/>
+            </w:pPr>
+            <w:r>
+              <w:rPr>
+                <w:sz w:val="20"/>
+                <w:szCs w:val="20"/>
+              </w:rPr>
+              <w:t>3 problems from Level 2</w:t>
+            </w:r>
+          </w:p>
+        </w:tc>
+        <w:tc>
+          <w:tcPr>
+            <w:tcW w:w="1781" w:type="dxa"/>
+            <w:tcBorders/>
+          </w:tcPr>
+          <w:p>
+            <w:pPr>
+              <w:pStyle w:val="Normal"/>
+              <w:jc w:val="start"/>
+              <w:rPr/>
+            </w:pPr>
+            <w:r>
+              <w:rPr>
+                <w:sz w:val="20"/>
+                <w:szCs w:val="20"/>
+              </w:rPr>
+              <w:t>Sun, Sep 27</w:t>
+            </w:r>
+          </w:p>
+        </w:tc>
+      </w:tr>
+      <w:tr>
+        <w:trPr/>
+        <w:tc>
+          <w:tcPr>
+            <w:tcW w:w="899" w:type="dxa"/>
+            <w:tcBorders/>
+          </w:tcPr>
+          <w:p>
+            <w:pPr>
+              <w:pStyle w:val="Normal"/>
+              <w:jc w:val="start"/>
+              <w:rPr/>
+            </w:pPr>
+            <w:r>
+              <w:rPr>
+                <w:sz w:val="20"/>
+                <w:szCs w:val="20"/>
+              </w:rPr>
+              <w:t>6</w:t>
+            </w:r>
+          </w:p>
+        </w:tc>
+        <w:tc>
+          <w:tcPr>
+            <w:tcW w:w="1600" w:type="dxa"/>
+            <w:tcBorders/>
+          </w:tcPr>
+          <w:p>
+            <w:pPr>
+              <w:pStyle w:val="Normal"/>
+              <w:jc w:val="start"/>
+              <w:rPr/>
+            </w:pPr>
+            <w:r>
+              <w:rPr>
+                <w:sz w:val="20"/>
+                <w:szCs w:val="20"/>
+              </w:rPr>
+              <w:t>Sep 30–Oct 1</w:t>
+            </w:r>
+          </w:p>
+        </w:tc>
+        <w:tc>
+          <w:tcPr>
+            <w:tcW w:w="2601" w:type="dxa"/>
+            <w:tcBorders/>
+          </w:tcPr>
+          <w:p>
+            <w:pPr>
+              <w:pStyle w:val="Normal"/>
+              <w:jc w:val="start"/>
+              <w:rPr/>
+            </w:pPr>
+            <w:r>
+              <w:rPr>
+                <w:sz w:val="20"/>
+                <w:szCs w:val="20"/>
+              </w:rPr>
+              <w:t>Level 3 – Global Variables &amp; Sketch Patterns</w:t>
+            </w:r>
+          </w:p>
+        </w:tc>
+        <w:tc>
+          <w:tcPr>
+            <w:tcW w:w="2599" w:type="dxa"/>
+            <w:tcBorders/>
+          </w:tcPr>
+          <w:p>
+            <w:pPr>
+              <w:pStyle w:val="Normal"/>
+              <w:jc w:val="start"/>
+              <w:rPr/>
+            </w:pPr>
+            <w:r>
+              <w:rPr>
+                <w:sz w:val="20"/>
+                <w:szCs w:val="20"/>
+              </w:rPr>
+              <w:t>3 problems from Level 3</w:t>
+            </w:r>
+          </w:p>
+        </w:tc>
+        <w:tc>
+          <w:tcPr>
+            <w:tcW w:w="1781" w:type="dxa"/>
+            <w:tcBorders/>
+          </w:tcPr>
+          <w:p>
+            <w:pPr>
+              <w:pStyle w:val="Normal"/>
+              <w:jc w:val="start"/>
+              <w:rPr/>
+            </w:pPr>
+            <w:r>
+              <w:rPr>
+                <w:sz w:val="20"/>
+                <w:szCs w:val="20"/>
+              </w:rPr>
+              <w:t>Sun, Oct 4</w:t>
+            </w:r>
+          </w:p>
+        </w:tc>
+      </w:tr>
+      <w:tr>
+        <w:trPr/>
+        <w:tc>
+          <w:tcPr>
+            <w:tcW w:w="899" w:type="dxa"/>
+            <w:tcBorders/>
+          </w:tcPr>
+          <w:p>
+            <w:pPr>
+              <w:pStyle w:val="Normal"/>
+              <w:jc w:val="start"/>
+              <w:rPr/>
+            </w:pPr>
+            <w:r>
+              <w:rPr>
+                <w:sz w:val="20"/>
+                <w:szCs w:val="20"/>
+              </w:rPr>
+              <w:t>7</w:t>
+            </w:r>
+          </w:p>
+        </w:tc>
+        <w:tc>
+          <w:tcPr>
+            <w:tcW w:w="1600" w:type="dxa"/>
+            <w:tcBorders/>
+          </w:tcPr>
+          <w:p>
+            <w:pPr>
+              <w:pStyle w:val="Normal"/>
+              <w:jc w:val="start"/>
+              <w:rPr/>
+            </w:pPr>
+            <w:r>
+              <w:rPr>
+                <w:sz w:val="20"/>
+                <w:szCs w:val="20"/>
+              </w:rPr>
+              <w:t>Oct 7–8</w:t>
+            </w:r>
+          </w:p>
+        </w:tc>
+        <w:tc>
+          <w:tcPr>
+            <w:tcW w:w="2601" w:type="dxa"/>
+            <w:tcBorders/>
+          </w:tcPr>
+          <w:p>
+            <w:pPr>
+              <w:pStyle w:val="Normal"/>
+              <w:jc w:val="start"/>
+              <w:rPr/>
+            </w:pPr>
+            <w:r>
+              <w:rPr>
+                <w:sz w:val="20"/>
+                <w:szCs w:val="20"/>
+              </w:rPr>
+              <w:t>Level 4 – Extrude Cut &amp; Fillet/Chamfer</w:t>
+            </w:r>
+          </w:p>
+        </w:tc>
+        <w:tc>
+          <w:tcPr>
+            <w:tcW w:w="2599" w:type="dxa"/>
+            <w:tcBorders/>
+          </w:tcPr>
+          <w:p>
+            <w:pPr>
+              <w:pStyle w:val="Normal"/>
+              <w:jc w:val="start"/>
+              <w:rPr/>
+            </w:pPr>
+            <w:r>
+              <w:rPr>
+                <w:sz w:val="20"/>
+                <w:szCs w:val="20"/>
+              </w:rPr>
+              <w:t>3 problems from Level 4</w:t>
+            </w:r>
+          </w:p>
+        </w:tc>
+        <w:tc>
+          <w:tcPr>
+            <w:tcW w:w="1781" w:type="dxa"/>
+            <w:tcBorders/>
+          </w:tcPr>
+          <w:p>
+            <w:pPr>
+              <w:pStyle w:val="Normal"/>
+              <w:jc w:val="start"/>
+              <w:rPr/>
+            </w:pPr>
+            <w:r>
+              <w:rPr>
+                <w:sz w:val="20"/>
+                <w:szCs w:val="20"/>
+              </w:rPr>
+              <w:t>Sun, Oct 11</w:t>
+            </w:r>
+          </w:p>
+        </w:tc>
+      </w:tr>
+      <w:tr>
+        <w:trPr/>
+        <w:tc>
+          <w:tcPr>
+            <w:tcW w:w="899" w:type="dxa"/>
+            <w:tcBorders/>
+          </w:tcPr>
+          <w:p>
+            <w:pPr>
+              <w:pStyle w:val="Normal"/>
+              <w:jc w:val="start"/>
+              <w:rPr/>
+            </w:pPr>
+            <w:r>
+              <w:rPr>
+                <w:sz w:val="20"/>
+                <w:szCs w:val="20"/>
+              </w:rPr>
+              <w:t>8</w:t>
+            </w:r>
+          </w:p>
+        </w:tc>
+        <w:tc>
+          <w:tcPr>
+            <w:tcW w:w="1600" w:type="dxa"/>
+            <w:tcBorders/>
+          </w:tcPr>
+          <w:p>
+            <w:pPr>
+              <w:pStyle w:val="Normal"/>
+              <w:jc w:val="start"/>
+              <w:rPr/>
+            </w:pPr>
+            <w:r>
+              <w:rPr>
+                <w:sz w:val="20"/>
+                <w:szCs w:val="20"/>
+              </w:rPr>
+              <w:t>Oct 14–15</w:t>
+            </w:r>
+          </w:p>
+        </w:tc>
+        <w:tc>
+          <w:tcPr>
+            <w:tcW w:w="2601" w:type="dxa"/>
+            <w:tcBorders/>
+          </w:tcPr>
+          <w:p>
+            <w:pPr>
+              <w:pStyle w:val="Normal"/>
+              <w:jc w:val="start"/>
+              <w:rPr/>
+            </w:pPr>
+            <w:r>
+              <w:rPr>
+                <w:sz w:val="20"/>
+                <w:szCs w:val="20"/>
+              </w:rPr>
+              <w:t>Level 5 – Reference Geometry</w:t>
+            </w:r>
+          </w:p>
+        </w:tc>
+        <w:tc>
+          <w:tcPr>
+            <w:tcW w:w="2599" w:type="dxa"/>
+            <w:tcBorders/>
+          </w:tcPr>
+          <w:p>
+            <w:pPr>
+              <w:pStyle w:val="Normal"/>
+              <w:jc w:val="start"/>
+              <w:rPr/>
+            </w:pPr>
+            <w:r>
+              <w:rPr>
+                <w:sz w:val="20"/>
+                <w:szCs w:val="20"/>
+              </w:rPr>
+              <w:t>3 problems from Level 5</w:t>
+            </w:r>
+          </w:p>
+        </w:tc>
+        <w:tc>
+          <w:tcPr>
+            <w:tcW w:w="1781" w:type="dxa"/>
+            <w:tcBorders/>
+          </w:tcPr>
+          <w:p>
+            <w:pPr>
+              <w:pStyle w:val="Normal"/>
+              <w:jc w:val="start"/>
+              <w:rPr/>
+            </w:pPr>
+            <w:r>
+              <w:rPr>
+                <w:sz w:val="20"/>
+                <w:szCs w:val="20"/>
+              </w:rPr>
+              <w:t>Sun, Oct 18</w:t>
+            </w:r>
+          </w:p>
+        </w:tc>
+      </w:tr>
+      <w:tr>
+        <w:trPr/>
+        <w:tc>
+          <w:tcPr>
+            <w:tcW w:w="899" w:type="dxa"/>
+            <w:tcBorders/>
+          </w:tcPr>
+          <w:p>
+            <w:pPr>
+              <w:pStyle w:val="Normal"/>
+              <w:jc w:val="start"/>
+              <w:rPr/>
+            </w:pPr>
+            <w:r>
+              <w:rPr>
+                <w:sz w:val="20"/>
+                <w:szCs w:val="20"/>
+              </w:rPr>
+              <w:t>9</w:t>
+            </w:r>
+          </w:p>
+        </w:tc>
+        <w:tc>
+          <w:tcPr>
+            <w:tcW w:w="1600" w:type="dxa"/>
+            <w:tcBorders/>
+          </w:tcPr>
+          <w:p>
+            <w:pPr>
+              <w:pStyle w:val="Normal"/>
+              <w:jc w:val="start"/>
+              <w:rPr/>
+            </w:pPr>
+            <w:r>
+              <w:rPr>
+                <w:sz w:val="20"/>
+                <w:szCs w:val="20"/>
+              </w:rPr>
+              <w:t>Oct 21–22</w:t>
+            </w:r>
+          </w:p>
+        </w:tc>
+        <w:tc>
+          <w:tcPr>
+            <w:tcW w:w="2601" w:type="dxa"/>
+            <w:tcBorders/>
+          </w:tcPr>
+          <w:p>
+            <w:pPr>
+              <w:pStyle w:val="Normal"/>
+              <w:jc w:val="start"/>
+              <w:rPr/>
+            </w:pPr>
+            <w:r>
+              <w:rPr>
+                <w:sz w:val="20"/>
+                <w:szCs w:val="20"/>
+              </w:rPr>
+              <w:t>Level 6 – Revolve Boss/Cut</w:t>
+            </w:r>
+          </w:p>
+        </w:tc>
+        <w:tc>
+          <w:tcPr>
+            <w:tcW w:w="2599" w:type="dxa"/>
+            <w:tcBorders/>
+          </w:tcPr>
+          <w:p>
+            <w:pPr>
+              <w:pStyle w:val="Normal"/>
+              <w:jc w:val="start"/>
+              <w:rPr/>
+            </w:pPr>
+            <w:r>
+              <w:rPr>
+                <w:sz w:val="20"/>
+                <w:szCs w:val="20"/>
+              </w:rPr>
+              <w:t>3 problems from Level 6</w:t>
+            </w:r>
+          </w:p>
+        </w:tc>
+        <w:tc>
+          <w:tcPr>
+            <w:tcW w:w="1781" w:type="dxa"/>
+            <w:tcBorders/>
+          </w:tcPr>
+          <w:p>
+            <w:pPr>
+              <w:pStyle w:val="Normal"/>
+              <w:jc w:val="start"/>
+              <w:rPr/>
+            </w:pPr>
+            <w:r>
+              <w:rPr>
+                <w:sz w:val="20"/>
+                <w:szCs w:val="20"/>
+              </w:rPr>
+              <w:t>Sun, Oct 25</w:t>
+            </w:r>
+          </w:p>
+        </w:tc>
+      </w:tr>
+      <w:tr>
+        <w:trPr/>
+        <w:tc>
+          <w:tcPr>
+            <w:tcW w:w="899" w:type="dxa"/>
+            <w:tcBorders/>
+          </w:tcPr>
+          <w:p>
+            <w:pPr>
+              <w:pStyle w:val="Normal"/>
+              <w:jc w:val="start"/>
+              <w:rPr/>
+            </w:pPr>
+            <w:r>
+              <w:rPr>
+                <w:sz w:val="20"/>
+                <w:szCs w:val="20"/>
+              </w:rPr>
+              <w:t>10</w:t>
+            </w:r>
+          </w:p>
+        </w:tc>
+        <w:tc>
+          <w:tcPr>
+            <w:tcW w:w="1600" w:type="dxa"/>
+            <w:tcBorders/>
+          </w:tcPr>
+          <w:p>
+            <w:pPr>
+              <w:pStyle w:val="Normal"/>
+              <w:jc w:val="start"/>
+              <w:rPr/>
+            </w:pPr>
+            <w:r>
+              <w:rPr>
+                <w:sz w:val="20"/>
+                <w:szCs w:val="20"/>
+              </w:rPr>
+              <w:t>Oct 28–29</w:t>
+            </w:r>
+          </w:p>
+        </w:tc>
+        <w:tc>
+          <w:tcPr>
+            <w:tcW w:w="2601" w:type="dxa"/>
+            <w:tcBorders/>
+          </w:tcPr>
+          <w:p>
+            <w:pPr>
+              <w:pStyle w:val="Normal"/>
+              <w:jc w:val="start"/>
+              <w:rPr/>
+            </w:pPr>
+            <w:r>
+              <w:rPr>
+                <w:sz w:val="20"/>
+                <w:szCs w:val="20"/>
+              </w:rPr>
+              <w:t>Level 7 – Feature Patterning</w:t>
+            </w:r>
+          </w:p>
+        </w:tc>
+        <w:tc>
+          <w:tcPr>
+            <w:tcW w:w="2599" w:type="dxa"/>
+            <w:tcBorders/>
+          </w:tcPr>
+          <w:p>
+            <w:pPr>
+              <w:pStyle w:val="Normal"/>
+              <w:jc w:val="start"/>
+              <w:rPr/>
+            </w:pPr>
+            <w:r>
+              <w:rPr>
+                <w:sz w:val="20"/>
+                <w:szCs w:val="20"/>
+              </w:rPr>
+              <w:t>3 problems from Level 7</w:t>
+            </w:r>
+          </w:p>
+        </w:tc>
+        <w:tc>
+          <w:tcPr>
+            <w:tcW w:w="1781" w:type="dxa"/>
+            <w:tcBorders/>
+          </w:tcPr>
+          <w:p>
+            <w:pPr>
+              <w:pStyle w:val="Normal"/>
+              <w:jc w:val="start"/>
+              <w:rPr/>
+            </w:pPr>
+            <w:r>
+              <w:rPr>
+                <w:sz w:val="20"/>
+                <w:szCs w:val="20"/>
+              </w:rPr>
+              <w:t>Sun, Nov 1</w:t>
+            </w:r>
+          </w:p>
+        </w:tc>
+      </w:tr>
+      <w:tr>
+        <w:trPr/>
+        <w:tc>
+          <w:tcPr>
+            <w:tcW w:w="899" w:type="dxa"/>
+            <w:tcBorders/>
+          </w:tcPr>
+          <w:p>
+            <w:pPr>
+              <w:pStyle w:val="Normal"/>
+              <w:jc w:val="start"/>
+              <w:rPr/>
+            </w:pPr>
+            <w:r>
+              <w:rPr>
+                <w:sz w:val="20"/>
+                <w:szCs w:val="20"/>
+              </w:rPr>
+              <w:t>11</w:t>
+            </w:r>
+          </w:p>
+        </w:tc>
+        <w:tc>
+          <w:tcPr>
+            <w:tcW w:w="1600" w:type="dxa"/>
+            <w:tcBorders/>
+          </w:tcPr>
+          <w:p>
+            <w:pPr>
+              <w:pStyle w:val="Normal"/>
+              <w:jc w:val="start"/>
+              <w:rPr/>
+            </w:pPr>
+            <w:r>
+              <w:rPr>
+                <w:sz w:val="20"/>
+                <w:szCs w:val="20"/>
+              </w:rPr>
+              <w:t>Nov 4–5</w:t>
+            </w:r>
+          </w:p>
+        </w:tc>
+        <w:tc>
+          <w:tcPr>
+            <w:tcW w:w="2601" w:type="dxa"/>
+            <w:tcBorders/>
+          </w:tcPr>
+          <w:p>
+            <w:pPr>
+              <w:pStyle w:val="Normal"/>
+              <w:jc w:val="start"/>
+              <w:rPr/>
+            </w:pPr>
+            <w:r>
+              <w:rPr>
+                <w:sz w:val="20"/>
+                <w:szCs w:val="20"/>
+              </w:rPr>
+              <w:t>Level 8 – Sweep Boss/Cut</w:t>
+            </w:r>
+          </w:p>
+        </w:tc>
+        <w:tc>
+          <w:tcPr>
+            <w:tcW w:w="2599" w:type="dxa"/>
+            <w:tcBorders/>
+          </w:tcPr>
+          <w:p>
+            <w:pPr>
+              <w:pStyle w:val="Normal"/>
+              <w:jc w:val="start"/>
+              <w:rPr/>
+            </w:pPr>
+            <w:r>
+              <w:rPr>
+                <w:sz w:val="20"/>
+                <w:szCs w:val="20"/>
+              </w:rPr>
+              <w:t>3 problems from Level 8</w:t>
+            </w:r>
+          </w:p>
+        </w:tc>
+        <w:tc>
+          <w:tcPr>
+            <w:tcW w:w="1781" w:type="dxa"/>
+            <w:tcBorders/>
+          </w:tcPr>
+          <w:p>
+            <w:pPr>
+              <w:pStyle w:val="Normal"/>
+              <w:jc w:val="start"/>
+              <w:rPr/>
+            </w:pPr>
+            <w:r>
+              <w:rPr>
+                <w:sz w:val="20"/>
+                <w:szCs w:val="20"/>
+              </w:rPr>
+              <w:t>Sun, Nov 8</w:t>
+            </w:r>
+          </w:p>
+        </w:tc>
+      </w:tr>
+      <w:tr>
+        <w:trPr/>
+        <w:tc>
+          <w:tcPr>
+            <w:tcW w:w="899" w:type="dxa"/>
+            <w:tcBorders/>
+          </w:tcPr>
+          <w:p>
+            <w:pPr>
+              <w:pStyle w:val="Normal"/>
+              <w:jc w:val="start"/>
+              <w:rPr/>
+            </w:pPr>
+            <w:r>
+              <w:rPr>
+                <w:sz w:val="20"/>
+                <w:szCs w:val="20"/>
+              </w:rPr>
+              <w:t>12</w:t>
+            </w:r>
+          </w:p>
+        </w:tc>
+        <w:tc>
+          <w:tcPr>
+            <w:tcW w:w="1600" w:type="dxa"/>
+            <w:tcBorders/>
+          </w:tcPr>
+          <w:p>
+            <w:pPr>
+              <w:pStyle w:val="Normal"/>
+              <w:jc w:val="start"/>
+              <w:rPr/>
+            </w:pPr>
+            <w:r>
+              <w:rPr>
+                <w:sz w:val="20"/>
+                <w:szCs w:val="20"/>
+              </w:rPr>
+              <w:t>Nov 11–12</w:t>
+            </w:r>
+          </w:p>
+        </w:tc>
+        <w:tc>
+          <w:tcPr>
+            <w:tcW w:w="2601" w:type="dxa"/>
+            <w:tcBorders/>
+          </w:tcPr>
+          <w:p>
+            <w:pPr>
+              <w:pStyle w:val="Normal"/>
+              <w:jc w:val="start"/>
+              <w:rPr/>
+            </w:pPr>
+            <w:r>
+              <w:rPr>
+                <w:sz w:val="20"/>
+                <w:szCs w:val="20"/>
+              </w:rPr>
+              <w:t>Level 9 Vice – Stage 1</w:t>
+            </w:r>
+          </w:p>
+        </w:tc>
+        <w:tc>
+          <w:tcPr>
+            <w:tcW w:w="2599" w:type="dxa"/>
+            <w:tcBorders/>
+          </w:tcPr>
+          <w:p>
+            <w:pPr>
+              <w:pStyle w:val="Normal"/>
+              <w:jc w:val="start"/>
+              <w:rPr/>
+            </w:pPr>
+            <w:r>
+              <w:rPr>
+                <w:sz w:val="20"/>
+                <w:szCs w:val="20"/>
+              </w:rPr>
+              <w:t>Mechanism concept finalized; fixed jaw/base modeled</w:t>
+            </w:r>
+          </w:p>
+        </w:tc>
+        <w:tc>
+          <w:tcPr>
+            <w:tcW w:w="1781" w:type="dxa"/>
+            <w:tcBorders/>
+          </w:tcPr>
+          <w:p>
+            <w:pPr>
+              <w:pStyle w:val="Normal"/>
+              <w:jc w:val="start"/>
+              <w:rPr/>
+            </w:pPr>
+            <w:r>
+              <w:rPr>
+                <w:sz w:val="20"/>
+                <w:szCs w:val="20"/>
+              </w:rPr>
+              <w:t>Sun, Nov 15</w:t>
+            </w:r>
+          </w:p>
+        </w:tc>
+      </w:tr>
+      <w:tr>
+        <w:trPr/>
+        <w:tc>
+          <w:tcPr>
+            <w:tcW w:w="899" w:type="dxa"/>
+            <w:tcBorders/>
+          </w:tcPr>
+          <w:p>
+            <w:pPr>
+              <w:pStyle w:val="Normal"/>
+              <w:jc w:val="start"/>
+              <w:rPr/>
+            </w:pPr>
+            <w:r>
+              <w:rPr>
+                <w:sz w:val="20"/>
+                <w:szCs w:val="20"/>
+              </w:rPr>
+              <w:t>13</w:t>
+            </w:r>
+          </w:p>
+        </w:tc>
+        <w:tc>
+          <w:tcPr>
+            <w:tcW w:w="1600" w:type="dxa"/>
+            <w:tcBorders/>
+          </w:tcPr>
+          <w:p>
+            <w:pPr>
+              <w:pStyle w:val="Normal"/>
+              <w:jc w:val="start"/>
+              <w:rPr/>
+            </w:pPr>
+            <w:r>
+              <w:rPr>
+                <w:sz w:val="20"/>
+                <w:szCs w:val="20"/>
+              </w:rPr>
+              <w:t>Nov 18–19</w:t>
+            </w:r>
+          </w:p>
+        </w:tc>
+        <w:tc>
+          <w:tcPr>
+            <w:tcW w:w="2601" w:type="dxa"/>
+            <w:tcBorders/>
+          </w:tcPr>
+          <w:p>
+            <w:pPr>
+              <w:pStyle w:val="Normal"/>
+              <w:jc w:val="start"/>
+              <w:rPr/>
+            </w:pPr>
+            <w:r>
+              <w:rPr>
+                <w:sz w:val="20"/>
+                <w:szCs w:val="20"/>
+              </w:rPr>
+              <w:t>Level 9 Vice – Stage 2</w:t>
+            </w:r>
+          </w:p>
+        </w:tc>
+        <w:tc>
+          <w:tcPr>
+            <w:tcW w:w="2599" w:type="dxa"/>
+            <w:tcBorders/>
+          </w:tcPr>
+          <w:p>
+            <w:pPr>
+              <w:pStyle w:val="Normal"/>
+              <w:jc w:val="start"/>
+              <w:rPr/>
+            </w:pPr>
+            <w:r>
+              <w:rPr>
+                <w:sz w:val="20"/>
+                <w:szCs w:val="20"/>
+              </w:rPr>
+              <w:t>Moving jaw + actuator parts modeled</w:t>
+            </w:r>
+          </w:p>
+        </w:tc>
+        <w:tc>
+          <w:tcPr>
+            <w:tcW w:w="1781" w:type="dxa"/>
+            <w:tcBorders/>
+          </w:tcPr>
+          <w:p>
+            <w:pPr>
+              <w:pStyle w:val="Normal"/>
+              <w:jc w:val="start"/>
+              <w:rPr/>
+            </w:pPr>
+            <w:r>
+              <w:rPr>
+                <w:sz w:val="20"/>
+                <w:szCs w:val="20"/>
+              </w:rPr>
+              <w:t>Sun, Nov 22</w:t>
+            </w:r>
+          </w:p>
+        </w:tc>
+      </w:tr>
+      <w:tr>
+        <w:trPr/>
+        <w:tc>
+          <w:tcPr>
+            <w:tcW w:w="899" w:type="dxa"/>
+            <w:tcBorders/>
+          </w:tcPr>
+          <w:p>
+            <w:pPr>
+              <w:pStyle w:val="Normal"/>
+              <w:jc w:val="start"/>
+              <w:rPr/>
+            </w:pPr>
+            <w:r>
+              <w:rPr>
+                <w:sz w:val="20"/>
+                <w:szCs w:val="20"/>
+              </w:rPr>
+              <w:t>14</w:t>
+            </w:r>
+          </w:p>
+        </w:tc>
+        <w:tc>
+          <w:tcPr>
+            <w:tcW w:w="1600" w:type="dxa"/>
+            <w:tcBorders/>
+          </w:tcPr>
+          <w:p>
+            <w:pPr>
+              <w:pStyle w:val="Normal"/>
+              <w:jc w:val="start"/>
+              <w:rPr/>
+            </w:pPr>
+            <w:r>
+              <w:rPr>
+                <w:sz w:val="20"/>
+                <w:szCs w:val="20"/>
+              </w:rPr>
+              <w:t>Nov 25–26*</w:t>
+            </w:r>
+          </w:p>
+        </w:tc>
+        <w:tc>
+          <w:tcPr>
+            <w:tcW w:w="2601" w:type="dxa"/>
+            <w:tcBorders/>
+          </w:tcPr>
+          <w:p>
+            <w:pPr>
+              <w:pStyle w:val="Normal"/>
+              <w:jc w:val="start"/>
+              <w:rPr/>
+            </w:pPr>
+            <w:r>
+              <w:rPr>
+                <w:sz w:val="20"/>
+                <w:szCs w:val="20"/>
+              </w:rPr>
+              <w:t>Level 9 Vice – Stage 3</w:t>
+            </w:r>
+          </w:p>
+        </w:tc>
+        <w:tc>
+          <w:tcPr>
+            <w:tcW w:w="2599" w:type="dxa"/>
+            <w:tcBorders/>
+          </w:tcPr>
+          <w:p>
+            <w:pPr>
+              <w:pStyle w:val="Normal"/>
+              <w:jc w:val="start"/>
+              <w:rPr/>
+            </w:pPr>
+            <w:r>
+              <w:rPr>
+                <w:sz w:val="20"/>
+                <w:szCs w:val="20"/>
+              </w:rPr>
+              <w:t>Full assembly with all parts mated</w:t>
+            </w:r>
+          </w:p>
+        </w:tc>
+        <w:tc>
+          <w:tcPr>
+            <w:tcW w:w="1781" w:type="dxa"/>
+            <w:tcBorders/>
+          </w:tcPr>
+          <w:p>
+            <w:pPr>
+              <w:pStyle w:val="Normal"/>
+              <w:jc w:val="start"/>
+              <w:rPr/>
+            </w:pPr>
+            <w:r>
+              <w:rPr>
+                <w:sz w:val="20"/>
+                <w:szCs w:val="20"/>
+              </w:rPr>
+              <w:t>Sun, Nov 29</w:t>
+            </w:r>
+          </w:p>
+        </w:tc>
+      </w:tr>
+      <w:tr>
+        <w:trPr/>
+        <w:tc>
+          <w:tcPr>
+            <w:tcW w:w="899" w:type="dxa"/>
+            <w:tcBorders/>
+          </w:tcPr>
+          <w:p>
+            <w:pPr>
+              <w:pStyle w:val="Normal"/>
+              <w:jc w:val="start"/>
+              <w:rPr/>
+            </w:pPr>
+            <w:r>
+              <w:rPr>
+                <w:sz w:val="20"/>
+                <w:szCs w:val="20"/>
+              </w:rPr>
+              <w:t>15</w:t>
+            </w:r>
+          </w:p>
+        </w:tc>
+        <w:tc>
+          <w:tcPr>
+            <w:tcW w:w="1600" w:type="dxa"/>
+            <w:tcBorders/>
+          </w:tcPr>
+          <w:p>
+            <w:pPr>
+              <w:pStyle w:val="Normal"/>
+              <w:jc w:val="start"/>
+              <w:rPr/>
+            </w:pPr>
+            <w:r>
+              <w:rPr>
+                <w:sz w:val="20"/>
+                <w:szCs w:val="20"/>
+              </w:rPr>
+              <w:t>Dec 2–3</w:t>
+            </w:r>
+          </w:p>
+        </w:tc>
+        <w:tc>
+          <w:tcPr>
+            <w:tcW w:w="2601" w:type="dxa"/>
+            <w:tcBorders/>
+          </w:tcPr>
+          <w:p>
+            <w:pPr>
+              <w:pStyle w:val="Normal"/>
+              <w:jc w:val="start"/>
+              <w:rPr/>
+            </w:pPr>
+            <w:r>
+              <w:rPr>
+                <w:sz w:val="20"/>
+                <w:szCs w:val="20"/>
+              </w:rPr>
+              <w:t>Level 9 Vice – Stage 4 (Final)</w:t>
+            </w:r>
+          </w:p>
+        </w:tc>
+        <w:tc>
+          <w:tcPr>
+            <w:tcW w:w="2599" w:type="dxa"/>
+            <w:tcBorders/>
+          </w:tcPr>
+          <w:p>
+            <w:pPr>
+              <w:pStyle w:val="Normal"/>
+              <w:jc w:val="start"/>
+              <w:rPr/>
+            </w:pPr>
+            <w:r>
+              <w:rPr>
+                <w:sz w:val="20"/>
+                <w:szCs w:val="20"/>
+              </w:rPr>
+              <w:t>Full range of motion verified; final submission</w:t>
+            </w:r>
+          </w:p>
+        </w:tc>
+        <w:tc>
+          <w:tcPr>
+            <w:tcW w:w="1781" w:type="dxa"/>
+            <w:tcBorders/>
+          </w:tcPr>
+          <w:p>
+            <w:pPr>
+              <w:pStyle w:val="Normal"/>
+              <w:jc w:val="start"/>
+              <w:rPr/>
+            </w:pPr>
+            <w:r>
+              <w:rPr>
+                <w:sz w:val="20"/>
+                <w:szCs w:val="20"/>
+              </w:rPr>
+              <w:t>Sun, Dec 6</w:t>
+            </w:r>
+          </w:p>
+        </w:tc>
+      </w:tr>
+    </w:tbl>
+    <w:p>
+      <w:pPr>
+        <w:pStyle w:val="Normal"/>
+        <w:spacing w:before="60" w:after="180"/>
+        <w:rPr>
+          <w:sz w:val="22"/>
+          <w:szCs w:val="22"/>
+        </w:rPr>
+      </w:pPr>
+      <w:r>
+        <w:rPr>
+          <w:sz w:val="22"/>
+          <w:szCs w:val="22"/>
+        </w:rPr>
+        <w:t>*No class Thursday, November 26, 2026 (Thanksgiving Holiday).</w:t>
+      </w:r>
+    </w:p>
+    <w:p>
+      <w:pPr>
+        <w:pStyle w:val="Normal"/>
+        <w:spacing w:before="0" w:after="160"/>
+        <w:rPr>
+          <w:sz w:val="22"/>
+          <w:szCs w:val="22"/>
+        </w:rPr>
+      </w:pPr>
+      <w:r>
+        <w:rPr>
+          <w:sz w:val="22"/>
+          <w:szCs w:val="22"/>
+        </w:rPr>
+        <w:t>Levels 1–8 and the Level 9 project follow the same schedule described in the Course Schedule below; this table exists to tie weekly attendance credit directly to practice-problem progress. This is a tentative pacing guide and may be adjusted by the instructor during the semester.</w:t>
+      </w:r>
+    </w:p>
+    <w:p>
+      <w:pPr>
+        <w:pStyle w:val="Normal"/>
+        <w:spacing w:before="120" w:after="120"/>
+        <w:rPr>
+          <w:sz w:val="22"/>
+          <w:szCs w:val="22"/>
+          <w:u w:val="single"/>
+        </w:rPr>
+      </w:pPr>
+      <w:r>
+        <w:rPr>
+          <w:sz w:val="22"/>
+          <w:szCs w:val="22"/>
+          <w:u w:val="single"/>
+        </w:rPr>
+      </w:r>
+      <w:r>
+        <w:br w:type="page"/>
+      </w:r>
+    </w:p>
     <w:p>
       <w:pPr>
         <w:pStyle w:val="Normal"/>
@@ -1959,7 +3506,7 @@
         <w:pStyle w:val="Normal"/>
         <w:numPr>
           <w:ilvl w:val="0"/>
-          <w:numId w:val="2"/>
+          <w:numId w:val="1"/>
         </w:numPr>
         <w:spacing w:before="0" w:after="120"/>
         <w:rPr>
@@ -1980,7 +3527,7 @@
         <w:pStyle w:val="Normal"/>
         <w:numPr>
           <w:ilvl w:val="1"/>
-          <w:numId w:val="2"/>
+          <w:numId w:val="1"/>
         </w:numPr>
         <w:spacing w:before="0" w:after="120"/>
         <w:rPr>
@@ -2001,7 +3548,7 @@
         <w:pStyle w:val="Normal"/>
         <w:numPr>
           <w:ilvl w:val="1"/>
-          <w:numId w:val="2"/>
+          <w:numId w:val="1"/>
         </w:numPr>
         <w:spacing w:before="0" w:after="120"/>
         <w:rPr>
@@ -2022,7 +3569,7 @@
         <w:pStyle w:val="Normal"/>
         <w:numPr>
           <w:ilvl w:val="0"/>
-          <w:numId w:val="2"/>
+          <w:numId w:val="1"/>
         </w:numPr>
         <w:spacing w:before="0" w:after="120"/>
         <w:rPr>
@@ -2043,7 +3590,7 @@
         <w:pStyle w:val="Normal"/>
         <w:numPr>
           <w:ilvl w:val="0"/>
-          <w:numId w:val="2"/>
+          <w:numId w:val="1"/>
         </w:numPr>
         <w:spacing w:before="0" w:after="120"/>
         <w:rPr>
@@ -2064,7 +3611,7 @@
         <w:pStyle w:val="Normal"/>
         <w:numPr>
           <w:ilvl w:val="0"/>
-          <w:numId w:val="2"/>
+          <w:numId w:val="1"/>
         </w:numPr>
         <w:spacing w:before="0" w:after="120"/>
         <w:rPr>
@@ -2094,7 +3641,7 @@
           <w:sz w:val="22"/>
           <w:szCs w:val="22"/>
         </w:rPr>
-        <w:t>The Final Exam will be held at CE405 on Monday, December 14, 2026, wherein groups will present their design to the class. The exam will begin at 1645 (4:45pm)  and end at 1845 (6:45pm). Exam’s must be submitted to the instructor by 1845 (6:45pm) to be considered for grading. Failure to submit the exam by the ending time will result in an automatically score of zero (0).</w:t>
+        <w:t>The Final Exam will be held at CE405 on Monday, December 14, 2026, wherein groups will present their design to the class. The exam will begin at 1645 (4:45pm)  and end at 1845 (6:45pm). Exam’s must be submitted to the instructor by 1845 (6:45pm) to be considered for grading. Failure to submit the exam by the ending time will result in an automatic score of zero (0).</w:t>
       </w:r>
     </w:p>
     <w:p>
@@ -2174,6 +3721,29 @@
           <w:szCs w:val="22"/>
         </w:rPr>
         <w:t>Usage of grammar and spell checking tools (i.e., Grammarly) or those integrated into processing software (i.e., Microsoft Word, Google Docs) may be used to enhance the communication of ideas by student.</w:t>
+      </w:r>
+    </w:p>
+    <w:p>
+      <w:pPr>
+        <w:pStyle w:val="Normal"/>
+        <w:spacing w:before="0" w:after="120"/>
+        <w:rPr>
+          <w:b/>
+          <w:bCs/>
+          <w:sz w:val="24"/>
+          <w:szCs w:val="24"/>
+        </w:rPr>
+      </w:pPr>
+      <w:r>
+        <w:rPr>
+          <w:b/>
+          <w:bCs/>
+          <w:sz w:val="24"/>
+          <w:szCs w:val="24"/>
+        </w:rPr>
+      </w:r>
+      <w:r>
+        <w:br w:type="page"/>
       </w:r>
     </w:p>
     <w:p>
@@ -2408,8 +3978,8 @@
       <w:tblGrid>
         <w:gridCol w:w="697"/>
         <w:gridCol w:w="1903"/>
-        <w:gridCol w:w="1299"/>
-        <w:gridCol w:w="5640"/>
+        <w:gridCol w:w="1298"/>
+        <w:gridCol w:w="5641"/>
       </w:tblGrid>
       <w:tr>
         <w:trPr/>
@@ -2463,7 +4033,7 @@
         </w:tc>
         <w:tc>
           <w:tcPr>
-            <w:tcW w:w="1299" w:type="dxa"/>
+            <w:tcW w:w="1298" w:type="dxa"/>
             <w:tcBorders>
               <w:top w:val="single" w:sz="4" w:space="0" w:color="000000"/>
               <w:bottom w:val="single" w:sz="2" w:space="0" w:color="BFBFBF"/>
@@ -2487,7 +4057,7 @@
         </w:tc>
         <w:tc>
           <w:tcPr>
-            <w:tcW w:w="5640" w:type="dxa"/>
+            <w:tcW w:w="5641" w:type="dxa"/>
             <w:tcBorders>
               <w:top w:val="single" w:sz="4" w:space="0" w:color="000000"/>
               <w:bottom w:val="single" w:sz="2" w:space="0" w:color="BFBFBF"/>
@@ -2591,7 +4161,7 @@
         </w:tc>
         <w:tc>
           <w:tcPr>
-            <w:tcW w:w="1299" w:type="dxa"/>
+            <w:tcW w:w="1298" w:type="dxa"/>
             <w:tcBorders>
               <w:top w:val="single" w:sz="2" w:space="0" w:color="BFBFBF"/>
               <w:bottom w:val="single" w:sz="2" w:space="0" w:color="BFBFBF"/>
@@ -2615,7 +4185,7 @@
         </w:tc>
         <w:tc>
           <w:tcPr>
-            <w:tcW w:w="5640" w:type="dxa"/>
+            <w:tcW w:w="5641" w:type="dxa"/>
             <w:tcBorders>
               <w:top w:val="single" w:sz="2" w:space="0" w:color="BFBFBF"/>
               <w:bottom w:val="single" w:sz="2" w:space="0" w:color="BFBFBF"/>
@@ -2690,7 +4260,7 @@
         </w:tc>
         <w:tc>
           <w:tcPr>
-            <w:tcW w:w="1299" w:type="dxa"/>
+            <w:tcW w:w="1298" w:type="dxa"/>
             <w:tcBorders>
               <w:top w:val="single" w:sz="2" w:space="0" w:color="BFBFBF"/>
               <w:bottom w:val="single" w:sz="2" w:space="0" w:color="BFBFBF"/>
@@ -2714,7 +4284,7 @@
         </w:tc>
         <w:tc>
           <w:tcPr>
-            <w:tcW w:w="5640" w:type="dxa"/>
+            <w:tcW w:w="5641" w:type="dxa"/>
             <w:tcBorders>
               <w:top w:val="single" w:sz="2" w:space="0" w:color="BFBFBF"/>
               <w:bottom w:val="single" w:sz="2" w:space="0" w:color="BFBFBF"/>
@@ -2789,7 +4359,7 @@
         </w:tc>
         <w:tc>
           <w:tcPr>
-            <w:tcW w:w="1299" w:type="dxa"/>
+            <w:tcW w:w="1298" w:type="dxa"/>
             <w:tcBorders>
               <w:top w:val="single" w:sz="2" w:space="0" w:color="BFBFBF"/>
               <w:bottom w:val="single" w:sz="2" w:space="0" w:color="BFBFBF"/>
@@ -2813,7 +4383,7 @@
         </w:tc>
         <w:tc>
           <w:tcPr>
-            <w:tcW w:w="5640" w:type="dxa"/>
+            <w:tcW w:w="5641" w:type="dxa"/>
             <w:tcBorders>
               <w:top w:val="single" w:sz="2" w:space="0" w:color="BFBFBF"/>
               <w:bottom w:val="single" w:sz="2" w:space="0" w:color="BFBFBF"/>
@@ -2888,7 +4458,7 @@
         </w:tc>
         <w:tc>
           <w:tcPr>
-            <w:tcW w:w="1299" w:type="dxa"/>
+            <w:tcW w:w="1298" w:type="dxa"/>
             <w:tcBorders>
               <w:top w:val="single" w:sz="2" w:space="0" w:color="BFBFBF"/>
               <w:bottom w:val="single" w:sz="2" w:space="0" w:color="BFBFBF"/>
@@ -2912,7 +4482,7 @@
         </w:tc>
         <w:tc>
           <w:tcPr>
-            <w:tcW w:w="5640" w:type="dxa"/>
+            <w:tcW w:w="5641" w:type="dxa"/>
             <w:tcBorders>
               <w:top w:val="single" w:sz="2" w:space="0" w:color="BFBFBF"/>
               <w:bottom w:val="single" w:sz="2" w:space="0" w:color="BFBFBF"/>
@@ -2987,7 +4557,7 @@
         </w:tc>
         <w:tc>
           <w:tcPr>
-            <w:tcW w:w="1299" w:type="dxa"/>
+            <w:tcW w:w="1298" w:type="dxa"/>
             <w:tcBorders>
               <w:top w:val="single" w:sz="2" w:space="0" w:color="BFBFBF"/>
               <w:bottom w:val="single" w:sz="2" w:space="0" w:color="BFBFBF"/>
@@ -3011,7 +4581,7 @@
         </w:tc>
         <w:tc>
           <w:tcPr>
-            <w:tcW w:w="5640" w:type="dxa"/>
+            <w:tcW w:w="5641" w:type="dxa"/>
             <w:tcBorders>
               <w:top w:val="single" w:sz="2" w:space="0" w:color="BFBFBF"/>
               <w:bottom w:val="single" w:sz="2" w:space="0" w:color="BFBFBF"/>
@@ -3086,7 +4656,7 @@
         </w:tc>
         <w:tc>
           <w:tcPr>
-            <w:tcW w:w="1299" w:type="dxa"/>
+            <w:tcW w:w="1298" w:type="dxa"/>
             <w:tcBorders>
               <w:top w:val="single" w:sz="2" w:space="0" w:color="BFBFBF"/>
               <w:bottom w:val="single" w:sz="2" w:space="0" w:color="BFBFBF"/>
@@ -3110,7 +4680,7 @@
         </w:tc>
         <w:tc>
           <w:tcPr>
-            <w:tcW w:w="5640" w:type="dxa"/>
+            <w:tcW w:w="5641" w:type="dxa"/>
             <w:tcBorders>
               <w:top w:val="single" w:sz="2" w:space="0" w:color="BFBFBF"/>
               <w:bottom w:val="single" w:sz="2" w:space="0" w:color="BFBFBF"/>
@@ -3185,7 +4755,7 @@
         </w:tc>
         <w:tc>
           <w:tcPr>
-            <w:tcW w:w="1299" w:type="dxa"/>
+            <w:tcW w:w="1298" w:type="dxa"/>
             <w:tcBorders>
               <w:top w:val="single" w:sz="2" w:space="0" w:color="BFBFBF"/>
               <w:bottom w:val="single" w:sz="2" w:space="0" w:color="BFBFBF"/>
@@ -3209,7 +4779,7 @@
         </w:tc>
         <w:tc>
           <w:tcPr>
-            <w:tcW w:w="5640" w:type="dxa"/>
+            <w:tcW w:w="5641" w:type="dxa"/>
             <w:tcBorders>
               <w:top w:val="single" w:sz="2" w:space="0" w:color="BFBFBF"/>
               <w:bottom w:val="single" w:sz="2" w:space="0" w:color="BFBFBF"/>
@@ -3313,7 +4883,7 @@
         </w:tc>
         <w:tc>
           <w:tcPr>
-            <w:tcW w:w="1299" w:type="dxa"/>
+            <w:tcW w:w="1298" w:type="dxa"/>
             <w:tcBorders>
               <w:top w:val="single" w:sz="2" w:space="0" w:color="BFBFBF"/>
               <w:bottom w:val="single" w:sz="2" w:space="0" w:color="BFBFBF"/>
@@ -3337,7 +4907,7 @@
         </w:tc>
         <w:tc>
           <w:tcPr>
-            <w:tcW w:w="5640" w:type="dxa"/>
+            <w:tcW w:w="5641" w:type="dxa"/>
             <w:vMerge w:val="restart"/>
             <w:tcBorders>
               <w:top w:val="single" w:sz="2" w:space="0" w:color="BFBFBF"/>
@@ -3413,7 +4983,7 @@
         </w:tc>
         <w:tc>
           <w:tcPr>
-            <w:tcW w:w="1299" w:type="dxa"/>
+            <w:tcW w:w="1298" w:type="dxa"/>
             <w:tcBorders>
               <w:top w:val="single" w:sz="2" w:space="0" w:color="BFBFBF"/>
               <w:bottom w:val="single" w:sz="2" w:space="0" w:color="BFBFBF"/>
@@ -3437,7 +5007,7 @@
         </w:tc>
         <w:tc>
           <w:tcPr>
-            <w:tcW w:w="5640" w:type="dxa"/>
+            <w:tcW w:w="5641" w:type="dxa"/>
             <w:vMerge w:val="continue"/>
             <w:tcBorders>
               <w:top w:val="single" w:sz="2" w:space="0" w:color="BFBFBF"/>
@@ -3517,7 +5087,7 @@
         </w:tc>
         <w:tc>
           <w:tcPr>
-            <w:tcW w:w="1299" w:type="dxa"/>
+            <w:tcW w:w="1298" w:type="dxa"/>
             <w:tcBorders>
               <w:top w:val="single" w:sz="2" w:space="0" w:color="BFBFBF"/>
               <w:bottom w:val="single" w:sz="2" w:space="0" w:color="BFBFBF"/>
@@ -3541,7 +5111,7 @@
         </w:tc>
         <w:tc>
           <w:tcPr>
-            <w:tcW w:w="5640" w:type="dxa"/>
+            <w:tcW w:w="5641" w:type="dxa"/>
             <w:vMerge w:val="continue"/>
             <w:tcBorders>
               <w:top w:val="single" w:sz="2" w:space="0" w:color="BFBFBF"/>
@@ -3621,7 +5191,7 @@
         </w:tc>
         <w:tc>
           <w:tcPr>
-            <w:tcW w:w="1299" w:type="dxa"/>
+            <w:tcW w:w="1298" w:type="dxa"/>
             <w:tcBorders>
               <w:top w:val="single" w:sz="2" w:space="0" w:color="BFBFBF"/>
               <w:bottom w:val="single" w:sz="2" w:space="0" w:color="BFBFBF"/>
@@ -3645,7 +5215,7 @@
         </w:tc>
         <w:tc>
           <w:tcPr>
-            <w:tcW w:w="5640" w:type="dxa"/>
+            <w:tcW w:w="5641" w:type="dxa"/>
             <w:tcBorders>
               <w:top w:val="single" w:sz="2" w:space="0" w:color="BFBFBF"/>
               <w:bottom w:val="single" w:sz="2" w:space="0" w:color="BFBFBF"/>
@@ -3720,7 +5290,7 @@
         </w:tc>
         <w:tc>
           <w:tcPr>
-            <w:tcW w:w="1299" w:type="dxa"/>
+            <w:tcW w:w="1298" w:type="dxa"/>
             <w:tcBorders>
               <w:top w:val="single" w:sz="2" w:space="0" w:color="BFBFBF"/>
               <w:bottom w:val="single" w:sz="2" w:space="0" w:color="BFBFBF"/>
@@ -3744,7 +5314,7 @@
         </w:tc>
         <w:tc>
           <w:tcPr>
-            <w:tcW w:w="5640" w:type="dxa"/>
+            <w:tcW w:w="5641" w:type="dxa"/>
             <w:tcBorders>
               <w:top w:val="single" w:sz="2" w:space="0" w:color="BFBFBF"/>
               <w:bottom w:val="single" w:sz="2" w:space="0" w:color="BFBFBF"/>
@@ -3819,7 +5389,7 @@
         </w:tc>
         <w:tc>
           <w:tcPr>
-            <w:tcW w:w="1299" w:type="dxa"/>
+            <w:tcW w:w="1298" w:type="dxa"/>
             <w:tcBorders>
               <w:top w:val="single" w:sz="2" w:space="0" w:color="BFBFBF"/>
               <w:bottom w:val="single" w:sz="2" w:space="0" w:color="BFBFBF"/>
@@ -3843,7 +5413,7 @@
         </w:tc>
         <w:tc>
           <w:tcPr>
-            <w:tcW w:w="5640" w:type="dxa"/>
+            <w:tcW w:w="5641" w:type="dxa"/>
             <w:tcBorders>
               <w:top w:val="single" w:sz="2" w:space="0" w:color="BFBFBF"/>
               <w:bottom w:val="single" w:sz="2" w:space="0" w:color="BFBFBF"/>
@@ -3918,7 +5488,7 @@
         </w:tc>
         <w:tc>
           <w:tcPr>
-            <w:tcW w:w="1299" w:type="dxa"/>
+            <w:tcW w:w="1298" w:type="dxa"/>
             <w:tcBorders>
               <w:top w:val="single" w:sz="2" w:space="0" w:color="BFBFBF"/>
               <w:bottom w:val="single" w:sz="2" w:space="0" w:color="BFBFBF"/>
@@ -3942,7 +5512,7 @@
         </w:tc>
         <w:tc>
           <w:tcPr>
-            <w:tcW w:w="5640" w:type="dxa"/>
+            <w:tcW w:w="5641" w:type="dxa"/>
             <w:tcBorders>
               <w:top w:val="single" w:sz="2" w:space="0" w:color="BFBFBF"/>
               <w:bottom w:val="single" w:sz="2" w:space="0" w:color="BFBFBF"/>
@@ -4056,7 +5626,7 @@
         </w:tc>
         <w:tc>
           <w:tcPr>
-            <w:tcW w:w="1299" w:type="dxa"/>
+            <w:tcW w:w="1298" w:type="dxa"/>
             <w:tcBorders>
               <w:top w:val="single" w:sz="2" w:space="0" w:color="BFBFBF"/>
               <w:bottom w:val="single" w:sz="2" w:space="0" w:color="BFBFBF"/>
@@ -4080,7 +5650,7 @@
         </w:tc>
         <w:tc>
           <w:tcPr>
-            <w:tcW w:w="5640" w:type="dxa"/>
+            <w:tcW w:w="5641" w:type="dxa"/>
             <w:vMerge w:val="restart"/>
             <w:tcBorders>
               <w:top w:val="single" w:sz="2" w:space="0" w:color="BFBFBF"/>
@@ -4156,7 +5726,7 @@
         </w:tc>
         <w:tc>
           <w:tcPr>
-            <w:tcW w:w="1299" w:type="dxa"/>
+            <w:tcW w:w="1298" w:type="dxa"/>
             <w:tcBorders>
               <w:top w:val="single" w:sz="2" w:space="0" w:color="BFBFBF"/>
               <w:bottom w:val="single" w:sz="2" w:space="0" w:color="BFBFBF"/>
@@ -4180,7 +5750,7 @@
         </w:tc>
         <w:tc>
           <w:tcPr>
-            <w:tcW w:w="5640" w:type="dxa"/>
+            <w:tcW w:w="5641" w:type="dxa"/>
             <w:vMerge w:val="continue"/>
             <w:tcBorders>
               <w:top w:val="single" w:sz="2" w:space="0" w:color="BFBFBF"/>
@@ -4260,7 +5830,7 @@
         </w:tc>
         <w:tc>
           <w:tcPr>
-            <w:tcW w:w="1299" w:type="dxa"/>
+            <w:tcW w:w="1298" w:type="dxa"/>
             <w:tcBorders>
               <w:top w:val="single" w:sz="2" w:space="0" w:color="BFBFBF"/>
               <w:bottom w:val="single" w:sz="2" w:space="0" w:color="BFBFBF"/>
@@ -4284,7 +5854,7 @@
         </w:tc>
         <w:tc>
           <w:tcPr>
-            <w:tcW w:w="5640" w:type="dxa"/>
+            <w:tcW w:w="5641" w:type="dxa"/>
             <w:tcBorders>
               <w:top w:val="single" w:sz="2" w:space="0" w:color="BFBFBF"/>
               <w:bottom w:val="single" w:sz="2" w:space="0" w:color="BFBFBF"/>
@@ -4359,7 +5929,7 @@
         </w:tc>
         <w:tc>
           <w:tcPr>
-            <w:tcW w:w="1299" w:type="dxa"/>
+            <w:tcW w:w="1298" w:type="dxa"/>
             <w:tcBorders>
               <w:top w:val="single" w:sz="2" w:space="0" w:color="BFBFBF"/>
               <w:bottom w:val="single" w:sz="2" w:space="0" w:color="BFBFBF"/>
@@ -4383,7 +5953,7 @@
         </w:tc>
         <w:tc>
           <w:tcPr>
-            <w:tcW w:w="5640" w:type="dxa"/>
+            <w:tcW w:w="5641" w:type="dxa"/>
             <w:tcBorders>
               <w:top w:val="single" w:sz="2" w:space="0" w:color="BFBFBF"/>
               <w:bottom w:val="single" w:sz="2" w:space="0" w:color="BFBFBF"/>
@@ -4468,7 +6038,7 @@
         </w:tc>
         <w:tc>
           <w:tcPr>
-            <w:tcW w:w="1299" w:type="dxa"/>
+            <w:tcW w:w="1298" w:type="dxa"/>
             <w:tcBorders>
               <w:top w:val="single" w:sz="2" w:space="0" w:color="BFBFBF"/>
               <w:bottom w:val="single" w:sz="2" w:space="0" w:color="BFBFBF"/>
@@ -4492,7 +6062,7 @@
         </w:tc>
         <w:tc>
           <w:tcPr>
-            <w:tcW w:w="5640" w:type="dxa"/>
+            <w:tcW w:w="5641" w:type="dxa"/>
             <w:tcBorders>
               <w:top w:val="single" w:sz="2" w:space="0" w:color="BFBFBF"/>
               <w:bottom w:val="single" w:sz="2" w:space="0" w:color="BFBFBF"/>
@@ -4567,7 +6137,7 @@
         </w:tc>
         <w:tc>
           <w:tcPr>
-            <w:tcW w:w="1299" w:type="dxa"/>
+            <w:tcW w:w="1298" w:type="dxa"/>
             <w:tcBorders>
               <w:top w:val="single" w:sz="2" w:space="0" w:color="BFBFBF"/>
               <w:bottom w:val="single" w:sz="2" w:space="0" w:color="BFBFBF"/>
@@ -4591,7 +6161,7 @@
         </w:tc>
         <w:tc>
           <w:tcPr>
-            <w:tcW w:w="5640" w:type="dxa"/>
+            <w:tcW w:w="5641" w:type="dxa"/>
             <w:tcBorders>
               <w:top w:val="single" w:sz="2" w:space="0" w:color="BFBFBF"/>
               <w:bottom w:val="single" w:sz="2" w:space="0" w:color="BFBFBF"/>
@@ -4695,7 +6265,7 @@
         </w:tc>
         <w:tc>
           <w:tcPr>
-            <w:tcW w:w="1299" w:type="dxa"/>
+            <w:tcW w:w="1298" w:type="dxa"/>
             <w:tcBorders>
               <w:top w:val="single" w:sz="2" w:space="0" w:color="BFBFBF"/>
               <w:bottom w:val="single" w:sz="2" w:space="0" w:color="BFBFBF"/>
@@ -4719,7 +6289,7 @@
         </w:tc>
         <w:tc>
           <w:tcPr>
-            <w:tcW w:w="5640" w:type="dxa"/>
+            <w:tcW w:w="5641" w:type="dxa"/>
             <w:tcBorders>
               <w:top w:val="single" w:sz="2" w:space="0" w:color="BFBFBF"/>
               <w:bottom w:val="single" w:sz="2" w:space="0" w:color="BFBFBF"/>
@@ -4794,7 +6364,7 @@
         </w:tc>
         <w:tc>
           <w:tcPr>
-            <w:tcW w:w="1299" w:type="dxa"/>
+            <w:tcW w:w="1298" w:type="dxa"/>
             <w:tcBorders>
               <w:top w:val="single" w:sz="2" w:space="0" w:color="BFBFBF"/>
               <w:bottom w:val="single" w:sz="2" w:space="0" w:color="BFBFBF"/>
@@ -4818,7 +6388,7 @@
         </w:tc>
         <w:tc>
           <w:tcPr>
-            <w:tcW w:w="5640" w:type="dxa"/>
+            <w:tcW w:w="5641" w:type="dxa"/>
             <w:tcBorders>
               <w:top w:val="single" w:sz="2" w:space="0" w:color="BFBFBF"/>
               <w:bottom w:val="single" w:sz="2" w:space="0" w:color="BFBFBF"/>
@@ -4893,7 +6463,7 @@
         </w:tc>
         <w:tc>
           <w:tcPr>
-            <w:tcW w:w="1299" w:type="dxa"/>
+            <w:tcW w:w="1298" w:type="dxa"/>
             <w:tcBorders>
               <w:top w:val="single" w:sz="2" w:space="0" w:color="BFBFBF"/>
               <w:bottom w:val="single" w:sz="2" w:space="0" w:color="BFBFBF"/>
@@ -4917,7 +6487,7 @@
         </w:tc>
         <w:tc>
           <w:tcPr>
-            <w:tcW w:w="5640" w:type="dxa"/>
+            <w:tcW w:w="5641" w:type="dxa"/>
             <w:tcBorders>
               <w:top w:val="single" w:sz="2" w:space="0" w:color="BFBFBF"/>
               <w:bottom w:val="single" w:sz="2" w:space="0" w:color="BFBFBF"/>
@@ -4992,7 +6562,7 @@
         </w:tc>
         <w:tc>
           <w:tcPr>
-            <w:tcW w:w="1299" w:type="dxa"/>
+            <w:tcW w:w="1298" w:type="dxa"/>
             <w:tcBorders>
               <w:top w:val="single" w:sz="2" w:space="0" w:color="BFBFBF"/>
               <w:bottom w:val="single" w:sz="2" w:space="0" w:color="BFBFBF"/>
@@ -5016,7 +6586,7 @@
         </w:tc>
         <w:tc>
           <w:tcPr>
-            <w:tcW w:w="5640" w:type="dxa"/>
+            <w:tcW w:w="5641" w:type="dxa"/>
             <w:tcBorders>
               <w:top w:val="single" w:sz="2" w:space="0" w:color="BFBFBF"/>
               <w:bottom w:val="single" w:sz="2" w:space="0" w:color="BFBFBF"/>
@@ -5091,7 +6661,7 @@
         </w:tc>
         <w:tc>
           <w:tcPr>
-            <w:tcW w:w="1299" w:type="dxa"/>
+            <w:tcW w:w="1298" w:type="dxa"/>
             <w:tcBorders>
               <w:top w:val="single" w:sz="2" w:space="0" w:color="BFBFBF"/>
               <w:bottom w:val="single" w:sz="2" w:space="0" w:color="BFBFBF"/>
@@ -5115,7 +6685,7 @@
         </w:tc>
         <w:tc>
           <w:tcPr>
-            <w:tcW w:w="5640" w:type="dxa"/>
+            <w:tcW w:w="5641" w:type="dxa"/>
             <w:tcBorders>
               <w:top w:val="single" w:sz="2" w:space="0" w:color="BFBFBF"/>
               <w:bottom w:val="single" w:sz="2" w:space="0" w:color="BFBFBF"/>
@@ -5190,7 +6760,7 @@
         </w:tc>
         <w:tc>
           <w:tcPr>
-            <w:tcW w:w="1299" w:type="dxa"/>
+            <w:tcW w:w="1298" w:type="dxa"/>
             <w:tcBorders>
               <w:top w:val="single" w:sz="2" w:space="0" w:color="BFBFBF"/>
               <w:bottom w:val="single" w:sz="2" w:space="0" w:color="BFBFBF"/>
@@ -5214,7 +6784,7 @@
         </w:tc>
         <w:tc>
           <w:tcPr>
-            <w:tcW w:w="5640" w:type="dxa"/>
+            <w:tcW w:w="5641" w:type="dxa"/>
             <w:tcBorders>
               <w:top w:val="single" w:sz="2" w:space="0" w:color="BFBFBF"/>
               <w:bottom w:val="single" w:sz="2" w:space="0" w:color="BFBFBF"/>
@@ -5318,7 +6888,7 @@
         </w:tc>
         <w:tc>
           <w:tcPr>
-            <w:tcW w:w="1299" w:type="dxa"/>
+            <w:tcW w:w="1298" w:type="dxa"/>
             <w:tcBorders>
               <w:top w:val="single" w:sz="2" w:space="0" w:color="BFBFBF"/>
               <w:bottom w:val="single" w:sz="4" w:space="0" w:color="000000"/>
@@ -5342,7 +6912,7 @@
         </w:tc>
         <w:tc>
           <w:tcPr>
-            <w:tcW w:w="5640" w:type="dxa"/>
+            <w:tcW w:w="5641" w:type="dxa"/>
             <w:tcBorders>
               <w:top w:val="single" w:sz="2" w:space="0" w:color="BFBFBF"/>
               <w:bottom w:val="single" w:sz="4" w:space="0" w:color="000000"/>
@@ -5400,6 +6970,143 @@
   <w:abstractNum w:abstractNumId="1">
     <w:lvl w:ilvl="0">
       <w:start w:val="1"/>
+      <w:numFmt w:val="bullet"/>
+      <w:lvlText w:val=""/>
+      <w:lvlJc w:val="start"/>
+      <w:pPr>
+        <w:tabs>
+          <w:tab w:val="num" w:pos="775"/>
+        </w:tabs>
+        <w:ind w:start="775" w:hanging="360"/>
+      </w:pPr>
+      <w:rPr>
+        <w:rFonts w:ascii="Symbol" w:hAnsi="Symbol" w:cs="Symbol" w:hint="default"/>
+      </w:rPr>
+    </w:lvl>
+    <w:lvl w:ilvl="1">
+      <w:start w:val="1"/>
+      <w:numFmt w:val="bullet"/>
+      <w:lvlText w:val="◦"/>
+      <w:lvlJc w:val="start"/>
+      <w:pPr>
+        <w:tabs>
+          <w:tab w:val="num" w:pos="1135"/>
+        </w:tabs>
+        <w:ind w:start="1135" w:hanging="360"/>
+      </w:pPr>
+      <w:rPr>
+        <w:rFonts w:ascii="OpenSymbol" w:hAnsi="OpenSymbol" w:cs="OpenSymbol" w:hint="default"/>
+      </w:rPr>
+    </w:lvl>
+    <w:lvl w:ilvl="2">
+      <w:start w:val="1"/>
+      <w:numFmt w:val="bullet"/>
+      <w:lvlText w:val="▪"/>
+      <w:lvlJc w:val="start"/>
+      <w:pPr>
+        <w:tabs>
+          <w:tab w:val="num" w:pos="1495"/>
+        </w:tabs>
+        <w:ind w:start="1495" w:hanging="360"/>
+      </w:pPr>
+      <w:rPr>
+        <w:rFonts w:ascii="OpenSymbol" w:hAnsi="OpenSymbol" w:cs="OpenSymbol" w:hint="default"/>
+      </w:rPr>
+    </w:lvl>
+    <w:lvl w:ilvl="3">
+      <w:start w:val="1"/>
+      <w:numFmt w:val="bullet"/>
+      <w:lvlText w:val=""/>
+      <w:lvlJc w:val="start"/>
+      <w:pPr>
+        <w:tabs>
+          <w:tab w:val="num" w:pos="1855"/>
+        </w:tabs>
+        <w:ind w:start="1855" w:hanging="360"/>
+      </w:pPr>
+      <w:rPr>
+        <w:rFonts w:ascii="Symbol" w:hAnsi="Symbol" w:cs="Symbol" w:hint="default"/>
+      </w:rPr>
+    </w:lvl>
+    <w:lvl w:ilvl="4">
+      <w:start w:val="1"/>
+      <w:numFmt w:val="bullet"/>
+      <w:lvlText w:val="◦"/>
+      <w:lvlJc w:val="start"/>
+      <w:pPr>
+        <w:tabs>
+          <w:tab w:val="num" w:pos="2215"/>
+        </w:tabs>
+        <w:ind w:start="2215" w:hanging="360"/>
+      </w:pPr>
+      <w:rPr>
+        <w:rFonts w:ascii="OpenSymbol" w:hAnsi="OpenSymbol" w:cs="OpenSymbol" w:hint="default"/>
+      </w:rPr>
+    </w:lvl>
+    <w:lvl w:ilvl="5">
+      <w:start w:val="1"/>
+      <w:numFmt w:val="bullet"/>
+      <w:lvlText w:val="▪"/>
+      <w:lvlJc w:val="start"/>
+      <w:pPr>
+        <w:tabs>
+          <w:tab w:val="num" w:pos="2575"/>
+        </w:tabs>
+        <w:ind w:start="2575" w:hanging="360"/>
+      </w:pPr>
+      <w:rPr>
+        <w:rFonts w:ascii="OpenSymbol" w:hAnsi="OpenSymbol" w:cs="OpenSymbol" w:hint="default"/>
+      </w:rPr>
+    </w:lvl>
+    <w:lvl w:ilvl="6">
+      <w:start w:val="1"/>
+      <w:numFmt w:val="bullet"/>
+      <w:lvlText w:val=""/>
+      <w:lvlJc w:val="start"/>
+      <w:pPr>
+        <w:tabs>
+          <w:tab w:val="num" w:pos="2935"/>
+        </w:tabs>
+        <w:ind w:start="2935" w:hanging="360"/>
+      </w:pPr>
+      <w:rPr>
+        <w:rFonts w:ascii="Symbol" w:hAnsi="Symbol" w:cs="Symbol" w:hint="default"/>
+      </w:rPr>
+    </w:lvl>
+    <w:lvl w:ilvl="7">
+      <w:start w:val="1"/>
+      <w:numFmt w:val="bullet"/>
+      <w:lvlText w:val="◦"/>
+      <w:lvlJc w:val="start"/>
+      <w:pPr>
+        <w:tabs>
+          <w:tab w:val="num" w:pos="3295"/>
+        </w:tabs>
+        <w:ind w:start="3295" w:hanging="360"/>
+      </w:pPr>
+      <w:rPr>
+        <w:rFonts w:ascii="OpenSymbol" w:hAnsi="OpenSymbol" w:cs="OpenSymbol" w:hint="default"/>
+      </w:rPr>
+    </w:lvl>
+    <w:lvl w:ilvl="8">
+      <w:start w:val="1"/>
+      <w:numFmt w:val="bullet"/>
+      <w:lvlText w:val="▪"/>
+      <w:lvlJc w:val="start"/>
+      <w:pPr>
+        <w:tabs>
+          <w:tab w:val="num" w:pos="3655"/>
+        </w:tabs>
+        <w:ind w:start="3655" w:hanging="360"/>
+      </w:pPr>
+      <w:rPr>
+        <w:rFonts w:ascii="OpenSymbol" w:hAnsi="OpenSymbol" w:cs="OpenSymbol" w:hint="default"/>
+      </w:rPr>
+    </w:lvl>
+  </w:abstractNum>
+  <w:abstractNum w:abstractNumId="2">
+    <w:lvl w:ilvl="0">
+      <w:start w:val="1"/>
       <w:numFmt w:val="decimal"/>
       <w:lvlText w:val="%1."/>
       <w:lvlJc w:val="start"/>
@@ -5517,143 +7224,6 @@
         <w:ind w:start="3600" w:hanging="360"/>
       </w:pPr>
       <w:rPr/>
-    </w:lvl>
-  </w:abstractNum>
-  <w:abstractNum w:abstractNumId="2">
-    <w:lvl w:ilvl="0">
-      <w:start w:val="1"/>
-      <w:numFmt w:val="bullet"/>
-      <w:lvlText w:val=""/>
-      <w:lvlJc w:val="start"/>
-      <w:pPr>
-        <w:tabs>
-          <w:tab w:val="num" w:pos="775"/>
-        </w:tabs>
-        <w:ind w:start="775" w:hanging="360"/>
-      </w:pPr>
-      <w:rPr>
-        <w:rFonts w:ascii="Symbol" w:hAnsi="Symbol" w:cs="Symbol" w:hint="default"/>
-      </w:rPr>
-    </w:lvl>
-    <w:lvl w:ilvl="1">
-      <w:start w:val="1"/>
-      <w:numFmt w:val="bullet"/>
-      <w:lvlText w:val="◦"/>
-      <w:lvlJc w:val="start"/>
-      <w:pPr>
-        <w:tabs>
-          <w:tab w:val="num" w:pos="1135"/>
-        </w:tabs>
-        <w:ind w:start="1135" w:hanging="360"/>
-      </w:pPr>
-      <w:rPr>
-        <w:rFonts w:ascii="OpenSymbol" w:hAnsi="OpenSymbol" w:cs="OpenSymbol" w:hint="default"/>
-      </w:rPr>
-    </w:lvl>
-    <w:lvl w:ilvl="2">
-      <w:start w:val="1"/>
-      <w:numFmt w:val="bullet"/>
-      <w:lvlText w:val="▪"/>
-      <w:lvlJc w:val="start"/>
-      <w:pPr>
-        <w:tabs>
-          <w:tab w:val="num" w:pos="1495"/>
-        </w:tabs>
-        <w:ind w:start="1495" w:hanging="360"/>
-      </w:pPr>
-      <w:rPr>
-        <w:rFonts w:ascii="OpenSymbol" w:hAnsi="OpenSymbol" w:cs="OpenSymbol" w:hint="default"/>
-      </w:rPr>
-    </w:lvl>
-    <w:lvl w:ilvl="3">
-      <w:start w:val="1"/>
-      <w:numFmt w:val="bullet"/>
-      <w:lvlText w:val=""/>
-      <w:lvlJc w:val="start"/>
-      <w:pPr>
-        <w:tabs>
-          <w:tab w:val="num" w:pos="1855"/>
-        </w:tabs>
-        <w:ind w:start="1855" w:hanging="360"/>
-      </w:pPr>
-      <w:rPr>
-        <w:rFonts w:ascii="Symbol" w:hAnsi="Symbol" w:cs="Symbol" w:hint="default"/>
-      </w:rPr>
-    </w:lvl>
-    <w:lvl w:ilvl="4">
-      <w:start w:val="1"/>
-      <w:numFmt w:val="bullet"/>
-      <w:lvlText w:val="◦"/>
-      <w:lvlJc w:val="start"/>
-      <w:pPr>
-        <w:tabs>
-          <w:tab w:val="num" w:pos="2215"/>
-        </w:tabs>
-        <w:ind w:start="2215" w:hanging="360"/>
-      </w:pPr>
-      <w:rPr>
-        <w:rFonts w:ascii="OpenSymbol" w:hAnsi="OpenSymbol" w:cs="OpenSymbol" w:hint="default"/>
-      </w:rPr>
-    </w:lvl>
-    <w:lvl w:ilvl="5">
-      <w:start w:val="1"/>
-      <w:numFmt w:val="bullet"/>
-      <w:lvlText w:val="▪"/>
-      <w:lvlJc w:val="start"/>
-      <w:pPr>
-        <w:tabs>
-          <w:tab w:val="num" w:pos="2575"/>
-        </w:tabs>
-        <w:ind w:start="2575" w:hanging="360"/>
-      </w:pPr>
-      <w:rPr>
-        <w:rFonts w:ascii="OpenSymbol" w:hAnsi="OpenSymbol" w:cs="OpenSymbol" w:hint="default"/>
-      </w:rPr>
-    </w:lvl>
-    <w:lvl w:ilvl="6">
-      <w:start w:val="1"/>
-      <w:numFmt w:val="bullet"/>
-      <w:lvlText w:val=""/>
-      <w:lvlJc w:val="start"/>
-      <w:pPr>
-        <w:tabs>
-          <w:tab w:val="num" w:pos="2935"/>
-        </w:tabs>
-        <w:ind w:start="2935" w:hanging="360"/>
-      </w:pPr>
-      <w:rPr>
-        <w:rFonts w:ascii="Symbol" w:hAnsi="Symbol" w:cs="Symbol" w:hint="default"/>
-      </w:rPr>
-    </w:lvl>
-    <w:lvl w:ilvl="7">
-      <w:start w:val="1"/>
-      <w:numFmt w:val="bullet"/>
-      <w:lvlText w:val="◦"/>
-      <w:lvlJc w:val="start"/>
-      <w:pPr>
-        <w:tabs>
-          <w:tab w:val="num" w:pos="3295"/>
-        </w:tabs>
-        <w:ind w:start="3295" w:hanging="360"/>
-      </w:pPr>
-      <w:rPr>
-        <w:rFonts w:ascii="OpenSymbol" w:hAnsi="OpenSymbol" w:cs="OpenSymbol" w:hint="default"/>
-      </w:rPr>
-    </w:lvl>
-    <w:lvl w:ilvl="8">
-      <w:start w:val="1"/>
-      <w:numFmt w:val="bullet"/>
-      <w:lvlText w:val="▪"/>
-      <w:lvlJc w:val="start"/>
-      <w:pPr>
-        <w:tabs>
-          <w:tab w:val="num" w:pos="3655"/>
-        </w:tabs>
-        <w:ind w:start="3655" w:hanging="360"/>
-      </w:pPr>
-      <w:rPr>
-        <w:rFonts w:ascii="OpenSymbol" w:hAnsi="OpenSymbol" w:cs="OpenSymbol" w:hint="default"/>
-      </w:rPr>
     </w:lvl>
   </w:abstractNum>
   <w:abstractNum w:abstractNumId="3">
@@ -6023,8 +7593,8 @@
       <w:u w:val="single"/>
     </w:rPr>
   </w:style>
-  <w:style w:type="character" w:styleId="FootnoteCharactersuser">
-    <w:name w:val="Footnote Characters (user)"/>
+  <w:style w:type="character" w:styleId="FootnoteCharacters">
+    <w:name w:val="Footnote Characters"/>
     <w:uiPriority w:val="99"/>
     <w:semiHidden/>
     <w:unhideWhenUsed/>
@@ -6033,8 +7603,8 @@
       <w:vertAlign w:val="superscript"/>
     </w:rPr>
   </w:style>
-  <w:style w:type="character" w:styleId="FootnoteCharacters">
-    <w:name w:val="Footnote Characters"/>
+  <w:style w:type="character" w:styleId="FootnoteCharactersuser">
+    <w:name w:val="Footnote Characters (user)"/>
     <w:qFormat/>
     <w:rPr>
       <w:vertAlign w:val="superscript"/>
@@ -6058,8 +7628,8 @@
       <w:szCs w:val="20"/>
     </w:rPr>
   </w:style>
-  <w:style w:type="character" w:styleId="EndnoteCharactersuser">
-    <w:name w:val="Endnote Characters (user)"/>
+  <w:style w:type="character" w:styleId="EndnoteCharacters">
+    <w:name w:val="Endnote Characters"/>
     <w:uiPriority w:val="99"/>
     <w:semiHidden/>
     <w:unhideWhenUsed/>
@@ -6068,8 +7638,8 @@
       <w:vertAlign w:val="superscript"/>
     </w:rPr>
   </w:style>
-  <w:style w:type="character" w:styleId="EndnoteCharacters">
-    <w:name w:val="Endnote Characters"/>
+  <w:style w:type="character" w:styleId="EndnoteCharactersuser">
+    <w:name w:val="Endnote Characters (user)"/>
     <w:qFormat/>
     <w:rPr>
       <w:vertAlign w:val="superscript"/>
@@ -6093,8 +7663,8 @@
       <w:szCs w:val="20"/>
     </w:rPr>
   </w:style>
-  <w:style w:type="character" w:styleId="Bulletsuser">
-    <w:name w:val="Bullets (user)"/>
+  <w:style w:type="character" w:styleId="Bullets">
+    <w:name w:val="Bullets"/>
     <w:qFormat/>
     <w:rPr>
       <w:rFonts w:ascii="OpenSymbol" w:hAnsi="OpenSymbol" w:eastAsia="OpenSymbol" w:cs="OpenSymbol"/>
